--- a/zht/docx/152.content.docx
+++ b/zht/docx/152.content.docx
@@ -149,27 +149,7 @@
         <w:rPr>
           <w:lang w:val="zh_TW" w:bidi="zh_TW"/>
         </w:rPr>
-        <w:t>zu</w:t>
-      </w:r>
-      <w:r>
-        <w:rPr>
-          <w:lang w:val="zh_TW" w:bidi="zh_TW"/>
-        </w:rPr>
-      </w:r>
-    </w:p>
-    <w:p>
-      <w:pPr/>
-      <w:r>
-        <w:rPr>
-          <w:lang w:val="zh_TW" w:bidi="zh_TW"/>
-        </w:rPr>
-      </w:r>
-      <w:r>
-        <w:rPr>
-          <w:i/>
-          <w:lang w:val="zh_TW" w:bidi="zh_TW"/>
-        </w:rPr>
-        <w:t>族長時期</w:t>
+        <w:t>xu</w:t>
       </w:r>
       <w:r>
         <w:rPr>
@@ -232,7 +212,7 @@
         <w:rPr>
           <w:lang w:val="zh_TW" w:bidi="zh_TW"/>
         </w:rPr>
-        <w:t>族長時期</w:t>
+        <w:t>許願、願</w:t>
       </w:r>
       <w:r>
         <w:rPr>
@@ -251,115 +231,18 @@
         <w:rPr>
           <w:lang w:val="zh_TW" w:bidi="zh_TW"/>
         </w:rPr>
-        <w:t>族長時期，是指聖經中以色列的先祖生活的年代。聖經提到的族長包括：</w:t>
+        <w:t>向神所作嚴肅的承諾或宣誓。</w:t>
       </w:r>
     </w:p>
     <w:p>
       <w:pPr>
-        <w:pStyle w:val="ListBullet"/>
-        <w:spacing w:line="240" w:lineRule="auto"/>
-        <w:ind w:left="720"/>
-      </w:pPr>
-      <w:r>
-        <w:rPr>
-          <w:lang w:val="zh_TW" w:bidi="zh_TW"/>
-        </w:rPr>
-      </w:r>
-      <w:r>
-        <w:rPr>
-          <w:lang w:val="zh_TW" w:bidi="zh_TW"/>
-        </w:rPr>
-        <w:t>洪水之前長壽的族長（</w:t>
-      </w:r>
-      <w:hyperlink r:id="rId13">
-        <w:r>
-          <w:rPr>
-            <w:lang w:val="zh_TW" w:bidi="zh_TW"/>
-          </w:rPr>
-          <w:rPr>
-            <w:color w:val="0000EE"/>
-            <w:u w:val="single"/>
-          </w:rPr>
-          <w:t>創1–5章</w:t>
-        </w:r>
-      </w:hyperlink>
-      <w:r>
-        <w:rPr>
-          <w:lang w:val="zh_TW" w:bidi="zh_TW"/>
-        </w:rPr>
-        <w:t>）</w:t>
-      </w:r>
-    </w:p>
-    <w:p>
-      <w:pPr>
-        <w:pStyle w:val="ListBullet"/>
-        <w:spacing w:line="240" w:lineRule="auto"/>
-        <w:ind w:left="720"/>
-      </w:pPr>
-      <w:r>
-        <w:rPr>
-          <w:lang w:val="zh_TW" w:bidi="zh_TW"/>
-        </w:rPr>
-      </w:r>
-      <w:r>
-        <w:rPr>
-          <w:lang w:val="zh_TW" w:bidi="zh_TW"/>
-        </w:rPr>
-        <w:t>挪亞（</w:t>
-      </w:r>
-      <w:hyperlink r:id="rId14">
-        <w:r>
-          <w:rPr>
-            <w:lang w:val="zh_TW" w:bidi="zh_TW"/>
-          </w:rPr>
-          <w:rPr>
-            <w:color w:val="0000EE"/>
-            <w:u w:val="single"/>
-          </w:rPr>
-          <w:t>創世記6–9章</w:t>
-        </w:r>
-      </w:hyperlink>
-      <w:r>
-        <w:rPr>
-          <w:lang w:val="zh_TW" w:bidi="zh_TW"/>
-        </w:rPr>
-        <w:t>）</w:t>
-      </w:r>
-    </w:p>
-    <w:p>
-      <w:pPr>
-        <w:pStyle w:val="ListBullet"/>
-        <w:spacing w:line="240" w:lineRule="auto"/>
-        <w:ind w:left="720"/>
-      </w:pPr>
-      <w:r>
-        <w:rPr>
-          <w:lang w:val="zh_TW" w:bidi="zh_TW"/>
-        </w:rPr>
-      </w:r>
-      <w:r>
-        <w:rPr>
-          <w:lang w:val="zh_TW" w:bidi="zh_TW"/>
-        </w:rPr>
-        <w:t>洪水後的族長譜系（</w:t>
-      </w:r>
-      <w:hyperlink r:id="rId15">
-        <w:r>
-          <w:rPr>
-            <w:lang w:val="zh_TW" w:bidi="zh_TW"/>
-          </w:rPr>
-          <w:rPr>
-            <w:color w:val="0000EE"/>
-            <w:u w:val="single"/>
-          </w:rPr>
-          <w:t>創世記10–11章</w:t>
-        </w:r>
-      </w:hyperlink>
-      <w:r>
-        <w:rPr>
-          <w:lang w:val="zh_TW" w:bidi="zh_TW"/>
-        </w:rPr>
-        <w:t>）</w:t>
+        <w:pStyle w:val="Heading3"/>
+      </w:pPr>
+      <w:r>
+        <w:rPr>
+          <w:lang w:val="zh_TW" w:bidi="zh_TW"/>
+        </w:rPr>
+        <w:t>宗教實踐中的許願</w:t>
       </w:r>
     </w:p>
     <w:p>
@@ -373,54 +256,7 @@
         <w:rPr>
           <w:lang w:val="zh_TW" w:bidi="zh_TW"/>
         </w:rPr>
-        <w:t>然而，族長一詞通常特別指亞伯拉罕、以撒和雅各（</w:t>
-      </w:r>
-      <w:hyperlink r:id="rId16">
-        <w:r>
-          <w:rPr>
-            <w:lang w:val="zh_TW" w:bidi="zh_TW"/>
-          </w:rPr>
-          <w:rPr>
-            <w:color w:val="0000EE"/>
-            <w:u w:val="single"/>
-          </w:rPr>
-          <w:t>創世記12–36章</w:t>
-        </w:r>
-      </w:hyperlink>
-      <w:r>
-        <w:rPr>
-          <w:lang w:val="zh_TW" w:bidi="zh_TW"/>
-        </w:rPr>
-        <w:t>），也包括約瑟（</w:t>
-      </w:r>
-      <w:hyperlink r:id="rId17">
-        <w:r>
-          <w:rPr>
-            <w:lang w:val="zh_TW" w:bidi="zh_TW"/>
-          </w:rPr>
-          <w:rPr>
-            <w:color w:val="0000EE"/>
-            <w:u w:val="single"/>
-          </w:rPr>
-          <w:t>創世記37–50章</w:t>
-        </w:r>
-      </w:hyperlink>
-      <w:r>
-        <w:rPr>
-          <w:lang w:val="zh_TW" w:bidi="zh_TW"/>
-        </w:rPr>
-        <w:t>）。</w:t>
-      </w:r>
-    </w:p>
-    <w:p>
-      <w:pPr>
-        <w:pStyle w:val="Heading3"/>
-      </w:pPr>
-      <w:r>
-        <w:rPr>
-          <w:lang w:val="zh_TW" w:bidi="zh_TW"/>
-        </w:rPr>
-        <w:t>族長生活在什麼時代？</w:t>
+        <w:t>向神許願是在聖經中經常提到的宗教做法。大多數關於許願的經文都出現在舊約聖經，尤其是在詩篇中。新約聖經中也提到了一些許願。</w:t>
       </w:r>
     </w:p>
     <w:p>
@@ -434,9 +270,9 @@
         <w:rPr>
           <w:lang w:val="zh_TW" w:bidi="zh_TW"/>
         </w:rPr>
-        <w:t>族長確切生活的年代難以確定。</w:t>
-      </w:r>
-      <w:hyperlink r:id="rId18">
+        <w:t>十一奉獻、祭祀和供物、守安息日和割禮都是摩西律法所命令的。許願（或譯：立誓）則不是。比如，</w:t>
+      </w:r>
+      <w:hyperlink r:id="rId13">
         <w:r>
           <w:rPr>
             <w:lang w:val="zh_TW" w:bidi="zh_TW"/>
@@ -445,56 +281,37 @@
             <w:color w:val="0000EE"/>
             <w:u w:val="single"/>
           </w:rPr>
-          <w:t>創世記十四章1至2節</w:t>
+          <w:t>詩篇五十篇14節</w:t>
         </w:r>
       </w:hyperlink>
       <w:r>
         <w:rPr>
           <w:lang w:val="zh_TW" w:bidi="zh_TW"/>
         </w:rPr>
-        <w:t>所提到的諸王，是唯一能作為年代參考的線索。該章確實提到歷史上的人物與地點，但我們無法確定這些王的身分。義大利考古學家在馬爾迪赫遺址（Tell Mardikh；古代稱為「以巴拉」</w:t>
-      </w:r>
-      <w:r>
-        <w:rPr>
-          <w:lang w:val="zh_TW" w:bidi="zh_TW"/>
-        </w:rPr>
-        <w:t>〔</w:t>
-      </w:r>
-      <w:r>
-        <w:rPr>
-          <w:lang w:val="zh_TW" w:bidi="zh_TW"/>
-        </w:rPr>
-        <w:t>Ebla</w:t>
-      </w:r>
-      <w:r>
-        <w:rPr>
-          <w:lang w:val="zh_TW" w:bidi="zh_TW"/>
-        </w:rPr>
-        <w:t>〕</w:t>
-      </w:r>
-      <w:r>
-        <w:rPr>
-          <w:lang w:val="zh_TW" w:bidi="zh_TW"/>
-        </w:rPr>
-        <w:t>）發現的泥板中，記錄了</w:t>
-      </w:r>
-      <w:hyperlink r:id="rId19">
-        <w:r>
-          <w:rPr>
-            <w:lang w:val="zh_TW" w:bidi="zh_TW"/>
-          </w:rPr>
-          <w:rPr>
-            <w:color w:val="0000EE"/>
-            <w:u w:val="single"/>
-          </w:rPr>
-          <w:t>創世記十四章2節</w:t>
-        </w:r>
-      </w:hyperlink>
-      <w:r>
-        <w:rPr>
-          <w:lang w:val="zh_TW" w:bidi="zh_TW"/>
-        </w:rPr>
-        <w:t>中所提的「平原諸城」以及其中一位王的名字。然而，這些泥板的年代早於主前二千年，早於亞伯拉罕時代，僅能證明這些城市在亞伯拉罕之前就已存在。</w:t>
+        <w:t>說：「</w:t>
+      </w:r>
+      <w:r>
+        <w:rPr>
+          <w:lang w:val="zh_TW" w:bidi="zh_TW"/>
+        </w:rPr>
+        <w:t>你們要以感謝為祭獻與神， 又要向至高者還你的願。</w:t>
+      </w:r>
+      <w:r>
+        <w:rPr>
+          <w:lang w:val="zh_TW" w:bidi="zh_TW"/>
+        </w:rPr>
+        <w:t>」命令是要遵守或履行已經做出的承諾。神沒有沒有命令要做出承諾，只是在做出承諾時必須履行。這種做法是可以接受的，也有規條提到，但不是要求一定要做的。</w:t>
+      </w:r>
+    </w:p>
+    <w:p>
+      <w:pPr>
+        <w:pStyle w:val="Heading3"/>
+      </w:pPr>
+      <w:r>
+        <w:rPr>
+          <w:lang w:val="zh_TW" w:bidi="zh_TW"/>
+        </w:rPr>
+        <w:t>聖經中的許願類型</w:t>
       </w:r>
     </w:p>
     <w:p>
@@ -508,27 +325,9 @@
         <w:rPr>
           <w:lang w:val="zh_TW" w:bidi="zh_TW"/>
         </w:rPr>
-        <w:t>這位族長生活在中青銅器時代，可能是在公元前第二千年的早期。當時亞摩利人自西北遷入巴勒斯坦，可分為兩波：</w:t>
-      </w:r>
-    </w:p>
-    <w:p>
-      <w:pPr>
-        <w:pStyle w:val="ListBullet"/>
-        <w:spacing w:line="240" w:lineRule="auto"/>
-        <w:ind w:left="720"/>
-      </w:pPr>
-      <w:r>
-        <w:rPr>
-          <w:lang w:val="zh_TW" w:bidi="zh_TW"/>
-        </w:rPr>
-      </w:r>
-      <w:r>
-        <w:rPr>
-          <w:lang w:val="zh_TW" w:bidi="zh_TW"/>
-        </w:rPr>
-        <w:t>第一波：以臨時帳棚為居所的一群（如亞伯拉罕的朋友亞乃、以實各和幔利，見</w:t>
-      </w:r>
-      <w:hyperlink r:id="rId20">
+        <w:t>許願是為了得到耶和華的喜悅，表達對祂某種拯救或恩惠的感恩，或表明對祂的絕對委身。個人的委身和分別自己歸於耶和華是拿細耳人許願的主要特徵。參孫、撒母耳和施洗約翰是用這種方式許願的最常見例子。</w:t>
+      </w:r>
+      <w:hyperlink r:id="rId14">
         <w:r>
           <w:rPr>
             <w:lang w:val="zh_TW" w:bidi="zh_TW"/>
@@ -537,28 +336,16 @@
             <w:color w:val="0000EE"/>
             <w:u w:val="single"/>
           </w:rPr>
-          <w:t>創14:13）</w:t>
+          <w:t>民數記六章1至8節</w:t>
         </w:r>
       </w:hyperlink>
-    </w:p>
-    <w:p>
-      <w:pPr>
-        <w:pStyle w:val="ListBullet"/>
-        <w:spacing w:line="240" w:lineRule="auto"/>
-        <w:ind w:left="720"/>
-      </w:pPr>
-      <w:r>
-        <w:rPr>
-          <w:lang w:val="zh_TW" w:bidi="zh_TW"/>
-        </w:rPr>
-      </w:r>
-      <w:r>
-        <w:rPr>
-          <w:lang w:val="zh_TW" w:bidi="zh_TW"/>
-        </w:rPr>
-        <w:t>第二波：自敘利亞遷入城市的人群（這些就是亞摩利人，</w:t>
-      </w:r>
-      <w:hyperlink r:id="rId21">
+      <w:r>
+        <w:rPr>
+          <w:lang w:val="zh_TW" w:bidi="zh_TW"/>
+        </w:rPr>
+        <w:t>總結了這種許願的條件。</w:t>
+      </w:r>
+      <w:hyperlink r:id="rId15">
         <w:r>
           <w:rPr>
             <w:lang w:val="zh_TW" w:bidi="zh_TW"/>
@@ -567,14 +354,50 @@
             <w:color w:val="0000EE"/>
             <w:u w:val="single"/>
           </w:rPr>
-          <w:t>出3:8</w:t>
+          <w:t>13至21</w:t>
         </w:r>
       </w:hyperlink>
       <w:r>
         <w:rPr>
           <w:lang w:val="zh_TW" w:bidi="zh_TW"/>
         </w:rPr>
-        <w:t>）</w:t>
+        <w:t>節說明如何離俗。婦女也可以這樣許願（</w:t>
+      </w:r>
+      <w:hyperlink r:id="rId16">
+        <w:r>
+          <w:rPr>
+            <w:lang w:val="zh_TW" w:bidi="zh_TW"/>
+          </w:rPr>
+          <w:rPr>
+            <w:color w:val="0000EE"/>
+            <w:u w:val="single"/>
+          </w:rPr>
+          <w:t>2</w:t>
+        </w:r>
+      </w:hyperlink>
+      <w:r>
+        <w:rPr>
+          <w:lang w:val="zh_TW" w:bidi="zh_TW"/>
+        </w:rPr>
+        <w:t>節），而且可能只是在指定時間內許願。利甲族許願過簡樸、不蓋房屋居住的生活。他們是對以色列的神忠心的有力見證（</w:t>
+      </w:r>
+      <w:hyperlink r:id="rId17">
+        <w:r>
+          <w:rPr>
+            <w:lang w:val="zh_TW" w:bidi="zh_TW"/>
+          </w:rPr>
+          <w:rPr>
+            <w:color w:val="0000EE"/>
+            <w:u w:val="single"/>
+          </w:rPr>
+          <w:t>耶利米書35</w:t>
+        </w:r>
+      </w:hyperlink>
+      <w:r>
+        <w:rPr>
+          <w:lang w:val="zh_TW" w:bidi="zh_TW"/>
+        </w:rPr>
+        <w:t>）。</w:t>
       </w:r>
     </w:p>
     <w:p>
@@ -588,43 +411,175 @@
         <w:rPr>
           <w:lang w:val="zh_TW" w:bidi="zh_TW"/>
         </w:rPr>
-        <w:t>族長的社會有兩種類型：</w:t>
-      </w:r>
-    </w:p>
-    <w:p>
-      <w:pPr>
-        <w:pStyle w:val="ListBullet"/>
-        <w:spacing w:line="240" w:lineRule="auto"/>
-        <w:ind w:left="720"/>
-      </w:pPr>
-      <w:r>
-        <w:rPr>
-          <w:lang w:val="zh_TW" w:bidi="zh_TW"/>
-        </w:rPr>
-      </w:r>
-      <w:r>
-        <w:rPr>
-          <w:lang w:val="zh_TW" w:bidi="zh_TW"/>
-        </w:rPr>
-        <w:t>城市社群</w:t>
-      </w:r>
-    </w:p>
-    <w:p>
-      <w:pPr>
-        <w:pStyle w:val="ListBullet"/>
-        <w:spacing w:line="240" w:lineRule="auto"/>
-        <w:ind w:left="720"/>
-      </w:pPr>
-      <w:r>
-        <w:rPr>
-          <w:lang w:val="zh_TW" w:bidi="zh_TW"/>
-        </w:rPr>
-      </w:r>
-      <w:r>
-        <w:rPr>
-          <w:lang w:val="zh_TW" w:bidi="zh_TW"/>
-        </w:rPr>
-        <w:t>鄉村社群（或半游牧部族），在城市周圍遷徙</w:t>
+        <w:t>有些許願被視為是在某種意義上與神的討價還價。在伯特利，雅各許願說，假如神保護他並供應他的需要，他就敬拜神並奉獻十分之一（</w:t>
+      </w:r>
+      <w:hyperlink r:id="rId18">
+        <w:r>
+          <w:rPr>
+            <w:lang w:val="zh_TW" w:bidi="zh_TW"/>
+          </w:rPr>
+          <w:rPr>
+            <w:color w:val="0000EE"/>
+            <w:u w:val="single"/>
+          </w:rPr>
+          <w:t>創世記28:20</w:t>
+        </w:r>
+      </w:hyperlink>
+      <w:hyperlink r:id="rId15">
+        <w:r>
+          <w:rPr>
+            <w:lang w:val="zh_TW" w:bidi="zh_TW"/>
+          </w:rPr>
+          <w:rPr>
+            <w:color w:val="0000EE"/>
+            <w:u w:val="single"/>
+          </w:rPr>
+          <w:t>–</w:t>
+        </w:r>
+      </w:hyperlink>
+      <w:hyperlink r:id="rId18">
+        <w:r>
+          <w:rPr>
+            <w:lang w:val="zh_TW" w:bidi="zh_TW"/>
+          </w:rPr>
+          <w:rPr>
+            <w:color w:val="0000EE"/>
+            <w:u w:val="single"/>
+          </w:rPr>
+          <w:t>22</w:t>
+        </w:r>
+      </w:hyperlink>
+      <w:r>
+        <w:rPr>
+          <w:lang w:val="zh_TW" w:bidi="zh_TW"/>
+        </w:rPr>
+        <w:t>）。哈拿許願說，假如神賜給她一個兒子，她將把他歸給神（</w:t>
+      </w:r>
+      <w:hyperlink r:id="rId19">
+        <w:r>
+          <w:rPr>
+            <w:lang w:val="zh_TW" w:bidi="zh_TW"/>
+          </w:rPr>
+          <w:rPr>
+            <w:color w:val="0000EE"/>
+            <w:u w:val="single"/>
+          </w:rPr>
+          <w:t>撒母耳記上1:11、27</w:t>
+        </w:r>
+      </w:hyperlink>
+      <w:hyperlink r:id="rId15">
+        <w:r>
+          <w:rPr>
+            <w:lang w:val="zh_TW" w:bidi="zh_TW"/>
+          </w:rPr>
+          <w:rPr>
+            <w:color w:val="0000EE"/>
+            <w:u w:val="single"/>
+          </w:rPr>
+          <w:t>–</w:t>
+        </w:r>
+      </w:hyperlink>
+      <w:hyperlink r:id="rId19">
+        <w:r>
+          <w:rPr>
+            <w:lang w:val="zh_TW" w:bidi="zh_TW"/>
+          </w:rPr>
+          <w:rPr>
+            <w:color w:val="0000EE"/>
+            <w:u w:val="single"/>
+          </w:rPr>
+          <w:t>28</w:t>
+        </w:r>
+      </w:hyperlink>
+      <w:r>
+        <w:rPr>
+          <w:lang w:val="zh_TW" w:bidi="zh_TW"/>
+        </w:rPr>
+        <w:t>）。在詩篇中，還願通常與因為從危險或痛苦中得救而感恩有關（比如，</w:t>
+      </w:r>
+      <w:hyperlink r:id="rId20">
+        <w:r>
+          <w:rPr>
+            <w:lang w:val="zh_TW" w:bidi="zh_TW"/>
+          </w:rPr>
+          <w:rPr>
+            <w:color w:val="0000EE"/>
+            <w:u w:val="single"/>
+          </w:rPr>
+          <w:t>詩篇22:24</w:t>
+        </w:r>
+      </w:hyperlink>
+      <w:hyperlink r:id="rId15">
+        <w:r>
+          <w:rPr>
+            <w:lang w:val="zh_TW" w:bidi="zh_TW"/>
+          </w:rPr>
+          <w:rPr>
+            <w:color w:val="0000EE"/>
+            <w:u w:val="single"/>
+          </w:rPr>
+          <w:t>–</w:t>
+        </w:r>
+      </w:hyperlink>
+      <w:hyperlink r:id="rId20">
+        <w:r>
+          <w:rPr>
+            <w:lang w:val="zh_TW" w:bidi="zh_TW"/>
+          </w:rPr>
+          <w:rPr>
+            <w:color w:val="0000EE"/>
+            <w:u w:val="single"/>
+          </w:rPr>
+          <w:t>25</w:t>
+        </w:r>
+      </w:hyperlink>
+      <w:r>
+        <w:rPr>
+          <w:lang w:val="zh_TW" w:bidi="zh_TW"/>
+        </w:rPr>
+        <w:t>；</w:t>
+      </w:r>
+      <w:hyperlink r:id="rId21">
+        <w:r>
+          <w:rPr>
+            <w:lang w:val="zh_TW" w:bidi="zh_TW"/>
+          </w:rPr>
+          <w:rPr>
+            <w:color w:val="0000EE"/>
+            <w:u w:val="single"/>
+          </w:rPr>
+          <w:t>56:12</w:t>
+        </w:r>
+      </w:hyperlink>
+      <w:hyperlink r:id="rId15">
+        <w:r>
+          <w:rPr>
+            <w:lang w:val="zh_TW" w:bidi="zh_TW"/>
+          </w:rPr>
+          <w:rPr>
+            <w:color w:val="0000EE"/>
+            <w:u w:val="single"/>
+          </w:rPr>
+          <w:t>–</w:t>
+        </w:r>
+      </w:hyperlink>
+      <w:hyperlink r:id="rId21">
+        <w:r>
+          <w:rPr>
+            <w:lang w:val="zh_TW" w:bidi="zh_TW"/>
+          </w:rPr>
+          <w:rPr>
+            <w:color w:val="0000EE"/>
+            <w:u w:val="single"/>
+          </w:rPr>
+          <w:t>13</w:t>
+        </w:r>
+      </w:hyperlink>
+      <w:r>
+        <w:rPr>
+          <w:lang w:val="zh_TW" w:bidi="zh_TW"/>
+        </w:rPr>
+        <w:t>）。</w:t>
       </w:r>
     </w:p>
     <w:p>
@@ -638,7 +593,139 @@
         <w:rPr>
           <w:lang w:val="zh_TW" w:bidi="zh_TW"/>
         </w:rPr>
-        <w:t>約瑟生活在埃及，但聖經並未告訴我們那位法老的名字。</w:t>
+        <w:t>一旦許了願，就必須嚴肅遵行。</w:t>
+      </w:r>
+      <w:r>
+        <w:rPr>
+          <w:lang w:val="zh_TW" w:bidi="zh_TW"/>
+        </w:rPr>
+        <w:t>若不許願，倒無罪</w:t>
+      </w:r>
+      <w:r>
+        <w:rPr>
+          <w:lang w:val="zh_TW" w:bidi="zh_TW"/>
+        </w:rPr>
+        <w:t>（</w:t>
+      </w:r>
+      <w:hyperlink r:id="rId22">
+        <w:r>
+          <w:rPr>
+            <w:lang w:val="zh_TW" w:bidi="zh_TW"/>
+          </w:rPr>
+          <w:rPr>
+            <w:color w:val="0000EE"/>
+            <w:u w:val="single"/>
+          </w:rPr>
+          <w:t>申命記23:22</w:t>
+        </w:r>
+      </w:hyperlink>
+      <w:r>
+        <w:rPr>
+          <w:lang w:val="zh_TW" w:bidi="zh_TW"/>
+        </w:rPr>
+        <w:t>）。一旦許了願，就必須遵守償還（</w:t>
+      </w:r>
+      <w:hyperlink r:id="rId23">
+        <w:r>
+          <w:rPr>
+            <w:lang w:val="zh_TW" w:bidi="zh_TW"/>
+          </w:rPr>
+          <w:rPr>
+            <w:color w:val="0000EE"/>
+            <w:u w:val="single"/>
+          </w:rPr>
+          <w:t>申命記23:21</w:t>
+        </w:r>
+      </w:hyperlink>
+      <w:hyperlink r:id="rId15">
+        <w:r>
+          <w:rPr>
+            <w:lang w:val="zh_TW" w:bidi="zh_TW"/>
+          </w:rPr>
+          <w:rPr>
+            <w:color w:val="0000EE"/>
+            <w:u w:val="single"/>
+          </w:rPr>
+          <w:t>–</w:t>
+        </w:r>
+      </w:hyperlink>
+      <w:hyperlink r:id="rId23">
+        <w:r>
+          <w:rPr>
+            <w:lang w:val="zh_TW" w:bidi="zh_TW"/>
+          </w:rPr>
+          <w:rPr>
+            <w:color w:val="0000EE"/>
+            <w:u w:val="single"/>
+          </w:rPr>
+          <w:t>23</w:t>
+        </w:r>
+      </w:hyperlink>
+      <w:r>
+        <w:rPr>
+          <w:lang w:val="zh_TW" w:bidi="zh_TW"/>
+        </w:rPr>
+        <w:t>；另見</w:t>
+      </w:r>
+      <w:hyperlink r:id="rId24">
+        <w:r>
+          <w:rPr>
+            <w:lang w:val="zh_TW" w:bidi="zh_TW"/>
+          </w:rPr>
+          <w:rPr>
+            <w:color w:val="0000EE"/>
+            <w:u w:val="single"/>
+          </w:rPr>
+          <w:t>民數記30:2</w:t>
+        </w:r>
+      </w:hyperlink>
+      <w:r>
+        <w:rPr>
+          <w:lang w:val="zh_TW" w:bidi="zh_TW"/>
+        </w:rPr>
+        <w:t>；</w:t>
+      </w:r>
+      <w:hyperlink r:id="rId25">
+        <w:r>
+          <w:rPr>
+            <w:lang w:val="zh_TW" w:bidi="zh_TW"/>
+          </w:rPr>
+          <w:rPr>
+            <w:color w:val="0000EE"/>
+            <w:u w:val="single"/>
+          </w:rPr>
+          <w:t>傳道書5:4</w:t>
+        </w:r>
+      </w:hyperlink>
+      <w:hyperlink r:id="rId15">
+        <w:r>
+          <w:rPr>
+            <w:lang w:val="zh_TW" w:bidi="zh_TW"/>
+          </w:rPr>
+          <w:rPr>
+            <w:color w:val="0000EE"/>
+            <w:u w:val="single"/>
+          </w:rPr>
+          <w:t>–</w:t>
+        </w:r>
+      </w:hyperlink>
+      <w:hyperlink r:id="rId25">
+        <w:r>
+          <w:rPr>
+            <w:lang w:val="zh_TW" w:bidi="zh_TW"/>
+          </w:rPr>
+          <w:rPr>
+            <w:color w:val="0000EE"/>
+            <w:u w:val="single"/>
+          </w:rPr>
+          <w:t>6</w:t>
+        </w:r>
+      </w:hyperlink>
+      <w:r>
+        <w:rPr>
+          <w:lang w:val="zh_TW" w:bidi="zh_TW"/>
+        </w:rPr>
+        <w:t>）。</w:t>
       </w:r>
     </w:p>
     <w:p>
@@ -649,7 +736,7 @@
         <w:rPr>
           <w:lang w:val="zh_TW" w:bidi="zh_TW"/>
         </w:rPr>
-        <w:t>族長住在哪裡？</w:t>
+        <w:t>新約聖經中的許願</w:t>
       </w:r>
     </w:p>
     <w:p>
@@ -663,9 +750,9 @@
         <w:rPr>
           <w:lang w:val="zh_TW" w:bidi="zh_TW"/>
         </w:rPr>
-        <w:t>族長歷史涵蓋極廣的地理範圍，跨越數百英里。亞伯拉罕最初居住在吾珥，那是靠近波斯灣的古代蘇美（Sumer）城邦。然後他遷到北方的哈蘭，位於底格里斯河（Tigris）與幼發拉底河（Euphrates）之間。他從那裡向西南前往巴勒斯坦，期間又曾兩度回到哈蘭，也兩度下到埃及。即使在巴勒斯坦境內，族長也不斷遷徙，主要是沿著山地南北往來，有時會到跨過海岸到外約旦（Transjordan，約旦河東邊）。有些人融入城市文化（如羅得；</w:t>
-      </w:r>
-      <w:hyperlink r:id="rId22">
+        <w:t>「許願」在新約聖經中只出現兩次。這兩次都與使徒保羅有關（</w:t>
+      </w:r>
+      <w:hyperlink r:id="rId26">
         <w:r>
           <w:rPr>
             <w:lang w:val="zh_TW" w:bidi="zh_TW"/>
@@ -674,16 +761,16 @@
             <w:color w:val="0000EE"/>
             <w:u w:val="single"/>
           </w:rPr>
-          <w:t>創13:12</w:t>
+          <w:t>使徒行傳18:18</w:t>
         </w:r>
       </w:hyperlink>
       <w:r>
         <w:rPr>
           <w:lang w:val="zh_TW" w:bidi="zh_TW"/>
         </w:rPr>
-        <w:t>），而其他人則移居到曠野（如以實瑪利；</w:t>
-      </w:r>
-      <w:hyperlink r:id="rId23">
+        <w:t>，</w:t>
+      </w:r>
+      <w:hyperlink r:id="rId27">
         <w:r>
           <w:rPr>
             <w:lang w:val="zh_TW" w:bidi="zh_TW"/>
@@ -692,16 +779,10 @@
             <w:color w:val="0000EE"/>
             <w:u w:val="single"/>
           </w:rPr>
-          <w:t>創25:18</w:t>
+          <w:t>21:23</w:t>
         </w:r>
       </w:hyperlink>
-      <w:r>
-        <w:rPr>
-          <w:lang w:val="zh_TW" w:bidi="zh_TW"/>
-        </w:rPr>
-        <w:t>或以掃；</w:t>
-      </w:r>
-      <w:hyperlink r:id="rId24">
+      <w:hyperlink r:id="rId15">
         <w:r>
           <w:rPr>
             <w:lang w:val="zh_TW" w:bidi="zh_TW"/>
@@ -710,16 +791,10 @@
             <w:color w:val="0000EE"/>
             <w:u w:val="single"/>
           </w:rPr>
-          <w:t>36:6</w:t>
+          <w:t>–</w:t>
         </w:r>
       </w:hyperlink>
-      <w:r>
-        <w:rPr>
-          <w:lang w:val="zh_TW" w:bidi="zh_TW"/>
-        </w:rPr>
-        <w:t>–</w:t>
-      </w:r>
-      <w:hyperlink r:id="rId24">
+      <w:hyperlink r:id="rId27">
         <w:r>
           <w:rPr>
             <w:lang w:val="zh_TW" w:bidi="zh_TW"/>
@@ -728,25 +803,98 @@
             <w:color w:val="0000EE"/>
             <w:u w:val="single"/>
           </w:rPr>
-          <w:t>8</w:t>
+          <w:t>24</w:t>
         </w:r>
       </w:hyperlink>
       <w:r>
         <w:rPr>
           <w:lang w:val="zh_TW" w:bidi="zh_TW"/>
         </w:rPr>
-        <w:t>）。</w:t>
-      </w:r>
-    </w:p>
-    <w:p>
-      <w:pPr>
-        <w:pStyle w:val="Heading3"/>
-      </w:pPr>
-      <w:r>
-        <w:rPr>
-          <w:lang w:val="zh_TW" w:bidi="zh_TW"/>
-        </w:rPr>
-        <w:t>為什麼族長如此重要？</w:t>
+        <w:t>）。但在「各耳板」這個詞的情況中涉及相同的原則（</w:t>
+      </w:r>
+      <w:hyperlink r:id="rId28">
+        <w:r>
+          <w:rPr>
+            <w:lang w:val="zh_TW" w:bidi="zh_TW"/>
+          </w:rPr>
+          <w:rPr>
+            <w:color w:val="0000EE"/>
+            <w:u w:val="single"/>
+          </w:rPr>
+          <w:t>馬可福音7:11</w:t>
+        </w:r>
+      </w:hyperlink>
+      <w:hyperlink r:id="rId15">
+        <w:r>
+          <w:rPr>
+            <w:lang w:val="zh_TW" w:bidi="zh_TW"/>
+          </w:rPr>
+          <w:rPr>
+            <w:color w:val="0000EE"/>
+            <w:u w:val="single"/>
+          </w:rPr>
+          <w:t>–</w:t>
+        </w:r>
+      </w:hyperlink>
+      <w:hyperlink r:id="rId28">
+        <w:r>
+          <w:rPr>
+            <w:lang w:val="zh_TW" w:bidi="zh_TW"/>
+          </w:rPr>
+          <w:rPr>
+            <w:color w:val="0000EE"/>
+            <w:u w:val="single"/>
+          </w:rPr>
+          <w:t>13</w:t>
+        </w:r>
+      </w:hyperlink>
+      <w:r>
+        <w:rPr>
+          <w:lang w:val="zh_TW" w:bidi="zh_TW"/>
+        </w:rPr>
+        <w:t>；比較</w:t>
+      </w:r>
+      <w:hyperlink r:id="rId29">
+        <w:r>
+          <w:rPr>
+            <w:lang w:val="zh_TW" w:bidi="zh_TW"/>
+          </w:rPr>
+          <w:rPr>
+            <w:color w:val="0000EE"/>
+            <w:u w:val="single"/>
+          </w:rPr>
+          <w:t>馬太福音15:5</w:t>
+        </w:r>
+      </w:hyperlink>
+      <w:hyperlink r:id="rId15">
+        <w:r>
+          <w:rPr>
+            <w:lang w:val="zh_TW" w:bidi="zh_TW"/>
+          </w:rPr>
+          <w:rPr>
+            <w:color w:val="0000EE"/>
+            <w:u w:val="single"/>
+          </w:rPr>
+          <w:t>–</w:t>
+        </w:r>
+      </w:hyperlink>
+      <w:hyperlink r:id="rId29">
+        <w:r>
+          <w:rPr>
+            <w:lang w:val="zh_TW" w:bidi="zh_TW"/>
+          </w:rPr>
+          <w:rPr>
+            <w:color w:val="0000EE"/>
+            <w:u w:val="single"/>
+          </w:rPr>
+          <w:t>6</w:t>
+        </w:r>
+      </w:hyperlink>
+      <w:r>
+        <w:rPr>
+          <w:lang w:val="zh_TW" w:bidi="zh_TW"/>
+        </w:rPr>
+        <w:t>）。在這兩段經文中，耶穌責備那些許願的人，因為許願是一種逃避其它責任的方法。這樣的「禮物」或「供物」涉及金錢。但耶穌說，神不希望這種經過設計從而不照顧人的禮物。</w:t>
       </w:r>
     </w:p>
     <w:p>
@@ -760,61 +908,7 @@
         <w:rPr>
           <w:lang w:val="zh_TW" w:bidi="zh_TW"/>
         </w:rPr>
-        <w:t>族長在神的救贖計畫中具有核心地位。始於亞伯拉罕，族長引向基督降臨的救恩（</w:t>
-      </w:r>
-      <w:hyperlink r:id="rId25">
-        <w:r>
-          <w:rPr>
-            <w:lang w:val="zh_TW" w:bidi="zh_TW"/>
-          </w:rPr>
-          <w:rPr>
-            <w:color w:val="0000EE"/>
-            <w:u w:val="single"/>
-          </w:rPr>
-          <w:t>約8:56</w:t>
-        </w:r>
-      </w:hyperlink>
-      <w:r>
-        <w:rPr>
-          <w:lang w:val="zh_TW" w:bidi="zh_TW"/>
-        </w:rPr>
-        <w:t>）。當然，神的救贖計畫早在創世記前幾章就已展開，但祂在</w:t>
-      </w:r>
-      <w:hyperlink r:id="rId26">
-        <w:r>
-          <w:rPr>
-            <w:lang w:val="zh_TW" w:bidi="zh_TW"/>
-          </w:rPr>
-          <w:rPr>
-            <w:color w:val="0000EE"/>
-            <w:u w:val="single"/>
-          </w:rPr>
-          <w:t>創世記十二章1至3節</w:t>
-        </w:r>
-      </w:hyperlink>
-      <w:r>
-        <w:rPr>
-          <w:lang w:val="zh_TW" w:bidi="zh_TW"/>
-        </w:rPr>
-        <w:t>中對亞伯拉罕的呼召變得清晰，並透過所有族長的生命繼續推展。聖經多次稱呼祂為「亞伯拉罕的神、以撒的神和雅各的神」，就是因為神在族長身上的啟示，將成為往後一切的基礎。新約中，基督徒也稱亞伯拉罕為他們的「父」（</w:t>
-      </w:r>
-      <w:hyperlink r:id="rId27">
-        <w:r>
-          <w:rPr>
-            <w:lang w:val="zh_TW" w:bidi="zh_TW"/>
-          </w:rPr>
-          <w:rPr>
-            <w:color w:val="0000EE"/>
-            <w:u w:val="single"/>
-          </w:rPr>
-          <w:t>羅4:16</w:t>
-        </w:r>
-      </w:hyperlink>
-      <w:r>
-        <w:rPr>
-          <w:lang w:val="zh_TW" w:bidi="zh_TW"/>
-        </w:rPr>
-        <w:t>）。</w:t>
+        <w:t>保羅可能許了願，以避免猶太人和猶太基督徒信徒對他常有的反對。他們經常反對保羅解除外邦信徒遵行摩西律法的義務。保羅在耶路撒冷受到猶太當局的監視。他特意與其他四位猶太信徒一起在聖殿中還願。他的敵人隨後指控保羅將外邦人帶入聖潔的聖殿。</w:t>
       </w:r>
     </w:p>
     <w:p>
@@ -835,7 +929,13 @@
         <w:rPr>
           <w:lang w:val="zh_TW" w:bidi="zh_TW"/>
         </w:rPr>
-        <w:t>亞伯拉罕</w:t>
+        <w:t xml:space="preserve"> </w:t>
+      </w:r>
+      <w:r>
+        <w:rPr>
+          <w:lang w:val="zh_TW" w:bidi="zh_TW"/>
+        </w:rPr>
+        <w:t>盟約</w:t>
       </w:r>
       <w:r>
         <w:rPr>
@@ -847,55 +947,1014 @@
         <w:rPr>
           <w:lang w:val="zh_TW" w:bidi="zh_TW"/>
         </w:rPr>
-        <w:t>聖經年表（舊約）</w:t>
-      </w:r>
+        <w:t>誓言</w:t>
+      </w:r>
+      <w:r>
+        <w:rPr>
+          <w:lang w:val="zh_TW" w:bidi="zh_TW"/>
+        </w:rPr>
+        <w:t>。</w:t>
+      </w:r>
+      <w:r>
+        <w:rPr>
+          <w:lang w:val="zh_TW" w:bidi="zh_TW"/>
+        </w:rPr>
+      </w:r>
+      <w:r>
+        <w:rPr>
+          <w:lang w:val="zh_TW" w:bidi="zh_TW"/>
+        </w:rPr>
+      </w:r>
+    </w:p>
+    <w:p>
+      <w:pPr/>
+      <w:r>
+        <w:rPr>
+          <w:lang w:val="zh_TW" w:bidi="zh_TW"/>
+        </w:rPr>
+      </w:r>
+    </w:p>
+    <w:p>
+      <w:pPr>
+        <w:pStyle w:val="Heading2"/>
+      </w:pPr>
+      <w:r>
+        <w:rPr>
+          <w:lang w:val="zh_TW" w:bidi="zh_TW"/>
+        </w:rPr>
+        <w:t>敘利腓尼基</w:t>
+      </w:r>
+      <w:r>
+        <w:rPr>
+          <w:lang w:val="zh_TW" w:bidi="zh_TW"/>
+        </w:rPr>
+      </w:r>
+    </w:p>
+    <w:p>
+      <w:pPr/>
+      <w:r>
+        <w:rPr>
+          <w:lang w:val="zh_TW" w:bidi="zh_TW"/>
+        </w:rPr>
+      </w:r>
+      <w:r>
+        <w:rPr>
+          <w:lang w:val="zh_TW" w:bidi="zh_TW"/>
+        </w:rPr>
+        <w:t>在泰爾和西頓附近，求耶穌將鬼從她女兒身上趕出去的希臘婦女（</w:t>
+      </w:r>
+      <w:hyperlink r:id="rId30">
+        <w:r>
+          <w:rPr>
+            <w:lang w:val="zh_TW" w:bidi="zh_TW"/>
+          </w:rPr>
+          <w:rPr>
+            <w:color w:val="0000EE"/>
+            <w:u w:val="single"/>
+          </w:rPr>
+          <w:t>馬可福音7:26</w:t>
+        </w:r>
+      </w:hyperlink>
+      <w:r>
+        <w:rPr>
+          <w:lang w:val="zh_TW" w:bidi="zh_TW"/>
+        </w:rPr>
+        <w:t>）的家鄉。腓尼基地區位於羅馬省的敘利亞。</w:t>
+      </w:r>
+    </w:p>
+    <w:p>
+      <w:pPr/>
+      <w:r>
+        <w:rPr>
+          <w:lang w:val="zh_TW" w:bidi="zh_TW"/>
+        </w:rPr>
+      </w:r>
+      <w:r>
+        <w:rPr>
+          <w:lang w:val="zh_TW" w:bidi="zh_TW"/>
+        </w:rPr>
+        <w:t>我們不清楚為什麼馬可特別指出她的家鄉是敘利腓尼基。另一個北非省份被稱為利比亞腓尼基（Libyaphoenicia）。這可能會引起混淆。在平行經文中，這位婦女被稱為迦南人。腓尼基人自稱為迦南人（</w:t>
+      </w:r>
+      <w:hyperlink r:id="rId31">
+        <w:r>
+          <w:rPr>
+            <w:lang w:val="zh_TW" w:bidi="zh_TW"/>
+          </w:rPr>
+          <w:rPr>
+            <w:color w:val="0000EE"/>
+            <w:u w:val="single"/>
+          </w:rPr>
+          <w:t>馬太福音15:22</w:t>
+        </w:r>
+      </w:hyperlink>
+      <w:r>
+        <w:rPr>
+          <w:lang w:val="zh_TW" w:bidi="zh_TW"/>
+        </w:rPr>
+        <w:t>）。</w:t>
+      </w:r>
+      <w:r>
+        <w:rPr>
+          <w:lang w:val="zh_TW" w:bidi="zh_TW"/>
+        </w:rPr>
+      </w:r>
+      <w:r>
+        <w:rPr>
+          <w:lang w:val="zh_TW" w:bidi="zh_TW"/>
+        </w:rPr>
+      </w:r>
+    </w:p>
+    <w:p>
+      <w:pPr/>
+      <w:r>
+        <w:rPr>
+          <w:lang w:val="zh_TW" w:bidi="zh_TW"/>
+        </w:rPr>
+      </w:r>
+    </w:p>
+    <w:p>
+      <w:pPr>
+        <w:pStyle w:val="Heading2"/>
+      </w:pPr>
+      <w:r>
+        <w:rPr>
+          <w:lang w:val="zh_TW" w:bidi="zh_TW"/>
+        </w:rPr>
+        <w:t>敘利亞，敘利亞人</w:t>
+      </w:r>
+      <w:r>
+        <w:rPr>
+          <w:lang w:val="zh_TW" w:bidi="zh_TW"/>
+        </w:rPr>
+      </w:r>
+    </w:p>
+    <w:p>
+      <w:pPr/>
+      <w:r>
+        <w:rPr>
+          <w:lang w:val="zh_TW" w:bidi="zh_TW"/>
+        </w:rPr>
+      </w:r>
+      <w:r>
+        <w:rPr>
+          <w:lang w:val="zh_TW" w:bidi="zh_TW"/>
+        </w:rPr>
+        <w:t>在七十士譯本和一些英文翻譯中用來翻譯亞蘭，亞蘭人的詞。</w:t>
+      </w:r>
+    </w:p>
+    <w:p>
+      <w:pPr>
+        <w:pStyle w:val="Heading3"/>
+      </w:pPr>
+      <w:r>
+        <w:rPr>
+          <w:lang w:val="zh_TW" w:bidi="zh_TW"/>
+        </w:rPr>
+        <w:t>亞蘭人的歷史</w:t>
+      </w:r>
+    </w:p>
+    <w:p>
+      <w:pPr/>
+      <w:r>
+        <w:rPr>
+          <w:lang w:val="zh_TW" w:bidi="zh_TW"/>
+        </w:rPr>
+      </w:r>
+      <w:r>
+        <w:rPr>
+          <w:lang w:val="zh_TW" w:bidi="zh_TW"/>
+        </w:rPr>
+        <w:t>根據</w:t>
+      </w:r>
+      <w:hyperlink r:id="rId32">
+        <w:r>
+          <w:rPr>
+            <w:lang w:val="zh_TW" w:bidi="zh_TW"/>
+          </w:rPr>
+          <w:rPr>
+            <w:color w:val="0000EE"/>
+            <w:u w:val="single"/>
+          </w:rPr>
+          <w:t>創世記十章22至23節</w:t>
+        </w:r>
+      </w:hyperlink>
+      <w:r>
+        <w:rPr>
+          <w:lang w:val="zh_TW" w:bidi="zh_TW"/>
+        </w:rPr>
+        <w:t>的「國家列表」，亞蘭人（Arameans）是閃族的一支，是閃的後裔。在</w:t>
+      </w:r>
+      <w:hyperlink r:id="rId33">
+        <w:r>
+          <w:rPr>
+            <w:lang w:val="zh_TW" w:bidi="zh_TW"/>
+          </w:rPr>
+          <w:rPr>
+            <w:color w:val="0000EE"/>
+            <w:u w:val="single"/>
+          </w:rPr>
+          <w:t>創世記二十二章20至21節</w:t>
+        </w:r>
+      </w:hyperlink>
+      <w:r>
+        <w:rPr>
+          <w:lang w:val="zh_TW" w:bidi="zh_TW"/>
+        </w:rPr>
+        <w:t>的另一個家譜中，亞蘭是拿鶴的後裔。根據</w:t>
+      </w:r>
+      <w:hyperlink r:id="rId34">
+        <w:r>
+          <w:rPr>
+            <w:lang w:val="zh_TW" w:bidi="zh_TW"/>
+          </w:rPr>
+          <w:rPr>
+            <w:color w:val="0000EE"/>
+            <w:u w:val="single"/>
+          </w:rPr>
+          <w:t>阿摩司屬九章7節</w:t>
+        </w:r>
+      </w:hyperlink>
+      <w:r>
+        <w:rPr>
+          <w:lang w:val="zh_TW" w:bidi="zh_TW"/>
+        </w:rPr>
+        <w:t>，亞蘭人（敘利亞人）來自吉珥，這與</w:t>
+      </w:r>
+      <w:hyperlink r:id="rId35">
+        <w:r>
+          <w:rPr>
+            <w:lang w:val="zh_TW" w:bidi="zh_TW"/>
+          </w:rPr>
+          <w:rPr>
+            <w:color w:val="0000EE"/>
+            <w:u w:val="single"/>
+          </w:rPr>
+          <w:t>以賽亞書二十二章6節</w:t>
+        </w:r>
+      </w:hyperlink>
+      <w:r>
+        <w:rPr>
+          <w:lang w:val="zh_TW" w:bidi="zh_TW"/>
+        </w:rPr>
+        <w:t>中的以攔有關。亞蘭人被擄到吉珥（</w:t>
+      </w:r>
+      <w:hyperlink r:id="rId36">
+        <w:r>
+          <w:rPr>
+            <w:lang w:val="zh_TW" w:bidi="zh_TW"/>
+          </w:rPr>
+          <w:rPr>
+            <w:color w:val="0000EE"/>
+            <w:u w:val="single"/>
+          </w:rPr>
+          <w:t>列王紀下16:9</w:t>
+        </w:r>
+      </w:hyperlink>
       <w:r>
         <w:rPr>
           <w:lang w:val="zh_TW" w:bidi="zh_TW"/>
         </w:rPr>
         <w:t>；</w:t>
       </w:r>
-      <w:r>
-        <w:rPr>
-          <w:lang w:val="zh_TW" w:bidi="zh_TW"/>
-        </w:rPr>
-        <w:t>以撒</w:t>
-      </w:r>
+      <w:hyperlink r:id="rId37">
+        <w:r>
+          <w:rPr>
+            <w:lang w:val="zh_TW" w:bidi="zh_TW"/>
+          </w:rPr>
+          <w:rPr>
+            <w:color w:val="0000EE"/>
+            <w:u w:val="single"/>
+          </w:rPr>
+          <w:t>阿摩司書1:5</w:t>
+        </w:r>
+      </w:hyperlink>
+      <w:r>
+        <w:rPr>
+          <w:lang w:val="zh_TW" w:bidi="zh_TW"/>
+        </w:rPr>
+        <w:t>）可能暗示他們要回到他們原來的家園。然而，這群人的確切起源在歷史中已經失傳。當他們清晰地被載入歷史時，他們定居在幼發拉底河中部，從那裡向東方、西方和北方擴展。</w:t>
+      </w:r>
+    </w:p>
+    <w:p>
+      <w:pPr/>
+      <w:r>
+        <w:rPr>
+          <w:lang w:val="zh_TW" w:bidi="zh_TW"/>
+        </w:rPr>
+      </w:r>
+      <w:r>
+        <w:rPr>
+          <w:lang w:val="zh_TW" w:bidi="zh_TW"/>
+        </w:rPr>
+        <w:t>亞蘭族在傳統上被認為是在公元前第二個千年的前半期建立於上美索不達米亞。彼土利和拉班被稱為亞蘭人（</w:t>
+      </w:r>
+      <w:hyperlink r:id="rId38">
+        <w:r>
+          <w:rPr>
+            <w:lang w:val="zh_TW" w:bidi="zh_TW"/>
+          </w:rPr>
+          <w:rPr>
+            <w:color w:val="0000EE"/>
+            <w:u w:val="single"/>
+          </w:rPr>
+          <w:t>創世記25:20</w:t>
+        </w:r>
+      </w:hyperlink>
+      <w:r>
+        <w:rPr>
+          <w:lang w:val="zh_TW" w:bidi="zh_TW"/>
+        </w:rPr>
+        <w:t>，</w:t>
+      </w:r>
+      <w:hyperlink r:id="rId39">
+        <w:r>
+          <w:rPr>
+            <w:lang w:val="zh_TW" w:bidi="zh_TW"/>
+          </w:rPr>
+          <w:rPr>
+            <w:color w:val="0000EE"/>
+            <w:u w:val="single"/>
+          </w:rPr>
+          <w:t>28:1–7</w:t>
+        </w:r>
+      </w:hyperlink>
+      <w:r>
+        <w:rPr>
+          <w:lang w:val="zh_TW" w:bidi="zh_TW"/>
+        </w:rPr>
+        <w:t>）；彼土利的家在巴旦‧亞蘭（</w:t>
+      </w:r>
+      <w:hyperlink r:id="rId38">
+        <w:r>
+          <w:rPr>
+            <w:lang w:val="zh_TW" w:bidi="zh_TW"/>
+          </w:rPr>
+          <w:rPr>
+            <w:color w:val="0000EE"/>
+            <w:u w:val="single"/>
+          </w:rPr>
+          <w:t>25:20</w:t>
+        </w:r>
+      </w:hyperlink>
+      <w:r>
+        <w:rPr>
+          <w:lang w:val="zh_TW" w:bidi="zh_TW"/>
+        </w:rPr>
+        <w:t>）。先知何西阿回顧了歷史，指出雅各逃往「</w:t>
+      </w:r>
+      <w:r>
+        <w:rPr>
+          <w:lang w:val="zh_TW" w:bidi="zh_TW"/>
+        </w:rPr>
+        <w:t>亞蘭地</w:t>
+      </w:r>
+      <w:r>
+        <w:rPr>
+          <w:lang w:val="zh_TW" w:bidi="zh_TW"/>
+        </w:rPr>
+        <w:t>」（</w:t>
+      </w:r>
+      <w:hyperlink r:id="rId40">
+        <w:r>
+          <w:rPr>
+            <w:lang w:val="zh_TW" w:bidi="zh_TW"/>
+          </w:rPr>
+          <w:rPr>
+            <w:color w:val="0000EE"/>
+            <w:u w:val="single"/>
+          </w:rPr>
+          <w:t>何西阿書12:12</w:t>
+        </w:r>
+      </w:hyperlink>
+      <w:r>
+        <w:rPr>
+          <w:lang w:val="zh_TW" w:bidi="zh_TW"/>
+        </w:rPr>
+        <w:t>）或「亞蘭一納哈拉音」（兩河間的亞蘭），這是美索不達米亞北部位於幼發拉底河和底格里斯河之間的地區。在</w:t>
+      </w:r>
+      <w:hyperlink r:id="rId41">
+        <w:r>
+          <w:rPr>
+            <w:lang w:val="zh_TW" w:bidi="zh_TW"/>
+          </w:rPr>
+          <w:rPr>
+            <w:color w:val="0000EE"/>
+            <w:u w:val="single"/>
+          </w:rPr>
+          <w:t>申命記二十六章5節</w:t>
+        </w:r>
+      </w:hyperlink>
+      <w:r>
+        <w:rPr>
+          <w:lang w:val="zh_TW" w:bidi="zh_TW"/>
+        </w:rPr>
+        <w:t>中的認信宣告中，帶來初熟果子的以色列人承認：「</w:t>
+      </w:r>
+      <w:r>
+        <w:rPr>
+          <w:lang w:val="zh_TW" w:bidi="zh_TW"/>
+        </w:rPr>
+        <w:t>我祖</w:t>
+      </w:r>
+      <w:r>
+        <w:rPr>
+          <w:lang w:val="zh_TW" w:bidi="zh_TW"/>
+        </w:rPr>
+        <w:t>〔可能是雅各〕</w:t>
+      </w:r>
+      <w:r>
+        <w:rPr>
+          <w:lang w:val="zh_TW" w:bidi="zh_TW"/>
+        </w:rPr>
+        <w:t>原是一個將亡的亞蘭人</w:t>
+      </w:r>
+      <w:r>
+        <w:rPr>
+          <w:lang w:val="zh_TW" w:bidi="zh_TW"/>
+        </w:rPr>
+        <w:t>。」</w:t>
+      </w:r>
+    </w:p>
+    <w:p>
+      <w:pPr/>
+      <w:r>
+        <w:rPr>
+          <w:lang w:val="zh_TW" w:bidi="zh_TW"/>
+        </w:rPr>
+      </w:r>
+      <w:r>
+        <w:rPr>
+          <w:lang w:val="zh_TW" w:bidi="zh_TW"/>
+        </w:rPr>
+        <w:t>提革拉‧毗列色一世（Tiglath-pileser I）可能是這個地區早期亞蘭人存在的最佳證據。在他第四年的編年史中（公元前1112年），他提到在幼發拉底河中游地區進行了一次針對「阿赫拉瑪，亞蘭人（Akhlama, Arameans）」的戰役，並洗劫了比什里山區（Mt Bishri）的六個亞蘭村莊。</w:t>
+      </w:r>
+    </w:p>
+    <w:p>
+      <w:pPr/>
+      <w:r>
+        <w:rPr>
+          <w:lang w:val="zh_TW" w:bidi="zh_TW"/>
+        </w:rPr>
+      </w:r>
+      <w:r>
+        <w:rPr>
+          <w:lang w:val="zh_TW" w:bidi="zh_TW"/>
+        </w:rPr>
+        <w:t>上美索不達米亞的亞蘭人在聖經歷史中變得重要。他們建立了若干獨立的亞蘭國家，其中兩個對以色列百姓尤為重要—大衛時代的亞蘭-瑣巴，以及從所羅門時代開始的亞蘭-大馬士革。</w:t>
+      </w:r>
+    </w:p>
+    <w:p>
+      <w:pPr/>
+      <w:r>
+        <w:rPr>
+          <w:lang w:val="zh_TW" w:bidi="zh_TW"/>
+        </w:rPr>
+      </w:r>
+      <w:r>
+        <w:rPr>
+          <w:lang w:val="zh_TW" w:bidi="zh_TW"/>
+        </w:rPr>
+        <w:t>大約在公元前1100年，亞蘭部落已經遍布敘利亞，並擴展到約旦河東岸北部，在那裡他們與以色列人發生了衝突。在亞蘭-瑣巴王哈大底謝的鼎盛時期，他有幾個附庸國，如大馬士革、瑪迦和</w:t>
+      </w:r>
+      <w:r>
+        <w:rPr>
+          <w:lang w:val="zh_TW" w:bidi="zh_TW"/>
+        </w:rPr>
+        <w:t>陀伯</w:t>
+      </w:r>
+      <w:r>
+        <w:rPr>
+          <w:lang w:val="zh_TW" w:bidi="zh_TW"/>
+        </w:rPr>
+        <w:t>。他最終被大衛王擊敗（</w:t>
+      </w:r>
+      <w:hyperlink r:id="rId42">
+        <w:r>
+          <w:rPr>
+            <w:lang w:val="zh_TW" w:bidi="zh_TW"/>
+          </w:rPr>
+          <w:rPr>
+            <w:color w:val="0000EE"/>
+            <w:u w:val="single"/>
+          </w:rPr>
+          <w:t>撒母耳記下8:3–4</w:t>
+        </w:r>
+      </w:hyperlink>
       <w:r>
         <w:rPr>
           <w:lang w:val="zh_TW" w:bidi="zh_TW"/>
         </w:rPr>
         <w:t>；</w:t>
       </w:r>
-      <w:r>
-        <w:rPr>
-          <w:lang w:val="zh_TW" w:bidi="zh_TW"/>
-        </w:rPr>
-        <w:t>以色列歷史</w:t>
-      </w:r>
+      <w:hyperlink r:id="rId43">
+        <w:r>
+          <w:rPr>
+            <w:lang w:val="zh_TW" w:bidi="zh_TW"/>
+          </w:rPr>
+          <w:rPr>
+            <w:color w:val="0000EE"/>
+            <w:u w:val="single"/>
+          </w:rPr>
+          <w:t>10:17–19</w:t>
+        </w:r>
+      </w:hyperlink>
+      <w:r>
+        <w:rPr>
+          <w:lang w:val="zh_TW" w:bidi="zh_TW"/>
+        </w:rPr>
+        <w:t>）。</w:t>
+      </w:r>
+    </w:p>
+    <w:p>
+      <w:pPr/>
+      <w:r>
+        <w:rPr>
+          <w:lang w:val="zh_TW" w:bidi="zh_TW"/>
+        </w:rPr>
+      </w:r>
+      <w:r>
+        <w:rPr>
+          <w:lang w:val="zh_TW" w:bidi="zh_TW"/>
+        </w:rPr>
+        <w:t>以色列和猶大發生的事件對大馬士革有一些影響。所羅門去世後，曾經統一的王國分裂為猶大和以色列，兩個小國之間出現了緊張的關係。戰爭在公元前890–880年間爆發，巴沙的以色列與亞撒的猶大之間發生了衝突。亞撒尋求大馬士革的便‧哈達一世的援助（</w:t>
+      </w:r>
+      <w:hyperlink r:id="rId44">
+        <w:r>
+          <w:rPr>
+            <w:lang w:val="zh_TW" w:bidi="zh_TW"/>
+          </w:rPr>
+          <w:rPr>
+            <w:color w:val="0000EE"/>
+            <w:u w:val="single"/>
+          </w:rPr>
+          <w:t>列王紀上15:18</w:t>
+        </w:r>
+      </w:hyperlink>
+      <w:r>
+        <w:rPr>
+          <w:lang w:val="zh_TW" w:bidi="zh_TW"/>
+        </w:rPr>
+        <w:t>）。約旦河東岸的土地多次易手。以色列王暗利的繼任者——即亞哈、亞哈謝、約蘭、耶戶、約哈斯和約阿施——與大馬士革發生了許多衝突。亞哈與便‧哈達及圍攻撒馬利亞的32個盟友作戰（</w:t>
+      </w:r>
+      <w:hyperlink r:id="rId45">
+        <w:r>
+          <w:rPr>
+            <w:lang w:val="zh_TW" w:bidi="zh_TW"/>
+          </w:rPr>
+          <w:rPr>
+            <w:color w:val="0000EE"/>
+            <w:u w:val="single"/>
+          </w:rPr>
+          <w:t>20:1</w:t>
+        </w:r>
+      </w:hyperlink>
+      <w:r>
+        <w:rPr>
+          <w:lang w:val="zh_TW" w:bidi="zh_TW"/>
+        </w:rPr>
+        <w:t>），但以色列擊敗了便‧哈達。第二次，便‧哈達進入以色列領土並到達</w:t>
+      </w:r>
+      <w:r>
+        <w:rPr>
+          <w:lang w:val="zh_TW" w:bidi="zh_TW"/>
+        </w:rPr>
+        <w:t>亞弗</w:t>
+      </w:r>
+      <w:r>
+        <w:rPr>
+          <w:lang w:val="zh_TW" w:bidi="zh_TW"/>
+        </w:rPr>
+        <w:t>（</w:t>
+      </w:r>
+      <w:hyperlink r:id="rId46">
+        <w:r>
+          <w:rPr>
+            <w:lang w:val="zh_TW" w:bidi="zh_TW"/>
+          </w:rPr>
+          <w:rPr>
+            <w:color w:val="0000EE"/>
+            <w:u w:val="single"/>
+          </w:rPr>
+          <w:t>20:26</w:t>
+        </w:r>
+      </w:hyperlink>
+      <w:r>
+        <w:rPr>
+          <w:lang w:val="zh_TW" w:bidi="zh_TW"/>
+        </w:rPr>
+        <w:t>），但他再次被擊敗並被俘。由於他戰敗，並被釋放，作為代價，他被迫在大馬士革開設市場供以色列貿易。在以色列和大馬士革之間三年的平安之後，敵對行動再次爆發，並導致亞哈在基列的拉末地區的戰鬥中被殺（</w:t>
+      </w:r>
+      <w:hyperlink r:id="rId47">
+        <w:r>
+          <w:rPr>
+            <w:lang w:val="zh_TW" w:bidi="zh_TW"/>
+          </w:rPr>
+          <w:rPr>
+            <w:color w:val="0000EE"/>
+            <w:u w:val="single"/>
+          </w:rPr>
+          <w:t>22:29–37</w:t>
+        </w:r>
+      </w:hyperlink>
+      <w:r>
+        <w:rPr>
+          <w:lang w:val="zh_TW" w:bidi="zh_TW"/>
+        </w:rPr>
+        <w:t>）。亞蘭-大馬士革最終被以色列王約阿施擊敗（</w:t>
+      </w:r>
+      <w:hyperlink r:id="rId48">
+        <w:r>
+          <w:rPr>
+            <w:lang w:val="zh_TW" w:bidi="zh_TW"/>
+          </w:rPr>
+          <w:rPr>
+            <w:color w:val="0000EE"/>
+            <w:u w:val="single"/>
+          </w:rPr>
+          <w:t>列王紀下13:25</w:t>
+        </w:r>
+      </w:hyperlink>
+      <w:r>
+        <w:rPr>
+          <w:lang w:val="zh_TW" w:bidi="zh_TW"/>
+        </w:rPr>
+        <w:t>）。</w:t>
+      </w:r>
+    </w:p>
+    <w:p>
+      <w:pPr>
+        <w:pStyle w:val="Heading3"/>
+      </w:pPr>
+      <w:r>
+        <w:rPr>
+          <w:lang w:val="zh_TW" w:bidi="zh_TW"/>
+        </w:rPr>
+        <w:t>亞蘭王國崩潰後的敘利亞</w:t>
+      </w:r>
+    </w:p>
+    <w:p>
+      <w:pPr/>
+      <w:r>
+        <w:rPr>
+          <w:lang w:val="zh_TW" w:bidi="zh_TW"/>
+        </w:rPr>
+      </w:r>
+      <w:r>
+        <w:rPr>
+          <w:lang w:val="zh_TW" w:bidi="zh_TW"/>
+        </w:rPr>
+        <w:t>在公元前733至732年，亞蘭-大馬士革崩潰後，整個地區的政治特性發生了變化。在隨後的幾個世紀中，直到基督教時代，該地區先後被幾個大國控制，沒有獨立的亞蘭國家存留。當亞述在公元前612至609年崩潰時，該地區短暫地被巴比倫控制。隨著波斯王居魯士崛起，敘利亞地區迅速被波斯軍隊佔領。巴勒斯坦、小亞細亞和埃及同時被納入波斯帝國。</w:t>
+      </w:r>
+    </w:p>
+    <w:p>
+      <w:pPr/>
+      <w:r>
+        <w:rPr>
+          <w:lang w:val="zh_TW" w:bidi="zh_TW"/>
+        </w:rPr>
+      </w:r>
+      <w:r>
+        <w:rPr>
+          <w:lang w:val="zh_TW" w:bidi="zh_TW"/>
+        </w:rPr>
+        <w:t>對該地區產生影響的下一個重要政治變革是於公元前360年出現的馬其頓的腓力。他的兒子亞歷山大大帝（公元前336–323年）鞏固了希臘在整個西亞細亞以及遠至印度邊界的勢力。當年僅33歲的他於公元前323年去世後，西亞細亞的控制權落入亞歷山大的將軍手中。將軍塞琉古一世（Seleucus I，公元前312–280年）控制了小亞細亞的南部、敘利亞地區、美索不達米亞，並向東延伸至印度邊界。因此，敘利亞落入了希臘化統治者塞琉古的影響之下，他在安提阿建立了一個新的首都。</w:t>
+      </w:r>
+    </w:p>
+    <w:p>
+      <w:pPr/>
+      <w:r>
+        <w:rPr>
+          <w:lang w:val="zh_TW" w:bidi="zh_TW"/>
+        </w:rPr>
+      </w:r>
+      <w:r>
+        <w:rPr>
+          <w:lang w:val="zh_TW" w:bidi="zh_TW"/>
+        </w:rPr>
+        <w:t>再往西，羅馬正在崛起並將目光投向東方。龐培將軍擊敗了本都年輕的王米特里達梯（Mithridates），並著手摧毀塞琉古王國的殘餘勢力。敘利亞的西部地區在公元前64年被劃為羅馬省。龐培最終進入巴勒斯坦，該地在公元前63年落入羅馬的控制之下。</w:t>
+      </w:r>
+    </w:p>
+    <w:p>
+      <w:pPr/>
+      <w:r>
+        <w:rPr>
+          <w:lang w:val="zh_TW" w:bidi="zh_TW"/>
+        </w:rPr>
+      </w:r>
+      <w:r>
+        <w:rPr>
+          <w:lang w:val="zh_TW" w:bidi="zh_TW"/>
+        </w:rPr>
+        <w:t>羅馬的敘利亞省包括基利家，這是位於小亞細亞東南角的條形領土。北部邊界延伸到幼發拉底河，邊界向南一直延伸到大馬士革，然後向西轉，約在死海中途，繼續向西到地中海。敘利亞的西部邊界是地中海，直到亞歷山大港灣，然後向西。敘利亞省和基利家省（</w:t>
+      </w:r>
+      <w:hyperlink r:id="rId49">
+        <w:r>
+          <w:rPr>
+            <w:lang w:val="zh_TW" w:bidi="zh_TW"/>
+          </w:rPr>
+          <w:rPr>
+            <w:color w:val="0000EE"/>
+            <w:u w:val="single"/>
+          </w:rPr>
+          <w:t>使徒行傳15:23、41</w:t>
+        </w:r>
+      </w:hyperlink>
       <w:r>
         <w:rPr>
           <w:lang w:val="zh_TW" w:bidi="zh_TW"/>
         </w:rPr>
         <w:t>；</w:t>
       </w:r>
-      <w:r>
-        <w:rPr>
-          <w:lang w:val="zh_TW" w:bidi="zh_TW"/>
-        </w:rPr>
-        <w:t>雅各 #1</w:t>
-      </w:r>
-      <w:r>
-        <w:rPr>
-          <w:lang w:val="zh_TW" w:bidi="zh_TW"/>
-        </w:rPr>
-        <w:t>；</w:t>
-      </w:r>
-      <w:r>
-        <w:rPr>
-          <w:lang w:val="zh_TW" w:bidi="zh_TW"/>
-        </w:rPr>
-        <w:t>約瑟 #1</w:t>
+      <w:hyperlink r:id="rId50">
+        <w:r>
+          <w:rPr>
+            <w:lang w:val="zh_TW" w:bidi="zh_TW"/>
+          </w:rPr>
+          <w:rPr>
+            <w:color w:val="0000EE"/>
+            <w:u w:val="single"/>
+          </w:rPr>
+          <w:t>加拉太書1:21</w:t>
+        </w:r>
+      </w:hyperlink>
+      <w:r>
+        <w:rPr>
+          <w:lang w:val="zh_TW" w:bidi="zh_TW"/>
+        </w:rPr>
+        <w:t>）由一位帝國將軍（</w:t>
+      </w:r>
+      <w:r>
+        <w:rPr>
+          <w:i/>
+          <w:lang w:val="zh_TW" w:bidi="zh_TW"/>
+        </w:rPr>
+        <w:t>legatis</w:t>
+      </w:r>
+      <w:r>
+        <w:rPr>
+          <w:lang w:val="zh_TW" w:bidi="zh_TW"/>
+        </w:rPr>
+        <w:t>）統治，他指揮著一支強大的軍團部隊。這樣的一位巡撫居里扭（Quirinius），在凱撒奧古斯都的人口普查時期統治敘利亞；這次人口普查使約瑟和馬利亞來到伯利恆，在那裡耶穌誕生了（</w:t>
+      </w:r>
+      <w:hyperlink r:id="rId51">
+        <w:r>
+          <w:rPr>
+            <w:lang w:val="zh_TW" w:bidi="zh_TW"/>
+          </w:rPr>
+          <w:rPr>
+            <w:color w:val="0000EE"/>
+            <w:u w:val="single"/>
+          </w:rPr>
+          <w:t>路加福音2:2</w:t>
+        </w:r>
+      </w:hyperlink>
+      <w:r>
+        <w:rPr>
+          <w:lang w:val="zh_TW" w:bidi="zh_TW"/>
+        </w:rPr>
+        <w:t>）。</w:t>
+      </w:r>
+    </w:p>
+    <w:p>
+      <w:pPr/>
+      <w:r>
+        <w:rPr>
+          <w:lang w:val="zh_TW" w:bidi="zh_TW"/>
+        </w:rPr>
+      </w:r>
+      <w:r>
+        <w:rPr>
+          <w:lang w:val="zh_TW" w:bidi="zh_TW"/>
+        </w:rPr>
+        <w:t>在接下來的幾個世紀中，大馬士革的人口被基督教化，基督教傳播到羅馬的敘利亞省，形成了至今仍存在的古敘利亞教會。那裡留下了用亞蘭文寫成的基督教文學的非凡遺產。古老的亞蘭文仍然存在，雖然使用了修改過的字母來書寫。</w:t>
+      </w:r>
+    </w:p>
+    <w:p>
+      <w:pPr/>
+      <w:r>
+        <w:rPr>
+          <w:lang w:val="zh_TW" w:bidi="zh_TW"/>
+        </w:rPr>
+      </w:r>
+      <w:r>
+        <w:rPr>
+          <w:lang w:val="zh_TW" w:bidi="zh_TW"/>
+        </w:rPr>
+        <w:t>七世紀伊斯蘭教興起，導致敘利亞教會明顯削弱，不過它從未被完全摧毀。散居的亞蘭文使用者群體仍然在敘利亞的部分地區生存，而現代考古工作已經使許多基督教教堂的遺跡重見光明。</w:t>
+      </w:r>
+    </w:p>
+    <w:p>
+      <w:pPr>
+        <w:pStyle w:val="Heading3"/>
+      </w:pPr>
+      <w:r>
+        <w:rPr>
+          <w:lang w:val="zh_TW" w:bidi="zh_TW"/>
+        </w:rPr>
+        <w:t>語言與文化</w:t>
+      </w:r>
+    </w:p>
+    <w:p>
+      <w:pPr/>
+      <w:r>
+        <w:rPr>
+          <w:lang w:val="zh_TW" w:bidi="zh_TW"/>
+        </w:rPr>
+      </w:r>
+      <w:r>
+        <w:rPr>
+          <w:lang w:val="zh_TW" w:bidi="zh_TW"/>
+        </w:rPr>
+        <w:t>亞蘭文是亞蘭人的語言，目前已發現許多銘文。以色列人採用了亞蘭文字母，該語言成為整個近東外交和行政的國際語言。在波斯時期，從埃及到印度，它是通用語言，在耶穌的時代廣泛使用於巴勒斯坦。「</w:t>
+      </w:r>
+      <w:r>
+        <w:rPr>
+          <w:lang w:val="zh_TW" w:bidi="zh_TW"/>
+        </w:rPr>
+        <w:t>大利大，古米〔</w:t>
+      </w:r>
+      <w:r>
+        <w:rPr>
+          <w:i/>
+          <w:lang w:val="zh_TW" w:bidi="zh_TW"/>
+        </w:rPr>
+        <w:t>talitha cumi</w:t>
+      </w:r>
+      <w:r>
+        <w:rPr>
+          <w:lang w:val="zh_TW" w:bidi="zh_TW"/>
+        </w:rPr>
+        <w:t>〕</w:t>
+      </w:r>
+      <w:r>
+        <w:rPr>
+          <w:lang w:val="zh_TW" w:bidi="zh_TW"/>
+        </w:rPr>
+        <w:t>」（</w:t>
+      </w:r>
+      <w:hyperlink r:id="rId52">
+        <w:r>
+          <w:rPr>
+            <w:lang w:val="zh_TW" w:bidi="zh_TW"/>
+          </w:rPr>
+          <w:rPr>
+            <w:color w:val="0000EE"/>
+            <w:u w:val="single"/>
+          </w:rPr>
+          <w:t>馬可福音5:41</w:t>
+        </w:r>
+      </w:hyperlink>
+      <w:r>
+        <w:rPr>
+          <w:lang w:val="zh_TW" w:bidi="zh_TW"/>
+        </w:rPr>
+        <w:t>）和「主必要來</w:t>
+      </w:r>
+      <w:r>
+        <w:rPr>
+          <w:lang w:val="zh_TW" w:bidi="zh_TW"/>
+        </w:rPr>
+        <w:t>〔</w:t>
+      </w:r>
+      <w:r>
+        <w:rPr>
+          <w:i/>
+          <w:lang w:val="zh_TW" w:bidi="zh_TW"/>
+        </w:rPr>
+        <w:t>marana tha</w:t>
+      </w:r>
+      <w:r>
+        <w:rPr>
+          <w:lang w:val="zh_TW" w:bidi="zh_TW"/>
+        </w:rPr>
+        <w:t>〕</w:t>
+      </w:r>
+      <w:r>
+        <w:rPr>
+          <w:lang w:val="zh_TW" w:bidi="zh_TW"/>
+        </w:rPr>
+        <w:t>」（</w:t>
+      </w:r>
+      <w:hyperlink r:id="rId53">
+        <w:r>
+          <w:rPr>
+            <w:lang w:val="zh_TW" w:bidi="zh_TW"/>
+          </w:rPr>
+          <w:rPr>
+            <w:color w:val="0000EE"/>
+            <w:u w:val="single"/>
+          </w:rPr>
+          <w:t>哥林多前書16:22</w:t>
+        </w:r>
+      </w:hyperlink>
+      <w:r>
+        <w:rPr>
+          <w:lang w:val="zh_TW" w:bidi="zh_TW"/>
+        </w:rPr>
+        <w:t>）是亞蘭文。</w:t>
+      </w:r>
+    </w:p>
+    <w:p>
+      <w:pPr/>
+      <w:r>
+        <w:rPr>
+          <w:lang w:val="zh_TW" w:bidi="zh_TW"/>
+        </w:rPr>
+      </w:r>
+      <w:r>
+        <w:rPr>
+          <w:lang w:val="zh_TW" w:bidi="zh_TW"/>
+        </w:rPr>
+        <w:t>在許多地點的發掘提供了對亞蘭建築、雕塑、陶器和其他藝術的良好了解。亞蘭人的宗教是多神教。人們也崇拜許多外國神祇。主要的亞蘭神祇是古代西閃族的風暴神哈大（Hadad）。在猶大的亞哈斯時代，當基於大馬士革</w:t>
+      </w:r>
+      <w:r>
+        <w:rPr>
+          <w:lang w:val="zh_TW" w:bidi="zh_TW"/>
+        </w:rPr>
+        <w:t>規模樣式</w:t>
+      </w:r>
+      <w:r>
+        <w:rPr>
+          <w:lang w:val="zh_TW" w:bidi="zh_TW"/>
+        </w:rPr>
+        <w:t>的壇被放在聖殿時，大馬士革的崇拜被強加給耶路撒冷的百姓（</w:t>
+      </w:r>
+      <w:hyperlink r:id="rId54">
+        <w:r>
+          <w:rPr>
+            <w:lang w:val="zh_TW" w:bidi="zh_TW"/>
+          </w:rPr>
+          <w:rPr>
+            <w:color w:val="0000EE"/>
+            <w:u w:val="single"/>
+          </w:rPr>
+          <w:t>列王紀下16:10–13</w:t>
+        </w:r>
+      </w:hyperlink>
+      <w:r>
+        <w:rPr>
+          <w:lang w:val="zh_TW" w:bidi="zh_TW"/>
+        </w:rPr>
+        <w:t>）。被亞述統治者撒珥根（Sargon）擄到撒馬利亞的亞蘭人，則帶來了外國的亞蘭崇拜（</w:t>
+      </w:r>
+      <w:hyperlink r:id="rId55">
+        <w:r>
+          <w:rPr>
+            <w:lang w:val="zh_TW" w:bidi="zh_TW"/>
+          </w:rPr>
+          <w:rPr>
+            <w:color w:val="0000EE"/>
+            <w:u w:val="single"/>
+          </w:rPr>
+          <w:t>17:24–34</w:t>
+        </w:r>
+      </w:hyperlink>
+      <w:r>
+        <w:rPr>
+          <w:lang w:val="zh_TW" w:bidi="zh_TW"/>
+        </w:rPr>
+        <w:t>）。</w:t>
+      </w:r>
+    </w:p>
+    <w:p>
+      <w:pPr/>
+      <w:r>
+        <w:rPr>
+          <w:lang w:val="zh_TW" w:bidi="zh_TW"/>
+        </w:rPr>
+      </w:r>
+      <w:r>
+        <w:rPr>
+          <w:lang w:val="zh_TW" w:bidi="zh_TW"/>
+        </w:rPr>
+        <w:t>在亞蘭國家消失後的幾個世紀中，亞蘭文依然存活。基督教形式的亞蘭文，即敘利亞語，留下了大量的文學、歷史、神學、註釋、論文和翻譯作品，這些作品被小心地保存在古老的修道院圖書館中，尤其是在敘利亞北部、伊拉克北部和土耳其南部。</w:t>
+      </w:r>
+    </w:p>
+    <w:p>
+      <w:pPr/>
+      <w:r>
+        <w:rPr>
+          <w:lang w:val="zh_TW" w:bidi="zh_TW"/>
+        </w:rPr>
+      </w:r>
+      <w:r>
+        <w:rPr>
+          <w:i/>
+          <w:lang w:val="zh_TW" w:bidi="zh_TW"/>
+        </w:rPr>
+        <w:t>另見</w:t>
+      </w:r>
+      <w:r>
+        <w:rPr>
+          <w:lang w:val="zh_TW" w:bidi="zh_TW"/>
+        </w:rPr>
+        <w:t xml:space="preserve"> </w:t>
+      </w:r>
+      <w:r>
+        <w:rPr>
+          <w:lang w:val="zh_TW" w:bidi="zh_TW"/>
+        </w:rPr>
+        <w:t>亞蘭文</w:t>
       </w:r>
       <w:r>
         <w:rPr>

--- a/zht/docx/152.content.docx
+++ b/zht/docx/152.content.docx
@@ -149,7 +149,7 @@
         <w:rPr>
           <w:lang w:val="zh_TW" w:bidi="zh_TW"/>
         </w:rPr>
-        <w:t>wang</w:t>
+        <w:t>tang</w:t>
       </w:r>
       <w:r>
         <w:rPr>
@@ -212,7 +212,7 @@
         <w:rPr>
           <w:lang w:val="zh_TW" w:bidi="zh_TW"/>
         </w:rPr>
-        <w:t>王</w:t>
+        <w:t>湯（Pottage）</w:t>
       </w:r>
       <w:r>
         <w:rPr>
@@ -231,7 +231,7 @@
         <w:rPr>
           <w:lang w:val="zh_TW" w:bidi="zh_TW"/>
         </w:rPr>
-        <w:t>希伯來文舊約聖經裡，melek（王）這個詞出現超過2,000次。它可以指神（</w:t>
+        <w:t>一種在舊約聖經中常見的紅色蔬菜燉湯（</w:t>
       </w:r>
       <w:hyperlink r:id="rId13">
         <w:r>
@@ -242,14 +242,14 @@
             <w:color w:val="0000EE"/>
             <w:u w:val="single"/>
           </w:rPr>
-          <w:t>詩95:3</w:t>
+          <w:t>該2:12</w:t>
         </w:r>
       </w:hyperlink>
       <w:r>
         <w:rPr>
           <w:lang w:val="zh_TW" w:bidi="zh_TW"/>
         </w:rPr>
-        <w:t>），也可以指人的統治者。一般來說，它指一位在其臣民之上擁有至高權柄與大能的統治者。在舊約聖經中，melek是用來指一個支派的統治者（「米甸的王」，</w:t>
+        <w:t>）。它通常是以紅豆、香草、洋蔥製成，有時也會加入肉類。這湯的香氣強烈到足以使以掃將長子的名分讓給雅各（</w:t>
       </w:r>
       <w:hyperlink r:id="rId14">
         <w:r>
@@ -260,14 +260,14 @@
             <w:color w:val="0000EE"/>
             <w:u w:val="single"/>
           </w:rPr>
-          <w:t>民31:8</w:t>
+          <w:t>創25:29–34</w:t>
         </w:r>
       </w:hyperlink>
       <w:r>
         <w:rPr>
           <w:lang w:val="zh_TW" w:bidi="zh_TW"/>
         </w:rPr>
-        <w:t>）、一座城的王（耶利哥、艾城；參</w:t>
+        <w:t>）。以利沙的門徒也十分看重這湯所帶來的滋養（</w:t>
       </w:r>
       <w:hyperlink r:id="rId15">
         <w:r>
@@ -278,612 +278,7 @@
             <w:color w:val="0000EE"/>
             <w:u w:val="single"/>
           </w:rPr>
-          <w:t>書12:9–24</w:t>
-        </w:r>
-      </w:hyperlink>
-      <w:r>
-        <w:rPr>
-          <w:lang w:val="zh_TW" w:bidi="zh_TW"/>
-        </w:rPr>
-        <w:t>，其中列出了以色列人所征服的31個城邦的王）、一個民族的王（以色列、猶大、亞捫、摩押、亞蘭），或是一個列邦的君王（如埃及、亞述、巴比倫，或波斯）。也有其它詞語可以指王室身分。非利士人將seren（首領）這個稱號引入希伯來文的詞彙中。非利士的五座城由五個首領治理。另一個指以色列王的詞語是nagid（君王）。掃羅和大衛都曾受膏作以色列的nagid（</w:t>
-      </w:r>
-      <w:hyperlink r:id="rId16">
-        <w:r>
-          <w:rPr>
-            <w:lang w:val="zh_TW" w:bidi="zh_TW"/>
-          </w:rPr>
-          <w:rPr>
-            <w:color w:val="0000EE"/>
-            <w:u w:val="single"/>
-          </w:rPr>
-          <w:t>撒上10:1</w:t>
-        </w:r>
-      </w:hyperlink>
-      <w:r>
-        <w:rPr>
-          <w:lang w:val="zh_TW" w:bidi="zh_TW"/>
-        </w:rPr>
-        <w:t>，</w:t>
-      </w:r>
-      <w:hyperlink r:id="rId17">
-        <w:r>
-          <w:rPr>
-            <w:lang w:val="zh_TW" w:bidi="zh_TW"/>
-          </w:rPr>
-          <w:rPr>
-            <w:color w:val="0000EE"/>
-            <w:u w:val="single"/>
-          </w:rPr>
-          <w:t>16:13</w:t>
-        </w:r>
-      </w:hyperlink>
-      <w:r>
-        <w:rPr>
-          <w:lang w:val="zh_TW" w:bidi="zh_TW"/>
-        </w:rPr>
-        <w:t>）。在新約聖經與七十士譯本（舊約聖經的希臘文譯本）中，希臘文的basileus在意思上與希伯來文的melek相近。新約聖經的basileus可以指公元一世紀的世俗統治者、以色列的王、過去的統治者，也可以指那位屬神的王，就是耶穌基督。</w:t>
-      </w:r>
-    </w:p>
-    <w:p>
-      <w:pPr/>
-      <w:r>
-        <w:rPr>
-          <w:lang w:val="zh_TW" w:bidi="zh_TW"/>
-        </w:rPr>
-      </w:r>
-      <w:r>
-        <w:rPr>
-          <w:lang w:val="zh_TW" w:bidi="zh_TW"/>
-        </w:rPr>
-        <w:t>「萬王之王」這個稱號是用在耶穌身上（</w:t>
-      </w:r>
-      <w:hyperlink r:id="rId18">
-        <w:r>
-          <w:rPr>
-            <w:lang w:val="zh_TW" w:bidi="zh_TW"/>
-          </w:rPr>
-          <w:rPr>
-            <w:color w:val="0000EE"/>
-            <w:u w:val="single"/>
-          </w:rPr>
-          <w:t>提前6:15</w:t>
-        </w:r>
-      </w:hyperlink>
-      <w:r>
-        <w:rPr>
-          <w:lang w:val="zh_TW" w:bidi="zh_TW"/>
-        </w:rPr>
-        <w:t>），是一個希伯來式的說法，意思是至高的王，或最偉大的王。例如，以西結預言泰爾傾覆的經文中稱尼布甲尼撒為「諸王之王」（</w:t>
-      </w:r>
-      <w:hyperlink r:id="rId19">
-        <w:r>
-          <w:rPr>
-            <w:lang w:val="zh_TW" w:bidi="zh_TW"/>
-          </w:rPr>
-          <w:rPr>
-            <w:color w:val="0000EE"/>
-            <w:u w:val="single"/>
-          </w:rPr>
-          <w:t>結26:7</w:t>
-        </w:r>
-      </w:hyperlink>
-      <w:r>
-        <w:rPr>
-          <w:lang w:val="zh_TW" w:bidi="zh_TW"/>
-        </w:rPr>
-        <w:t>）。亞述和巴比倫的大君王引入這個稱號。在他們之前，統治者的稱號是「王」或「大王」，例如</w:t>
-      </w:r>
-      <w:hyperlink r:id="rId20">
-        <w:r>
-          <w:rPr>
-            <w:lang w:val="zh_TW" w:bidi="zh_TW"/>
-          </w:rPr>
-          <w:rPr>
-            <w:color w:val="0000EE"/>
-            <w:u w:val="single"/>
-          </w:rPr>
-          <w:t>列王紀下十八章28節</w:t>
-        </w:r>
-      </w:hyperlink>
-      <w:r>
-        <w:rPr>
-          <w:lang w:val="zh_TW" w:bidi="zh_TW"/>
-        </w:rPr>
-        <w:t>所述：「你們當聽亞述大王的話」。後來的統治者擴張帝國疆域時，也會改變自己的稱號。</w:t>
-      </w:r>
-    </w:p>
-    <w:p>
-      <w:pPr>
-        <w:pStyle w:val="Heading3"/>
-      </w:pPr>
-      <w:r>
-        <w:rPr>
-          <w:lang w:val="zh_TW" w:bidi="zh_TW"/>
-        </w:rPr>
-        <w:t>以色列的王權</w:t>
-      </w:r>
-    </w:p>
-    <w:p>
-      <w:pPr/>
-      <w:r>
-        <w:rPr>
-          <w:lang w:val="zh_TW" w:bidi="zh_TW"/>
-        </w:rPr>
-      </w:r>
-      <w:r>
-        <w:rPr>
-          <w:lang w:val="zh_TW" w:bidi="zh_TW"/>
-        </w:rPr>
-        <w:t>神揀選亞伯拉罕作多國之父；彌賽亞要藉著他和他的後裔在地上掌權。神在賜給亞伯拉罕的應許裡屢次向他保證，他必作一個強大民族之父，神要把迦南地賜給這個民族，而且君王必從他的後裔而出（</w:t>
-      </w:r>
-      <w:hyperlink r:id="rId21">
-        <w:r>
-          <w:rPr>
-            <w:lang w:val="zh_TW" w:bidi="zh_TW"/>
-          </w:rPr>
-          <w:rPr>
-            <w:color w:val="0000EE"/>
-            <w:u w:val="single"/>
-          </w:rPr>
-          <w:t>創17:6</w:t>
-        </w:r>
-      </w:hyperlink>
-      <w:r>
-        <w:rPr>
-          <w:lang w:val="zh_TW" w:bidi="zh_TW"/>
-        </w:rPr>
-        <w:t>）。亞伯拉罕遵行神吩咐他受割禮的命令，表明他接受神在他家中掌權；這也使亞伯拉罕的宗族分別出來，事奉神（</w:t>
-      </w:r>
-      <w:hyperlink r:id="rId22">
-        <w:r>
-          <w:rPr>
-            <w:lang w:val="zh_TW" w:bidi="zh_TW"/>
-          </w:rPr>
-          <w:rPr>
-            <w:color w:val="0000EE"/>
-            <w:u w:val="single"/>
-          </w:rPr>
-          <w:t>10–14</w:t>
-        </w:r>
-      </w:hyperlink>
-      <w:r>
-        <w:rPr>
-          <w:lang w:val="zh_TW" w:bidi="zh_TW"/>
-        </w:rPr>
-        <w:t>節）。神與亞伯拉罕和他後裔建立關係的終極目的是，神要作以色列的王，而祂的百姓也要藉著忠心順服祂，表明他們接受祂掌權（</w:t>
-      </w:r>
-      <w:hyperlink r:id="rId23">
-        <w:r>
-          <w:rPr>
-            <w:lang w:val="zh_TW" w:bidi="zh_TW"/>
-          </w:rPr>
-          <w:rPr>
-            <w:color w:val="0000EE"/>
-            <w:u w:val="single"/>
-          </w:rPr>
-          <w:t>9</w:t>
-        </w:r>
-      </w:hyperlink>
-      <w:r>
-        <w:rPr>
-          <w:lang w:val="zh_TW" w:bidi="zh_TW"/>
-        </w:rPr>
-        <w:t>節）。</w:t>
-      </w:r>
-    </w:p>
-    <w:p>
-      <w:pPr/>
-      <w:r>
-        <w:rPr>
-          <w:lang w:val="zh_TW" w:bidi="zh_TW"/>
-        </w:rPr>
-      </w:r>
-      <w:r>
-        <w:rPr>
-          <w:lang w:val="zh_TW" w:bidi="zh_TW"/>
-        </w:rPr>
-        <w:t>這約的核心是，神期望他們忠於祂的掌權。亞伯拉罕和他的後裔要與這位大君王相交，藉著這樣的生活，在列邦中施行神所賜的「治理」。祂要藉著亞伯拉罕和他的後裔興起一個「君尊的民族（royal nation）」，使他們得以重新承受治理祂所創造萬有的全部特權。</w:t>
-      </w:r>
-    </w:p>
-    <w:p>
-      <w:pPr/>
-      <w:r>
-        <w:rPr>
-          <w:lang w:val="zh_TW" w:bidi="zh_TW"/>
-        </w:rPr>
-      </w:r>
-      <w:r>
-        <w:rPr>
-          <w:lang w:val="zh_TW" w:bidi="zh_TW"/>
-        </w:rPr>
-        <w:t>耶和華也與以色列立約。這約是出於主權的恩典與應許的治理；耶和華藉著祂律法的約束，也藉著祂親自同在，使這百姓分別為聖歸給祂。這個民族親眼看見神怎樣看顧他們，就必須學習：他們如果順服神的要求，神權政體的國度（theocratic kingdom）就能在地上成為現實。在西奈之約裡，神權政體（theocracy，就是神的掌權）得以建立。神把誡命託付給以色列，好叫他們顯出自己是神權政體的民族，正如神向摩西所啟示的話：「如今你們若實在聽從我的話，遵守我的約，就要在萬民中作屬我的子民，因為全地都是我的。你們要歸我作祭司的國度，為聖潔的國民。」（</w:t>
-      </w:r>
-      <w:hyperlink r:id="rId24">
-        <w:r>
-          <w:rPr>
-            <w:lang w:val="zh_TW" w:bidi="zh_TW"/>
-          </w:rPr>
-          <w:rPr>
-            <w:color w:val="0000EE"/>
-            <w:u w:val="single"/>
-          </w:rPr>
-          <w:t>出19:5–6</w:t>
-        </w:r>
-      </w:hyperlink>
-      <w:r>
-        <w:rPr>
-          <w:lang w:val="zh_TW" w:bidi="zh_TW"/>
-        </w:rPr>
-        <w:t>）。他們是神為列邦所揀選的；藉著以色列像祭司一樣的順服與代求，全地就能認識創造主—救贖主（Creator-Redeemer）。</w:t>
-      </w:r>
-    </w:p>
-    <w:p>
-      <w:pPr/>
-      <w:r>
-        <w:rPr>
-          <w:lang w:val="zh_TW" w:bidi="zh_TW"/>
-        </w:rPr>
-      </w:r>
-      <w:r>
-        <w:rPr>
-          <w:lang w:val="zh_TW" w:bidi="zh_TW"/>
-        </w:rPr>
-        <w:t>神的王權的特質包括：大能、榮耀、信實、智慧、眷顧、服事、將權柄分派給人、賜福與保護、公義的治理、審判、伸冤、拯救。以色列的王權也應當與神的王權一樣。他們多樣且有時複雜的律法，教導以色列分辨聖與俗、潔淨與不潔淨、神的道路與列邦的道路。神的道路增進愛、信實、公義、和平、和諧、服事、對人的眷顧、智慧的生活、保護困苦的人，並審判有罪的人。世界諸國的道路卻往往助長自私、混亂、專制，並且輕看公義。</w:t>
-      </w:r>
-    </w:p>
-    <w:p>
-      <w:pPr/>
-      <w:r>
-        <w:rPr>
-          <w:lang w:val="zh_TW" w:bidi="zh_TW"/>
-        </w:rPr>
-      </w:r>
-      <w:r>
-        <w:rPr>
-          <w:lang w:val="zh_TW" w:bidi="zh_TW"/>
-        </w:rPr>
-        <w:t>耶和華也設立一套組織架構，為要推動祂神權政體的目的。在曠野，摩西和以色列所揀選的領袖（</w:t>
-      </w:r>
-      <w:hyperlink r:id="rId25">
-        <w:r>
-          <w:rPr>
-            <w:lang w:val="zh_TW" w:bidi="zh_TW"/>
-          </w:rPr>
-          <w:rPr>
-            <w:color w:val="0000EE"/>
-            <w:u w:val="single"/>
-          </w:rPr>
-          <w:t>出18:19–26</w:t>
-        </w:r>
-      </w:hyperlink>
-      <w:r>
-        <w:rPr>
-          <w:lang w:val="zh_TW" w:bidi="zh_TW"/>
-        </w:rPr>
-        <w:t>；</w:t>
-      </w:r>
-      <w:hyperlink r:id="rId26">
-        <w:r>
-          <w:rPr>
-            <w:lang w:val="zh_TW" w:bidi="zh_TW"/>
-          </w:rPr>
-          <w:rPr>
-            <w:color w:val="0000EE"/>
-            <w:u w:val="single"/>
-          </w:rPr>
-          <w:t>民11:24–25</w:t>
-        </w:r>
-      </w:hyperlink>
-      <w:r>
-        <w:rPr>
-          <w:lang w:val="zh_TW" w:bidi="zh_TW"/>
-        </w:rPr>
-        <w:t>；參</w:t>
-      </w:r>
-      <w:hyperlink r:id="rId27">
-        <w:r>
-          <w:rPr>
-            <w:lang w:val="zh_TW" w:bidi="zh_TW"/>
-          </w:rPr>
-          <w:rPr>
-            <w:color w:val="0000EE"/>
-            <w:u w:val="single"/>
-          </w:rPr>
-          <w:t>申1:15–18</w:t>
-        </w:r>
-      </w:hyperlink>
-      <w:r>
-        <w:rPr>
-          <w:lang w:val="zh_TW" w:bidi="zh_TW"/>
-        </w:rPr>
-        <w:t>）成為神的器皿，在以色列中維護祂作王的統治。摩西死後，約書亞接續承擔神權政體的治理。耶和華與他同在，正如祂與摩西同在一樣；以色列眾人也看出，在約書亞的帶領中，神得以繼續掌權（</w:t>
-      </w:r>
-      <w:hyperlink r:id="rId28">
-        <w:r>
-          <w:rPr>
-            <w:lang w:val="zh_TW" w:bidi="zh_TW"/>
-          </w:rPr>
-          <w:rPr>
-            <w:color w:val="0000EE"/>
-            <w:u w:val="single"/>
-          </w:rPr>
-          <w:t>申34:9</w:t>
-        </w:r>
-      </w:hyperlink>
-      <w:r>
-        <w:rPr>
-          <w:lang w:val="zh_TW" w:bidi="zh_TW"/>
-        </w:rPr>
-        <w:t>；</w:t>
-      </w:r>
-      <w:hyperlink r:id="rId29">
-        <w:r>
-          <w:rPr>
-            <w:lang w:val="zh_TW" w:bidi="zh_TW"/>
-          </w:rPr>
-          <w:rPr>
-            <w:color w:val="0000EE"/>
-            <w:u w:val="single"/>
-          </w:rPr>
-          <w:t>書3:7</w:t>
-        </w:r>
-      </w:hyperlink>
-      <w:r>
-        <w:rPr>
-          <w:lang w:val="zh_TW" w:bidi="zh_TW"/>
-        </w:rPr>
-        <w:t>，</w:t>
-      </w:r>
-      <w:hyperlink r:id="rId30">
-        <w:r>
-          <w:rPr>
-            <w:lang w:val="zh_TW" w:bidi="zh_TW"/>
-          </w:rPr>
-          <w:rPr>
-            <w:color w:val="0000EE"/>
-            <w:u w:val="single"/>
-          </w:rPr>
-          <w:t>4:14</w:t>
-        </w:r>
-      </w:hyperlink>
-      <w:r>
-        <w:rPr>
-          <w:lang w:val="zh_TW" w:bidi="zh_TW"/>
-        </w:rPr>
-        <w:t>）。約書亞像摩西臨終前所作的一樣，勸勉領袖和以色列要持守這恩典的立約關係（</w:t>
-      </w:r>
-      <w:hyperlink r:id="rId31">
-        <w:r>
-          <w:rPr>
-            <w:lang w:val="zh_TW" w:bidi="zh_TW"/>
-          </w:rPr>
-          <w:rPr>
-            <w:color w:val="0000EE"/>
-            <w:u w:val="single"/>
-          </w:rPr>
-          <w:t>書23–24章</w:t>
-        </w:r>
-      </w:hyperlink>
-      <w:r>
-        <w:rPr>
-          <w:lang w:val="zh_TW" w:bidi="zh_TW"/>
-        </w:rPr>
-        <w:t>）。然而，以色列因貪婪、淫亂、紛爭、拜偶像而走向滅亡。在士師的時期，各人任意而行，自以為對（</w:t>
-      </w:r>
-      <w:hyperlink r:id="rId32">
-        <w:r>
-          <w:rPr>
-            <w:lang w:val="zh_TW" w:bidi="zh_TW"/>
-          </w:rPr>
-          <w:rPr>
-            <w:color w:val="0000EE"/>
-            <w:u w:val="single"/>
-          </w:rPr>
-          <w:t>士17:6</w:t>
-        </w:r>
-      </w:hyperlink>
-      <w:r>
-        <w:rPr>
-          <w:lang w:val="zh_TW" w:bidi="zh_TW"/>
-        </w:rPr>
-        <w:t>，</w:t>
-      </w:r>
-      <w:hyperlink r:id="rId33">
-        <w:r>
-          <w:rPr>
-            <w:lang w:val="zh_TW" w:bidi="zh_TW"/>
-          </w:rPr>
-          <w:rPr>
-            <w:color w:val="0000EE"/>
-            <w:u w:val="single"/>
-          </w:rPr>
-          <w:t>18:1</w:t>
-        </w:r>
-      </w:hyperlink>
-      <w:r>
-        <w:rPr>
-          <w:lang w:val="zh_TW" w:bidi="zh_TW"/>
-        </w:rPr>
-        <w:t>，</w:t>
-      </w:r>
-      <w:hyperlink r:id="rId34">
-        <w:r>
-          <w:rPr>
-            <w:lang w:val="zh_TW" w:bidi="zh_TW"/>
-          </w:rPr>
-          <w:rPr>
-            <w:color w:val="0000EE"/>
-            <w:u w:val="single"/>
-          </w:rPr>
-          <w:t>19:1</w:t>
-        </w:r>
-      </w:hyperlink>
-      <w:r>
-        <w:rPr>
-          <w:lang w:val="zh_TW" w:bidi="zh_TW"/>
-        </w:rPr>
-        <w:t>，</w:t>
-      </w:r>
-      <w:hyperlink r:id="rId35">
-        <w:r>
-          <w:rPr>
-            <w:lang w:val="zh_TW" w:bidi="zh_TW"/>
-          </w:rPr>
-          <w:rPr>
-            <w:color w:val="0000EE"/>
-            <w:u w:val="single"/>
-          </w:rPr>
-          <w:t>21:25</w:t>
-        </w:r>
-      </w:hyperlink>
-      <w:r>
-        <w:rPr>
-          <w:lang w:val="zh_TW" w:bidi="zh_TW"/>
-        </w:rPr>
-        <w:t>）。那時以色列中沒有王。士師是軍事領袖，耶和華興起他們，為要拯救祂的百姓脫離外邦欺壓。然而，即使以色列活得好像神不是他們的王，神仍然作王。士師時期顯明，以色列背道，又不順服他們的王，所以無法有效應付周圍的列邦。</w:t>
-      </w:r>
-    </w:p>
-    <w:p>
-      <w:pPr/>
-      <w:r>
-        <w:rPr>
-          <w:lang w:val="zh_TW" w:bidi="zh_TW"/>
-        </w:rPr>
-      </w:r>
-      <w:r>
-        <w:rPr>
-          <w:lang w:val="zh_TW" w:bidi="zh_TW"/>
-        </w:rPr>
-        <w:t>撒母耳的事奉使以色列恢復神權政體的領導。撒母耳生在利未人的家中，在示羅的會幕事奉耶和華。他蒙召作先知——自從摩西死後，這職分一直沒有人承擔（</w:t>
-      </w:r>
-      <w:hyperlink r:id="rId36">
-        <w:r>
-          <w:rPr>
-            <w:lang w:val="zh_TW" w:bidi="zh_TW"/>
-          </w:rPr>
-          <w:rPr>
-            <w:color w:val="0000EE"/>
-            <w:u w:val="single"/>
-          </w:rPr>
-          <w:t>撒上3:20–21</w:t>
-        </w:r>
-      </w:hyperlink>
-      <w:r>
-        <w:rPr>
-          <w:lang w:val="zh_TW" w:bidi="zh_TW"/>
-        </w:rPr>
-        <w:t>）。百姓也承認他在以色列作士師（</w:t>
-      </w:r>
-      <w:hyperlink r:id="rId37">
-        <w:r>
-          <w:rPr>
-            <w:lang w:val="zh_TW" w:bidi="zh_TW"/>
-          </w:rPr>
-          <w:rPr>
-            <w:color w:val="0000EE"/>
-            <w:u w:val="single"/>
-          </w:rPr>
-          <w:t>7:15</w:t>
-        </w:r>
-      </w:hyperlink>
-      <w:r>
-        <w:rPr>
-          <w:lang w:val="zh_TW" w:bidi="zh_TW"/>
-        </w:rPr>
-        <w:t>）。在撒母耳身上，祭司、先知、君王的職分彷彿結合在一起。百姓從來不稱他為王，因為他的生活方式像先知，不像統治者。百姓精心提出要立王的要求，其實就是拒絕撒母耳的事奉。百姓不滿足於撒母耳那種屬靈、帶著恩賜的領導。他們想找一位更有魄力的領袖，因此覺得周圍列國君王的某些特點很吸引人：權勢、榮耀的彰顯，以及穩定。到那時為止，各支派已經經歷過幾場內戰，危及以色列的合一。人們以為立王就能解決各樣社會和政治問題。雖然神早已在律法裡預先提到以色列日後會有君王治理（</w:t>
-      </w:r>
-      <w:hyperlink r:id="rId38">
-        <w:r>
-          <w:rPr>
-            <w:lang w:val="zh_TW" w:bidi="zh_TW"/>
-          </w:rPr>
-          <w:rPr>
-            <w:color w:val="0000EE"/>
-            <w:u w:val="single"/>
-          </w:rPr>
-          <w:t>申17:14–20</w:t>
-        </w:r>
-      </w:hyperlink>
-      <w:r>
-        <w:rPr>
-          <w:lang w:val="zh_TW" w:bidi="zh_TW"/>
-        </w:rPr>
-        <w:t>），百姓推動王權卻不是出於宗教理由，而是出於世俗的原因：「現在求你為我們立一個王治理我們，像列國一樣」（</w:t>
-      </w:r>
-      <w:hyperlink r:id="rId39">
-        <w:r>
-          <w:rPr>
-            <w:lang w:val="zh_TW" w:bidi="zh_TW"/>
-          </w:rPr>
-          <w:rPr>
-            <w:color w:val="0000EE"/>
-            <w:u w:val="single"/>
-          </w:rPr>
-          <w:t>撒上8:5</w:t>
-        </w:r>
-      </w:hyperlink>
-      <w:r>
-        <w:rPr>
-          <w:lang w:val="zh_TW" w:bidi="zh_TW"/>
-        </w:rPr>
-        <w:t>）；「使我們像列國一樣，有王治理我們，統領我們，為我們爭戰。」（</w:t>
-      </w:r>
-      <w:hyperlink r:id="rId40">
-        <w:r>
-          <w:rPr>
-            <w:lang w:val="zh_TW" w:bidi="zh_TW"/>
-          </w:rPr>
-          <w:rPr>
-            <w:color w:val="0000EE"/>
-            <w:u w:val="single"/>
-          </w:rPr>
-          <w:t>20</w:t>
-        </w:r>
-      </w:hyperlink>
-      <w:r>
-        <w:rPr>
-          <w:lang w:val="zh_TW" w:bidi="zh_TW"/>
-        </w:rPr>
-        <w:t>節）。撒母耳從來不接受立王的想法，因為這種制度不符合神權政體的理想。</w:t>
-      </w:r>
-    </w:p>
-    <w:p>
-      <w:pPr/>
-      <w:r>
-        <w:rPr>
-          <w:lang w:val="zh_TW" w:bidi="zh_TW"/>
-        </w:rPr>
-      </w:r>
-      <w:r>
-        <w:rPr>
-          <w:lang w:val="zh_TW" w:bidi="zh_TW"/>
-        </w:rPr>
-        <w:t>以色列的王權與鄰國的王權最關鍵的差別，在於神把祂的靈賜給以色列的君王，使他在地上建立神的掌權。神為祂的百姓作王，百姓也從祂的掌權得著益處；祂供應他們、保護他們，又作那位替他們爭戰的勇士。</w:t>
-      </w:r>
-    </w:p>
-    <w:p>
-      <w:pPr/>
-      <w:r>
-        <w:rPr>
-          <w:lang w:val="zh_TW" w:bidi="zh_TW"/>
-        </w:rPr>
-      </w:r>
-      <w:r>
-        <w:rPr>
-          <w:lang w:val="zh_TW" w:bidi="zh_TW"/>
-        </w:rPr>
-        <w:t>撒母耳膏立了掃羅（王權的一個可悲例子）和大衛（在神治理之下作王的良好例子），在當中起了關鍵作用。掃羅的王權顯出專制、冷漠、自我抬舉的態度。他一心要建立自己的王朝，卻沒有好好眷顧神的百姓。因此，耶和華厭棄他作王（</w:t>
-      </w:r>
-      <w:hyperlink r:id="rId41">
-        <w:r>
-          <w:rPr>
-            <w:lang w:val="zh_TW" w:bidi="zh_TW"/>
-          </w:rPr>
-          <w:rPr>
-            <w:color w:val="0000EE"/>
-            <w:u w:val="single"/>
-          </w:rPr>
-          <w:t>撒上15:23</w:t>
+          <w:t>王下4:38–41</w:t>
         </w:r>
       </w:hyperlink>
       <w:r>
@@ -891,686 +286,6 @@
           <w:lang w:val="zh_TW" w:bidi="zh_TW"/>
         </w:rPr>
         <w:t>）。</w:t>
-      </w:r>
-    </w:p>
-    <w:p>
-      <w:pPr/>
-      <w:r>
-        <w:rPr>
-          <w:lang w:val="zh_TW" w:bidi="zh_TW"/>
-        </w:rPr>
-      </w:r>
-      <w:r>
-        <w:rPr>
-          <w:lang w:val="zh_TW" w:bidi="zh_TW"/>
-        </w:rPr>
-        <w:t>大衛的王權與掃羅的王權形成對比；大衛的王權符合神的心意，因為他反映出耶和華王權的榮耀。撒母耳記上下兩卷書記載大衛的一生和治理，用來說明王權的利與弊。從正面來看，大衛是合神心意的人，他尋求神的旨意，為自己的罪悔改，也尋求神的榮耀。從負面來看，大衛在個人生活和家庭生活上沒有持守神律法的高標準。然而，神仍喜悅揀選大衛的王朝，讓耶穌基督從這家系而出。先知拿單向大衛保證，他的王朝必長存：「你的家和你的國必在我面前永遠堅立。你的國位也必堅定，直到永遠。」（</w:t>
-      </w:r>
-      <w:hyperlink r:id="rId42">
-        <w:r>
-          <w:rPr>
-            <w:lang w:val="zh_TW" w:bidi="zh_TW"/>
-          </w:rPr>
-          <w:rPr>
-            <w:color w:val="0000EE"/>
-            <w:u w:val="single"/>
-          </w:rPr>
-          <w:t>撒下7:16</w:t>
-        </w:r>
-      </w:hyperlink>
-      <w:r>
-        <w:rPr>
-          <w:lang w:val="zh_TW" w:bidi="zh_TW"/>
-        </w:rPr>
-        <w:t>）。但神並沒有應許這王朝不會受審判，也不會被擄。</w:t>
-      </w:r>
-    </w:p>
-    <w:p>
-      <w:pPr/>
-      <w:r>
-        <w:rPr>
-          <w:lang w:val="zh_TW" w:bidi="zh_TW"/>
-        </w:rPr>
-      </w:r>
-      <w:r>
-        <w:rPr>
-          <w:lang w:val="zh_TW" w:bidi="zh_TW"/>
-        </w:rPr>
-        <w:t>大衛和他兒子所羅門的王權所顯出的卓越特質，反映出真正合乎神權政體的用意：他們關心耶和華、渴望有智慧和正直的心，也關心神百姓的福祉。他們關心耶和華，表現在為建造聖殿所作的預備，以及後來實際建成了聖殿（參</w:t>
-      </w:r>
-      <w:hyperlink r:id="rId43">
-        <w:r>
-          <w:rPr>
-            <w:lang w:val="zh_TW" w:bidi="zh_TW"/>
-          </w:rPr>
-          <w:rPr>
-            <w:color w:val="0000EE"/>
-            <w:u w:val="single"/>
-          </w:rPr>
-          <w:t>詩132篇</w:t>
-        </w:r>
-      </w:hyperlink>
-      <w:r>
-        <w:rPr>
-          <w:lang w:val="zh_TW" w:bidi="zh_TW"/>
-        </w:rPr>
-        <w:t>）。他們顯然重視正直和智慧，特別表現在大衛回應拿單責備的態度上（</w:t>
-      </w:r>
-      <w:hyperlink r:id="rId44">
-        <w:r>
-          <w:rPr>
-            <w:lang w:val="zh_TW" w:bidi="zh_TW"/>
-          </w:rPr>
-          <w:rPr>
-            <w:color w:val="0000EE"/>
-            <w:u w:val="single"/>
-          </w:rPr>
-          <w:t>撒下12章</w:t>
-        </w:r>
-      </w:hyperlink>
-      <w:r>
-        <w:rPr>
-          <w:lang w:val="zh_TW" w:bidi="zh_TW"/>
-        </w:rPr>
-        <w:t>），以及所羅門向神求一顆有智慧的心上（</w:t>
-      </w:r>
-      <w:hyperlink r:id="rId45">
-        <w:r>
-          <w:rPr>
-            <w:lang w:val="zh_TW" w:bidi="zh_TW"/>
-          </w:rPr>
-          <w:rPr>
-            <w:color w:val="0000EE"/>
-            <w:u w:val="single"/>
-          </w:rPr>
-          <w:t>王上3章</w:t>
-        </w:r>
-      </w:hyperlink>
-      <w:r>
-        <w:rPr>
-          <w:lang w:val="zh_TW" w:bidi="zh_TW"/>
-        </w:rPr>
-        <w:t>）。他們關心百姓，也表現在鞏固邊界抵擋仇敵、促成全國合一、並帶來經濟增長的機會。大衛和所羅門的時代確實在地上反映出神作王的掌權。</w:t>
-      </w:r>
-    </w:p>
-    <w:p>
-      <w:pPr/>
-      <w:r>
-        <w:rPr>
-          <w:lang w:val="zh_TW" w:bidi="zh_TW"/>
-        </w:rPr>
-      </w:r>
-      <w:r>
-        <w:rPr>
-          <w:lang w:val="zh_TW" w:bidi="zh_TW"/>
-        </w:rPr>
-        <w:t>列王紀和歷代志的記載展開了以色列和猶大往後王權的歷史。那些好王效法大衛和所羅門的榜樣、保衛耶路撒冷抵擋外邦入侵、供應聖殿的需要、使神的百姓在神的話語上領受教導，又照著摩西的律法作他們治理的準則。一個好的大衛王朝君王愛耶和華、愛聖殿、愛律法，也愛神的百姓；他像好牧人一樣服事他們。惡王卻拒絕這種王權的榜樣，反而選擇外邦的模式。因此，暗利和亞哈把實踐巴力崇拜的腓尼基文化引進來，完全不顧以色列的傳統。</w:t>
-      </w:r>
-    </w:p>
-    <w:p>
-      <w:pPr/>
-      <w:r>
-        <w:rPr>
-          <w:lang w:val="zh_TW" w:bidi="zh_TW"/>
-        </w:rPr>
-      </w:r>
-      <w:r>
-        <w:rPr>
-          <w:lang w:val="zh_TW" w:bidi="zh_TW"/>
-        </w:rPr>
-        <w:t>大衛王朝的君王被視為神家中的一員，是那位大君王的「兒子」（參</w:t>
-      </w:r>
-      <w:hyperlink r:id="rId46">
-        <w:r>
-          <w:rPr>
-            <w:lang w:val="zh_TW" w:bidi="zh_TW"/>
-          </w:rPr>
-          <w:rPr>
-            <w:color w:val="0000EE"/>
-            <w:u w:val="single"/>
-          </w:rPr>
-          <w:t>撒下7:14–16</w:t>
-        </w:r>
-      </w:hyperlink>
-      <w:r>
-        <w:rPr>
-          <w:lang w:val="zh_TW" w:bidi="zh_TW"/>
-        </w:rPr>
-        <w:t>；</w:t>
-      </w:r>
-      <w:hyperlink r:id="rId47">
-        <w:r>
-          <w:rPr>
-            <w:lang w:val="zh_TW" w:bidi="zh_TW"/>
-          </w:rPr>
-          <w:rPr>
-            <w:color w:val="0000EE"/>
-            <w:u w:val="single"/>
-          </w:rPr>
-          <w:t>詩2:6–7</w:t>
-        </w:r>
-      </w:hyperlink>
-      <w:r>
-        <w:rPr>
-          <w:lang w:val="zh_TW" w:bidi="zh_TW"/>
-        </w:rPr>
-        <w:t>）。大衛王朝的君王要忠於那位大君王耶和華。他像摩西和約書亞一樣，直接從耶和華領受命令；但與摩西不同，耶和華的話語是藉著眾先知傳達給他。他也像摩西和約書亞一樣，要服事他的神，也服事祂的百姓。</w:t>
-      </w:r>
-    </w:p>
-    <w:p>
-      <w:pPr>
-        <w:pStyle w:val="Heading3"/>
-      </w:pPr>
-      <w:r>
-        <w:rPr>
-          <w:lang w:val="zh_TW" w:bidi="zh_TW"/>
-        </w:rPr>
-        <w:t>彌賽亞—君王</w:t>
-      </w:r>
-    </w:p>
-    <w:p>
-      <w:pPr/>
-      <w:r>
-        <w:rPr>
-          <w:lang w:val="zh_TW" w:bidi="zh_TW"/>
-        </w:rPr>
-      </w:r>
-      <w:r>
-        <w:rPr>
-          <w:lang w:val="zh_TW" w:bidi="zh_TW"/>
-        </w:rPr>
-        <w:t>大衛的後裔無法維持並擴展神權政體。到了公元前八世紀和公元前七世紀，人們已經清楚看見，即使是最偉大的君王，也遠不及大衛和所羅門的地位。眾先知（</w:t>
-      </w:r>
-      <w:hyperlink r:id="rId48">
-        <w:r>
-          <w:rPr>
-            <w:lang w:val="zh_TW" w:bidi="zh_TW"/>
-          </w:rPr>
-          <w:rPr>
-            <w:color w:val="0000EE"/>
-            <w:u w:val="single"/>
-          </w:rPr>
-          <w:t>賽9:2–7</w:t>
-        </w:r>
-      </w:hyperlink>
-      <w:r>
-        <w:rPr>
-          <w:lang w:val="zh_TW" w:bidi="zh_TW"/>
-        </w:rPr>
-        <w:t>，</w:t>
-      </w:r>
-      <w:hyperlink r:id="rId49">
-        <w:r>
-          <w:rPr>
-            <w:lang w:val="zh_TW" w:bidi="zh_TW"/>
-          </w:rPr>
-          <w:rPr>
-            <w:color w:val="0000EE"/>
-            <w:u w:val="single"/>
-          </w:rPr>
-          <w:t>11:1–9</w:t>
-        </w:r>
-      </w:hyperlink>
-      <w:r>
-        <w:rPr>
-          <w:lang w:val="zh_TW" w:bidi="zh_TW"/>
-        </w:rPr>
-        <w:t>；</w:t>
-      </w:r>
-      <w:hyperlink r:id="rId50">
-        <w:r>
-          <w:rPr>
-            <w:lang w:val="zh_TW" w:bidi="zh_TW"/>
-          </w:rPr>
-          <w:rPr>
-            <w:color w:val="0000EE"/>
-            <w:u w:val="single"/>
-          </w:rPr>
-          <w:t>耶33:14–16</w:t>
-        </w:r>
-      </w:hyperlink>
-      <w:r>
-        <w:rPr>
-          <w:lang w:val="zh_TW" w:bidi="zh_TW"/>
-        </w:rPr>
-        <w:t>；</w:t>
-      </w:r>
-      <w:hyperlink r:id="rId51">
-        <w:r>
-          <w:rPr>
-            <w:lang w:val="zh_TW" w:bidi="zh_TW"/>
-          </w:rPr>
-          <w:rPr>
-            <w:color w:val="0000EE"/>
-            <w:u w:val="single"/>
-          </w:rPr>
-          <w:t>結34:22–31</w:t>
-        </w:r>
-      </w:hyperlink>
-      <w:r>
-        <w:rPr>
-          <w:lang w:val="zh_TW" w:bidi="zh_TW"/>
-        </w:rPr>
-        <w:t>；</w:t>
-      </w:r>
-      <w:hyperlink r:id="rId52">
-        <w:r>
-          <w:rPr>
-            <w:lang w:val="zh_TW" w:bidi="zh_TW"/>
-          </w:rPr>
-          <w:rPr>
-            <w:color w:val="0000EE"/>
-            <w:u w:val="single"/>
-          </w:rPr>
-          <w:t>彌5:2–5</w:t>
-        </w:r>
-      </w:hyperlink>
-      <w:r>
-        <w:rPr>
-          <w:lang w:val="zh_TW" w:bidi="zh_TW"/>
-        </w:rPr>
-        <w:t>）宣告了有另一位君王，就是彌賽亞；祂是大衛的後裔、要永遠掌權，並且藉著祂的掌權，使神的國度延伸到地極。祂要制伏一切反對神掌權的勢力、除去一切仇敵，帶來普世的和平與公義時代。彌賽亞君王要顯明屬神掌權的完全，因為神的靈要降在祂身上。祂的王權要以服事神的百姓為記號，使他們成為得著看顧的羊群；祂要作他們的牧人來服事他們。</w:t>
-      </w:r>
-    </w:p>
-    <w:p>
-      <w:pPr/>
-      <w:r>
-        <w:rPr>
-          <w:lang w:val="zh_TW" w:bidi="zh_TW"/>
-        </w:rPr>
-      </w:r>
-      <w:r>
-        <w:rPr>
-          <w:lang w:val="zh_TW" w:bidi="zh_TW"/>
-        </w:rPr>
-        <w:t>耶穌降臨的時候，彌賽亞的國度就更清楚顯明出來。祂就是天使所宣告的那位王：「因今天在大衛的城裡，為你們生了救主，就是主基督」（</w:t>
-      </w:r>
-      <w:hyperlink r:id="rId53">
-        <w:r>
-          <w:rPr>
-            <w:lang w:val="zh_TW" w:bidi="zh_TW"/>
-          </w:rPr>
-          <w:rPr>
-            <w:color w:val="0000EE"/>
-            <w:u w:val="single"/>
-          </w:rPr>
-          <w:t>路2:11</w:t>
-        </w:r>
-      </w:hyperlink>
-      <w:r>
-        <w:rPr>
-          <w:lang w:val="zh_TW" w:bidi="zh_TW"/>
-        </w:rPr>
-        <w:t>）。這些榮耀的話顯出它與先知的話一脈相承。耶穌是救主；祂的職分不單包括拯救人脫離罪，也包括拯救人脫離一切患難、邪惡，以及咒詛所帶來的各樣後果。祂的使命既關乎赦罪，也關乎在地上建立和平（</w:t>
-      </w:r>
-      <w:hyperlink r:id="rId54">
-        <w:r>
-          <w:rPr>
-            <w:lang w:val="zh_TW" w:bidi="zh_TW"/>
-          </w:rPr>
-          <w:rPr>
-            <w:color w:val="0000EE"/>
-            <w:u w:val="single"/>
-          </w:rPr>
-          <w:t>1:77–79</w:t>
-        </w:r>
-      </w:hyperlink>
-      <w:r>
-        <w:rPr>
-          <w:lang w:val="zh_TW" w:bidi="zh_TW"/>
-        </w:rPr>
-        <w:t>）。從這個角度來看，我們必須把耶穌醫治人、餵養人、對抗邪惡勢力、受苦、教導的事奉，看為在地上建立起神的國度。祂是服事人的王，祂與鬼魔的權勢爭戰，並且得勝。復活標記著祂的得勝；祂坐在父的右邊，戴上榮耀的冠冕（</w:t>
-      </w:r>
-      <w:hyperlink r:id="rId55">
-        <w:r>
-          <w:rPr>
-            <w:lang w:val="zh_TW" w:bidi="zh_TW"/>
-          </w:rPr>
-          <w:rPr>
-            <w:color w:val="0000EE"/>
-            <w:u w:val="single"/>
-          </w:rPr>
-          <w:t>徒2:33–36</w:t>
-        </w:r>
-      </w:hyperlink>
-      <w:r>
-        <w:rPr>
-          <w:lang w:val="zh_TW" w:bidi="zh_TW"/>
-        </w:rPr>
-        <w:t>；參</w:t>
-      </w:r>
-      <w:hyperlink r:id="rId56">
-        <w:r>
-          <w:rPr>
-            <w:lang w:val="zh_TW" w:bidi="zh_TW"/>
-          </w:rPr>
-          <w:rPr>
-            <w:color w:val="0000EE"/>
-            <w:u w:val="single"/>
-          </w:rPr>
-          <w:t>林前15:25</w:t>
-        </w:r>
-      </w:hyperlink>
-      <w:r>
-        <w:rPr>
-          <w:lang w:val="zh_TW" w:bidi="zh_TW"/>
-        </w:rPr>
-        <w:t>）。祂既作救主，祂就是主基督。早期使徒的宣講傳揚耶穌是神所立的彌賽亞，也是神。耶穌作主，與祂是彌賽亞是相連的。對呼求祂的人來說，祂是救主—彌賽亞—主（</w:t>
-      </w:r>
-      <w:hyperlink r:id="rId57">
-        <w:r>
-          <w:rPr>
-            <w:lang w:val="zh_TW" w:bidi="zh_TW"/>
-          </w:rPr>
-          <w:rPr>
-            <w:color w:val="0000EE"/>
-            <w:u w:val="single"/>
-          </w:rPr>
-          <w:t>羅10:9–15</w:t>
-        </w:r>
-      </w:hyperlink>
-      <w:r>
-        <w:rPr>
-          <w:lang w:val="zh_TW" w:bidi="zh_TW"/>
-        </w:rPr>
-        <w:t>），但對拒絕祂的人來說，祂是替父施行審判的勇士，眾膝都要在祂面前跪下，祂也要帶來父審判的時代（參</w:t>
-      </w:r>
-      <w:hyperlink r:id="rId58">
-        <w:r>
-          <w:rPr>
-            <w:lang w:val="zh_TW" w:bidi="zh_TW"/>
-          </w:rPr>
-          <w:rPr>
-            <w:color w:val="0000EE"/>
-            <w:u w:val="single"/>
-          </w:rPr>
-          <w:t>啟1:12–16</w:t>
-        </w:r>
-      </w:hyperlink>
-      <w:r>
-        <w:rPr>
-          <w:lang w:val="zh_TW" w:bidi="zh_TW"/>
-        </w:rPr>
-        <w:t>，</w:t>
-      </w:r>
-      <w:hyperlink r:id="rId59">
-        <w:r>
-          <w:rPr>
-            <w:lang w:val="zh_TW" w:bidi="zh_TW"/>
-          </w:rPr>
-          <w:rPr>
-            <w:color w:val="0000EE"/>
-            <w:u w:val="single"/>
-          </w:rPr>
-          <w:t>19:11–21</w:t>
-        </w:r>
-      </w:hyperlink>
-      <w:r>
-        <w:rPr>
-          <w:lang w:val="zh_TW" w:bidi="zh_TW"/>
-        </w:rPr>
-        <w:t>）。</w:t>
-      </w:r>
-    </w:p>
-    <w:p>
-      <w:pPr/>
-      <w:r>
-        <w:rPr>
-          <w:lang w:val="zh_TW" w:bidi="zh_TW"/>
-        </w:rPr>
-      </w:r>
-      <w:r>
-        <w:rPr>
-          <w:lang w:val="zh_TW" w:bidi="zh_TW"/>
-        </w:rPr>
-        <w:t>耶穌教導門徒：當祂在榮耀裡再來的時候，祂要坐在自己的寶座上，萬民都要向祂下拜。神要將祂的仇敵從祂面前趕出去，神的百姓要完全承受那國度（</w:t>
-      </w:r>
-      <w:hyperlink r:id="rId60">
-        <w:r>
-          <w:rPr>
-            <w:lang w:val="zh_TW" w:bidi="zh_TW"/>
-          </w:rPr>
-          <w:rPr>
-            <w:color w:val="0000EE"/>
-            <w:u w:val="single"/>
-          </w:rPr>
-          <w:t>太25:31–46</w:t>
-        </w:r>
-      </w:hyperlink>
-      <w:r>
-        <w:rPr>
-          <w:lang w:val="zh_TW" w:bidi="zh_TW"/>
-        </w:rPr>
-        <w:t>）。照著耶穌的教導，屬祂身體的肢體（就是教會），應當在生活中實踐神權政體的理想，使他們藉著行為與信心榮耀父，並顯明他們是屬祂的（</w:t>
-      </w:r>
-      <w:hyperlink r:id="rId61">
-        <w:r>
-          <w:rPr>
-            <w:lang w:val="zh_TW" w:bidi="zh_TW"/>
-          </w:rPr>
-          <w:rPr>
-            <w:color w:val="0000EE"/>
-            <w:u w:val="single"/>
-          </w:rPr>
-          <w:t>約17:20–26</w:t>
-        </w:r>
-      </w:hyperlink>
-      <w:r>
-        <w:rPr>
-          <w:lang w:val="zh_TW" w:bidi="zh_TW"/>
-        </w:rPr>
-        <w:t>；參</w:t>
-      </w:r>
-      <w:hyperlink r:id="rId62">
-        <w:r>
-          <w:rPr>
-            <w:lang w:val="zh_TW" w:bidi="zh_TW"/>
-          </w:rPr>
-          <w:rPr>
-            <w:color w:val="0000EE"/>
-            <w:u w:val="single"/>
-          </w:rPr>
-          <w:t>太25:33–40</w:t>
-        </w:r>
-      </w:hyperlink>
-      <w:r>
-        <w:rPr>
-          <w:lang w:val="zh_TW" w:bidi="zh_TW"/>
-        </w:rPr>
-        <w:t>）。這就是聖經所說的見證方式：以色列曾沒有作出這樣的見證，但教會蒙恩得著這樣的特權；正如保羅寫給提摩太的話：</w:t>
-      </w:r>
-    </w:p>
-    <w:p>
-      <w:pPr/>
-      <w:r>
-        <w:rPr>
-          <w:lang w:val="zh_TW" w:bidi="zh_TW"/>
-        </w:rPr>
-      </w:r>
-      <w:r>
-        <w:rPr>
-          <w:lang w:val="zh_TW" w:bidi="zh_TW"/>
-        </w:rPr>
-        <w:t>我在叫萬物生活的神面前，並在......基督耶穌面前囑咐你：要守這命令，毫不玷污，無可指責，直到我們的主耶穌基督顯現。到了日期，那可稱頌、獨有權能的萬王之王、萬主之主，就是那獨一不死、住在人不能靠近的光裡，是人未曾看見、也是不能看見的，要將他顯明出來。但願尊貴和永遠的權能都歸給他。阿們！（</w:t>
-      </w:r>
-      <w:hyperlink r:id="rId63">
-        <w:r>
-          <w:rPr>
-            <w:lang w:val="zh_TW" w:bidi="zh_TW"/>
-          </w:rPr>
-          <w:rPr>
-            <w:color w:val="0000EE"/>
-            <w:u w:val="single"/>
-          </w:rPr>
-          <w:t>提前6:13–16</w:t>
-        </w:r>
-      </w:hyperlink>
-      <w:r>
-        <w:rPr>
-          <w:lang w:val="zh_TW" w:bidi="zh_TW"/>
-        </w:rPr>
-        <w:t>）</w:t>
-      </w:r>
-    </w:p>
-    <w:p>
-      <w:pPr/>
-      <w:r>
-        <w:rPr>
-          <w:lang w:val="zh_TW" w:bidi="zh_TW"/>
-        </w:rPr>
-      </w:r>
-      <w:r>
-        <w:rPr>
-          <w:lang w:val="zh_TW" w:bidi="zh_TW"/>
-        </w:rPr>
-        <w:t>接著，保羅提出幾項吩咐，說明神的百姓必須怎樣顯明他們對耶穌的忠誠。啟示錄的經文把耶穌描寫成教會之上的王（</w:t>
-      </w:r>
-      <w:hyperlink r:id="rId64">
-        <w:r>
-          <w:rPr>
-            <w:lang w:val="zh_TW" w:bidi="zh_TW"/>
-          </w:rPr>
-          <w:rPr>
-            <w:color w:val="0000EE"/>
-            <w:u w:val="single"/>
-          </w:rPr>
-          <w:t>啟4:2</w:t>
-        </w:r>
-      </w:hyperlink>
-      <w:r>
-        <w:rPr>
-          <w:lang w:val="zh_TW" w:bidi="zh_TW"/>
-        </w:rPr>
-        <w:t>、</w:t>
-      </w:r>
-      <w:hyperlink r:id="rId64">
-        <w:r>
-          <w:rPr>
-            <w:lang w:val="zh_TW" w:bidi="zh_TW"/>
-          </w:rPr>
-          <w:rPr>
-            <w:color w:val="0000EE"/>
-            <w:u w:val="single"/>
-          </w:rPr>
-          <w:t>9–11</w:t>
-        </w:r>
-      </w:hyperlink>
-      <w:r>
-        <w:rPr>
-          <w:lang w:val="zh_TW" w:bidi="zh_TW"/>
-        </w:rPr>
-        <w:t>，</w:t>
-      </w:r>
-      <w:hyperlink r:id="rId65">
-        <w:r>
-          <w:rPr>
-            <w:lang w:val="zh_TW" w:bidi="zh_TW"/>
-          </w:rPr>
-          <w:rPr>
-            <w:color w:val="0000EE"/>
-            <w:u w:val="single"/>
-          </w:rPr>
-          <w:t>5:1</w:t>
-        </w:r>
-      </w:hyperlink>
-      <w:r>
-        <w:rPr>
-          <w:lang w:val="zh_TW" w:bidi="zh_TW"/>
-        </w:rPr>
-        <w:t>、</w:t>
-      </w:r>
-      <w:hyperlink r:id="rId65">
-        <w:r>
-          <w:rPr>
-            <w:lang w:val="zh_TW" w:bidi="zh_TW"/>
-          </w:rPr>
-          <w:rPr>
-            <w:color w:val="0000EE"/>
-            <w:u w:val="single"/>
-          </w:rPr>
-          <w:t>9–13</w:t>
-        </w:r>
-      </w:hyperlink>
-      <w:r>
-        <w:rPr>
-          <w:lang w:val="zh_TW" w:bidi="zh_TW"/>
-        </w:rPr>
-        <w:t>）。到了祂再來的時候，祂的王權就要建立起來。那時，那些十字架的仇敵要看見他們所拒絕的那一位，並要在彌賽亞君王面前屈膝（</w:t>
-      </w:r>
-      <w:hyperlink r:id="rId66">
-        <w:r>
-          <w:rPr>
-            <w:lang w:val="zh_TW" w:bidi="zh_TW"/>
-          </w:rPr>
-          <w:rPr>
-            <w:color w:val="0000EE"/>
-            <w:u w:val="single"/>
-          </w:rPr>
-          <w:t>林前15:25–28</w:t>
-        </w:r>
-      </w:hyperlink>
-      <w:r>
-        <w:rPr>
-          <w:lang w:val="zh_TW" w:bidi="zh_TW"/>
-        </w:rPr>
-        <w:t>）。「再後，末期到了，那時基督既將一切執政的、掌權的、有能的都毀滅了，就把國交與父神。」（</w:t>
-      </w:r>
-      <w:hyperlink r:id="rId67">
-        <w:r>
-          <w:rPr>
-            <w:lang w:val="zh_TW" w:bidi="zh_TW"/>
-          </w:rPr>
-          <w:rPr>
-            <w:color w:val="0000EE"/>
-            <w:u w:val="single"/>
-          </w:rPr>
-          <w:t>24</w:t>
-        </w:r>
-      </w:hyperlink>
-      <w:r>
-        <w:rPr>
-          <w:lang w:val="zh_TW" w:bidi="zh_TW"/>
-        </w:rPr>
-        <w:t>節）。</w:t>
-      </w:r>
-    </w:p>
-    <w:p>
-      <w:pPr/>
-      <w:r>
-        <w:rPr>
-          <w:lang w:val="zh_TW" w:bidi="zh_TW"/>
-        </w:rPr>
-      </w:r>
-      <w:r>
-        <w:rPr>
-          <w:i/>
-          <w:lang w:val="zh_TW" w:bidi="zh_TW"/>
-        </w:rPr>
-        <w:t>另見</w:t>
-      </w:r>
-      <w:r>
-        <w:rPr>
-          <w:lang w:val="zh_TW" w:bidi="zh_TW"/>
-        </w:rPr>
-        <w:t>以色列的歷史</w:t>
-      </w:r>
-      <w:r>
-        <w:rPr>
-          <w:lang w:val="zh_TW" w:bidi="zh_TW"/>
-        </w:rPr>
-        <w:t>；</w:t>
-      </w:r>
-      <w:r>
-        <w:rPr>
-          <w:lang w:val="zh_TW" w:bidi="zh_TW"/>
-        </w:rPr>
-        <w:t>神的國，天國</w:t>
-      </w:r>
-      <w:r>
-        <w:rPr>
-          <w:lang w:val="zh_TW" w:bidi="zh_TW"/>
-        </w:rPr>
-        <w:t>。</w:t>
       </w:r>
       <w:r>
         <w:rPr>

--- a/zht/docx/152.content.docx
+++ b/zht/docx/152.content.docx
@@ -19,7 +19,7 @@
         <w:rPr>
           <w:lang w:val="zh_TW" w:bidi="zh_TW"/>
         </w:rPr>
-        <w:t>Resource: Tyndale Open Bible Dictionary</w:t>
+        <w:t>Resource: Aquifer Open Bible Dictionary</w:t>
       </w:r>
       <w:r>
         <w:rPr>
@@ -112,7 +112,7 @@
         <w:rPr>
           <w:lang w:val="zh_TW" w:bidi="zh_TW"/>
         </w:rPr>
-        <w:t>Tyndale Open Bible Dictionary</w:t>
+        <w:t>Aquifer Open Bible Dictionary</w:t>
       </w:r>
     </w:p>
     <w:p>
@@ -149,7 +149,7 @@
         <w:rPr>
           <w:lang w:val="zh_TW" w:bidi="zh_TW"/>
         </w:rPr>
-        <w:t>tang</w:t>
+        <w:t>tan</w:t>
       </w:r>
       <w:r>
         <w:rPr>
@@ -212,7 +212,7 @@
         <w:rPr>
           <w:lang w:val="zh_TW" w:bidi="zh_TW"/>
         </w:rPr>
-        <w:t>湯（Pottage）</w:t>
+        <w:t>癱瘓、癱子、癱瘓的</w:t>
       </w:r>
       <w:r>
         <w:rPr>
@@ -231,7 +231,21 @@
         <w:rPr>
           <w:lang w:val="zh_TW" w:bidi="zh_TW"/>
         </w:rPr>
-        <w:t>一種在舊約聖經中常見的紅色蔬菜燉湯（</w:t>
+        <w:t>中樞神經系統器質性疾病引起的症狀，造成暫時或永久的知覺喪失和/或自主肌肉控制。這種退化性疾病通常無法根治。新約中提到了一些癱瘓（或稱麻痺）的病例，所有這些病例都與基督的醫治事工有關。</w:t>
+      </w:r>
+    </w:p>
+    <w:p>
+      <w:pPr/>
+      <w:r>
+        <w:rPr>
+          <w:lang w:val="zh_TW" w:bidi="zh_TW"/>
+        </w:rPr>
+      </w:r>
+      <w:r>
+        <w:rPr>
+          <w:lang w:val="zh_TW" w:bidi="zh_TW"/>
+        </w:rPr>
+        <w:t>在加利利尋求耶穌醫治的病人中就有癱子，如加利利地區的病人（</w:t>
       </w:r>
       <w:hyperlink r:id="rId13">
         <w:r>
@@ -242,14 +256,14 @@
             <w:color w:val="0000EE"/>
             <w:u w:val="single"/>
           </w:rPr>
-          <w:t>該2:12</w:t>
+          <w:t>太4:24</w:t>
         </w:r>
       </w:hyperlink>
       <w:r>
         <w:rPr>
           <w:lang w:val="zh_TW" w:bidi="zh_TW"/>
         </w:rPr>
-        <w:t>）。它通常是以紅豆、香草、洋蔥製成，有時也會加入肉類。這湯的香氣強烈到足以使以掃將長子的名分讓給雅各（</w:t>
+        <w:t>）、耶路撒冷畢士大池邊的病人（</w:t>
       </w:r>
       <w:hyperlink r:id="rId14">
         <w:r>
@@ -260,14 +274,14 @@
             <w:color w:val="0000EE"/>
             <w:u w:val="single"/>
           </w:rPr>
-          <w:t>創25:29–34</w:t>
+          <w:t>約5:3</w:t>
         </w:r>
       </w:hyperlink>
       <w:r>
         <w:rPr>
           <w:lang w:val="zh_TW" w:bidi="zh_TW"/>
         </w:rPr>
-        <w:t>）。以利沙的門徒也十分看重這湯所帶來的滋養（</w:t>
+        <w:t>），以及在撒馬利亞由腓利所醫治的病人之中也有癱子（</w:t>
       </w:r>
       <w:hyperlink r:id="rId15">
         <w:r>
@@ -278,14 +292,1352 @@
             <w:color w:val="0000EE"/>
             <w:u w:val="single"/>
           </w:rPr>
-          <w:t>王下4:38–41</w:t>
+          <w:t>徒8:7</w:t>
         </w:r>
       </w:hyperlink>
       <w:r>
         <w:rPr>
           <w:lang w:val="zh_TW" w:bidi="zh_TW"/>
         </w:rPr>
+        <w:t>）。百夫長的癱瘓僕人被路加描述為病得很重，幾乎要死（</w:t>
+      </w:r>
+      <w:hyperlink r:id="rId16">
+        <w:r>
+          <w:rPr>
+            <w:lang w:val="zh_TW" w:bidi="zh_TW"/>
+          </w:rPr>
+          <w:rPr>
+            <w:color w:val="0000EE"/>
+            <w:u w:val="single"/>
+          </w:rPr>
+          <w:t>路7:2</w:t>
+        </w:r>
+      </w:hyperlink>
+      <w:r>
+        <w:rPr>
+          <w:lang w:val="zh_TW" w:bidi="zh_TW"/>
+        </w:rPr>
+        <w:t>）。這人可能罹患了一種通常會致命的癱瘓症，起初從雙腿開始癱瘓，並迅速向上蔓延到全身。迦百農的癱子很可能是患有截癱，即下半身癱瘓的症狀（</w:t>
+      </w:r>
+      <w:hyperlink r:id="rId17">
+        <w:r>
+          <w:rPr>
+            <w:lang w:val="zh_TW" w:bidi="zh_TW"/>
+          </w:rPr>
+          <w:rPr>
+            <w:color w:val="0000EE"/>
+            <w:u w:val="single"/>
+          </w:rPr>
+          <w:t>太9:2、6</w:t>
+        </w:r>
+      </w:hyperlink>
+      <w:r>
+        <w:rPr>
+          <w:lang w:val="zh_TW" w:bidi="zh_TW"/>
+        </w:rPr>
+        <w:t>；</w:t>
+      </w:r>
+      <w:hyperlink r:id="rId18">
+        <w:r>
+          <w:rPr>
+            <w:lang w:val="zh_TW" w:bidi="zh_TW"/>
+          </w:rPr>
+          <w:rPr>
+            <w:color w:val="0000EE"/>
+            <w:u w:val="single"/>
+          </w:rPr>
+          <w:t>可2:3–10</w:t>
+        </w:r>
+      </w:hyperlink>
+      <w:r>
+        <w:rPr>
+          <w:lang w:val="zh_TW" w:bidi="zh_TW"/>
+        </w:rPr>
+        <w:t>；</w:t>
+      </w:r>
+      <w:hyperlink r:id="rId19">
+        <w:r>
+          <w:rPr>
+            <w:lang w:val="zh_TW" w:bidi="zh_TW"/>
+          </w:rPr>
+          <w:rPr>
+            <w:color w:val="0000EE"/>
+            <w:u w:val="single"/>
+          </w:rPr>
+          <w:t>路5:18、24</w:t>
+        </w:r>
+      </w:hyperlink>
+      <w:r>
+        <w:rPr>
+          <w:lang w:val="zh_TW" w:bidi="zh_TW"/>
+        </w:rPr>
+        <w:t>）。這種疾病可能是由於出生時受傷或脊髓損傷引起的。也許彼得在呂大的醫治事件中，癱子以尼雅也患有半身不遂的癱瘓（</w:t>
+      </w:r>
+      <w:hyperlink r:id="rId20">
+        <w:r>
+          <w:rPr>
+            <w:lang w:val="zh_TW" w:bidi="zh_TW"/>
+          </w:rPr>
+          <w:rPr>
+            <w:color w:val="0000EE"/>
+            <w:u w:val="single"/>
+          </w:rPr>
+          <w:t>徒9:33</w:t>
+        </w:r>
+      </w:hyperlink>
+      <w:r>
+        <w:rPr>
+          <w:lang w:val="zh_TW" w:bidi="zh_TW"/>
+        </w:rPr>
         <w:t>）。</w:t>
+      </w:r>
+    </w:p>
+    <w:p>
+      <w:pPr/>
+      <w:r>
+        <w:rPr>
+          <w:lang w:val="zh_TW" w:bidi="zh_TW"/>
+        </w:rPr>
+      </w:r>
+      <w:r>
+        <w:rPr>
+          <w:i/>
+          <w:lang w:val="zh_TW" w:bidi="zh_TW"/>
+        </w:rPr>
+        <w:t>另見</w:t>
+      </w:r>
+      <w:r>
+        <w:rPr>
+          <w:lang w:val="zh_TW" w:bidi="zh_TW"/>
+        </w:rPr>
+        <w:t xml:space="preserve"> </w:t>
+      </w:r>
+      <w:r>
+        <w:rPr>
+          <w:lang w:val="zh_TW" w:bidi="zh_TW"/>
+        </w:rPr>
+        <w:t>疾病</w:t>
+      </w:r>
+      <w:r>
+        <w:rPr>
+          <w:lang w:val="zh_TW" w:bidi="zh_TW"/>
+        </w:rPr>
+        <w:t>；</w:t>
+      </w:r>
+      <w:r>
+        <w:rPr>
+          <w:lang w:val="zh_TW" w:bidi="zh_TW"/>
+        </w:rPr>
+        <w:t>藥物和醫療實踐</w:t>
+      </w:r>
+      <w:r>
+        <w:rPr>
+          <w:lang w:val="zh_TW" w:bidi="zh_TW"/>
+        </w:rPr>
+        <w:t>。</w:t>
+      </w:r>
+      <w:r>
+        <w:rPr>
+          <w:lang w:val="zh_TW" w:bidi="zh_TW"/>
+        </w:rPr>
+      </w:r>
+      <w:r>
+        <w:rPr>
+          <w:lang w:val="zh_TW" w:bidi="zh_TW"/>
+        </w:rPr>
+      </w:r>
+    </w:p>
+    <w:p>
+      <w:pPr/>
+      <w:r>
+        <w:rPr>
+          <w:lang w:val="zh_TW" w:bidi="zh_TW"/>
+        </w:rPr>
+      </w:r>
+    </w:p>
+    <w:p>
+      <w:pPr>
+        <w:pStyle w:val="Heading2"/>
+      </w:pPr>
+      <w:r>
+        <w:rPr>
+          <w:lang w:val="zh_TW" w:bidi="zh_TW"/>
+        </w:rPr>
+        <w:t>壇（祭壇）</w:t>
+      </w:r>
+      <w:r>
+        <w:rPr>
+          <w:lang w:val="zh_TW" w:bidi="zh_TW"/>
+        </w:rPr>
+      </w:r>
+    </w:p>
+    <w:p>
+      <w:pPr/>
+      <w:r>
+        <w:rPr>
+          <w:lang w:val="zh_TW" w:bidi="zh_TW"/>
+        </w:rPr>
+      </w:r>
+      <w:r>
+        <w:rPr>
+          <w:lang w:val="zh_TW" w:bidi="zh_TW"/>
+        </w:rPr>
+        <w:t>祭壇是用來向神明獻上動物祭或燔祭的高臺。其它獻祭禮儀也包括燒香（</w:t>
+      </w:r>
+      <w:hyperlink r:id="rId21">
+        <w:r>
+          <w:rPr>
+            <w:lang w:val="zh_TW" w:bidi="zh_TW"/>
+          </w:rPr>
+          <w:rPr>
+            <w:color w:val="0000EE"/>
+            <w:u w:val="single"/>
+          </w:rPr>
+          <w:t>出30:1–10</w:t>
+        </w:r>
+      </w:hyperlink>
+      <w:r>
+        <w:rPr>
+          <w:lang w:val="zh_TW" w:bidi="zh_TW"/>
+        </w:rPr>
+        <w:t>）。在希伯來文中，「祭壇」一詞與動詞「宰殺」出自同一字根，兩者的含義都指向以禮儀方式宰殺牲畜獻給神，作為遮蓋罪的贖罪祭。古代近東許多族群都實行此類獻祭；以色列的鄰邦迦南人也有自己的祭壇與儀式。祭壇通常是一處隆起的高地或高臺。</w:t>
+      </w:r>
+    </w:p>
+    <w:p>
+      <w:pPr/>
+      <w:r>
+        <w:rPr>
+          <w:lang w:val="zh_TW" w:bidi="zh_TW"/>
+        </w:rPr>
+      </w:r>
+      <w:r>
+        <w:rPr>
+          <w:lang w:val="zh_TW" w:bidi="zh_TW"/>
+        </w:rPr>
+        <w:t>舊約聖經中提過幾個由人所築起的祭壇：</w:t>
+      </w:r>
+    </w:p>
+    <w:p>
+      <w:pPr>
+        <w:pStyle w:val="ListBullet"/>
+        <w:spacing w:line="240" w:lineRule="auto"/>
+        <w:ind w:left="720"/>
+      </w:pPr>
+      <w:r>
+        <w:rPr>
+          <w:lang w:val="zh_TW" w:bidi="zh_TW"/>
+        </w:rPr>
+      </w:r>
+      <w:r>
+        <w:rPr>
+          <w:lang w:val="zh_TW" w:bidi="zh_TW"/>
+        </w:rPr>
+        <w:t>挪亞獻上燔祭（</w:t>
+      </w:r>
+      <w:hyperlink r:id="rId22">
+        <w:r>
+          <w:rPr>
+            <w:lang w:val="zh_TW" w:bidi="zh_TW"/>
+          </w:rPr>
+          <w:rPr>
+            <w:color w:val="0000EE"/>
+            <w:u w:val="single"/>
+          </w:rPr>
+          <w:t>創8:20</w:t>
+        </w:r>
+      </w:hyperlink>
+      <w:r>
+        <w:rPr>
+          <w:lang w:val="zh_TW" w:bidi="zh_TW"/>
+        </w:rPr>
+        <w:t>）。</w:t>
+      </w:r>
+    </w:p>
+    <w:p>
+      <w:pPr>
+        <w:pStyle w:val="ListBullet"/>
+        <w:spacing w:line="240" w:lineRule="auto"/>
+        <w:ind w:left="720"/>
+      </w:pPr>
+      <w:r>
+        <w:rPr>
+          <w:lang w:val="zh_TW" w:bidi="zh_TW"/>
+        </w:rPr>
+      </w:r>
+      <w:r>
+        <w:rPr>
+          <w:lang w:val="zh_TW" w:bidi="zh_TW"/>
+        </w:rPr>
+        <w:t>亞伯拉罕在示劍築了一座壇，在伯特利築了一座，並在摩利亞山築了一座（</w:t>
+      </w:r>
+      <w:hyperlink r:id="rId23">
+        <w:r>
+          <w:rPr>
+            <w:lang w:val="zh_TW" w:bidi="zh_TW"/>
+          </w:rPr>
+          <w:rPr>
+            <w:color w:val="0000EE"/>
+            <w:u w:val="single"/>
+          </w:rPr>
+          <w:t>創12:7</w:t>
+        </w:r>
+      </w:hyperlink>
+      <w:r>
+        <w:rPr>
+          <w:lang w:val="zh_TW" w:bidi="zh_TW"/>
+        </w:rPr>
+        <w:t>、</w:t>
+      </w:r>
+      <w:hyperlink r:id="rId24">
+        <w:r>
+          <w:rPr>
+            <w:lang w:val="zh_TW" w:bidi="zh_TW"/>
+          </w:rPr>
+          <w:rPr>
+            <w:color w:val="0000EE"/>
+            <w:u w:val="single"/>
+          </w:rPr>
+          <w:t>8</w:t>
+        </w:r>
+      </w:hyperlink>
+      <w:r>
+        <w:rPr>
+          <w:lang w:val="zh_TW" w:bidi="zh_TW"/>
+        </w:rPr>
+        <w:t>，</w:t>
+      </w:r>
+      <w:hyperlink r:id="rId25">
+        <w:r>
+          <w:rPr>
+            <w:lang w:val="zh_TW" w:bidi="zh_TW"/>
+          </w:rPr>
+          <w:rPr>
+            <w:color w:val="0000EE"/>
+            <w:u w:val="single"/>
+          </w:rPr>
+          <w:t>22:9</w:t>
+        </w:r>
+      </w:hyperlink>
+      <w:r>
+        <w:rPr>
+          <w:lang w:val="zh_TW" w:bidi="zh_TW"/>
+        </w:rPr>
+        <w:t>）。</w:t>
+      </w:r>
+    </w:p>
+    <w:p>
+      <w:pPr>
+        <w:pStyle w:val="ListBullet"/>
+        <w:spacing w:line="240" w:lineRule="auto"/>
+        <w:ind w:left="720"/>
+      </w:pPr>
+      <w:r>
+        <w:rPr>
+          <w:lang w:val="zh_TW" w:bidi="zh_TW"/>
+        </w:rPr>
+      </w:r>
+      <w:r>
+        <w:rPr>
+          <w:lang w:val="zh_TW" w:bidi="zh_TW"/>
+        </w:rPr>
+        <w:t>以撒在別是巴築了一座壇（</w:t>
+      </w:r>
+      <w:hyperlink r:id="rId26">
+        <w:r>
+          <w:rPr>
+            <w:lang w:val="zh_TW" w:bidi="zh_TW"/>
+          </w:rPr>
+          <w:rPr>
+            <w:color w:val="0000EE"/>
+            <w:u w:val="single"/>
+          </w:rPr>
+          <w:t>創26:25</w:t>
+        </w:r>
+      </w:hyperlink>
+      <w:r>
+        <w:rPr>
+          <w:lang w:val="zh_TW" w:bidi="zh_TW"/>
+        </w:rPr>
+        <w:t>），</w:t>
+      </w:r>
+    </w:p>
+    <w:p>
+      <w:pPr>
+        <w:pStyle w:val="ListBullet"/>
+        <w:spacing w:line="240" w:lineRule="auto"/>
+        <w:ind w:left="720"/>
+      </w:pPr>
+      <w:r>
+        <w:rPr>
+          <w:lang w:val="zh_TW" w:bidi="zh_TW"/>
+        </w:rPr>
+      </w:r>
+      <w:r>
+        <w:rPr>
+          <w:lang w:val="zh_TW" w:bidi="zh_TW"/>
+        </w:rPr>
+        <w:t>雅各在示劍和伯特利築了一座壇（</w:t>
+      </w:r>
+      <w:hyperlink r:id="rId27">
+        <w:r>
+          <w:rPr>
+            <w:lang w:val="zh_TW" w:bidi="zh_TW"/>
+          </w:rPr>
+          <w:rPr>
+            <w:color w:val="0000EE"/>
+            <w:u w:val="single"/>
+          </w:rPr>
+          <w:t>創33:20</w:t>
+        </w:r>
+      </w:hyperlink>
+      <w:r>
+        <w:rPr>
+          <w:lang w:val="zh_TW" w:bidi="zh_TW"/>
+        </w:rPr>
+        <w:t>，</w:t>
+      </w:r>
+      <w:hyperlink r:id="rId28">
+        <w:r>
+          <w:rPr>
+            <w:lang w:val="zh_TW" w:bidi="zh_TW"/>
+          </w:rPr>
+          <w:rPr>
+            <w:color w:val="0000EE"/>
+            <w:u w:val="single"/>
+          </w:rPr>
+          <w:t>35:7</w:t>
+        </w:r>
+      </w:hyperlink>
+      <w:r>
+        <w:rPr>
+          <w:lang w:val="zh_TW" w:bidi="zh_TW"/>
+        </w:rPr>
+        <w:t>）。</w:t>
+      </w:r>
+    </w:p>
+    <w:p>
+      <w:pPr>
+        <w:pStyle w:val="ListBullet"/>
+        <w:spacing w:line="240" w:lineRule="auto"/>
+        <w:ind w:left="720"/>
+      </w:pPr>
+      <w:r>
+        <w:rPr>
+          <w:lang w:val="zh_TW" w:bidi="zh_TW"/>
+        </w:rPr>
+      </w:r>
+      <w:r>
+        <w:rPr>
+          <w:lang w:val="zh_TW" w:bidi="zh_TW"/>
+        </w:rPr>
+        <w:t>摩西在利非訂築了一個，並在何烈山築了另一個（</w:t>
+      </w:r>
+      <w:hyperlink r:id="rId29">
+        <w:r>
+          <w:rPr>
+            <w:lang w:val="zh_TW" w:bidi="zh_TW"/>
+          </w:rPr>
+          <w:rPr>
+            <w:color w:val="0000EE"/>
+            <w:u w:val="single"/>
+          </w:rPr>
+          <w:t>出17:15</w:t>
+        </w:r>
+      </w:hyperlink>
+      <w:r>
+        <w:rPr>
+          <w:lang w:val="zh_TW" w:bidi="zh_TW"/>
+        </w:rPr>
+        <w:t>，</w:t>
+      </w:r>
+      <w:hyperlink r:id="rId30">
+        <w:r>
+          <w:rPr>
+            <w:lang w:val="zh_TW" w:bidi="zh_TW"/>
+          </w:rPr>
+          <w:rPr>
+            <w:color w:val="0000EE"/>
+            <w:u w:val="single"/>
+          </w:rPr>
+          <w:t>24:4</w:t>
+        </w:r>
+      </w:hyperlink>
+      <w:r>
+        <w:rPr>
+          <w:lang w:val="zh_TW" w:bidi="zh_TW"/>
+        </w:rPr>
+        <w:t>）。</w:t>
+      </w:r>
+    </w:p>
+    <w:p>
+      <w:pPr/>
+      <w:r>
+        <w:rPr>
+          <w:lang w:val="zh_TW" w:bidi="zh_TW"/>
+        </w:rPr>
+      </w:r>
+      <w:r>
+        <w:rPr>
+          <w:lang w:val="zh_TW" w:bidi="zh_TW"/>
+        </w:rPr>
+        <w:t>上述每一次築壇，都是為了紀念神所賜的幫助與拯救。</w:t>
+      </w:r>
+    </w:p>
+    <w:p>
+      <w:pPr/>
+      <w:r>
+        <w:rPr>
+          <w:lang w:val="zh_TW" w:bidi="zh_TW"/>
+        </w:rPr>
+      </w:r>
+      <w:r>
+        <w:rPr>
+          <w:lang w:val="zh_TW" w:bidi="zh_TW"/>
+        </w:rPr>
+        <w:t>出埃及記第25至27章中，提到其中有兩座祭壇。較大的燔祭壇以皂莢木製成，外包裹着銅，尺寸為長寬各5肘、高3肘（約2.3×2.3×1.4公尺，或7.5×7.5×4.5英尺），用於獻燔祭（</w:t>
+      </w:r>
+      <w:hyperlink r:id="rId31">
+        <w:r>
+          <w:rPr>
+            <w:lang w:val="zh_TW" w:bidi="zh_TW"/>
+          </w:rPr>
+          <w:rPr>
+            <w:color w:val="0000EE"/>
+            <w:u w:val="single"/>
+          </w:rPr>
+          <w:t>出27:1–8</w:t>
+        </w:r>
+      </w:hyperlink>
+      <w:r>
+        <w:rPr>
+          <w:lang w:val="zh_TW" w:bidi="zh_TW"/>
+        </w:rPr>
+        <w:t>，</w:t>
+      </w:r>
+      <w:hyperlink r:id="rId32">
+        <w:r>
+          <w:rPr>
+            <w:lang w:val="zh_TW" w:bidi="zh_TW"/>
+          </w:rPr>
+          <w:rPr>
+            <w:color w:val="0000EE"/>
+            <w:u w:val="single"/>
+          </w:rPr>
+          <w:t>38:1–7</w:t>
+        </w:r>
+      </w:hyperlink>
+      <w:r>
+        <w:rPr>
+          <w:lang w:val="zh_TW" w:bidi="zh_TW"/>
+        </w:rPr>
+        <w:t>）。較小的金香壇用於燒香，約為45 公分（18 英吋）見方、高90公分（3 英尺）（</w:t>
+      </w:r>
+      <w:hyperlink r:id="rId21">
+        <w:r>
+          <w:rPr>
+            <w:lang w:val="zh_TW" w:bidi="zh_TW"/>
+          </w:rPr>
+          <w:rPr>
+            <w:color w:val="0000EE"/>
+            <w:u w:val="single"/>
+          </w:rPr>
+          <w:t>出30:1–10</w:t>
+        </w:r>
+      </w:hyperlink>
+      <w:r>
+        <w:rPr>
+          <w:lang w:val="zh_TW" w:bidi="zh_TW"/>
+        </w:rPr>
+        <w:t>，</w:t>
+      </w:r>
+      <w:hyperlink r:id="rId33">
+        <w:r>
+          <w:rPr>
+            <w:lang w:val="zh_TW" w:bidi="zh_TW"/>
+          </w:rPr>
+          <w:rPr>
+            <w:color w:val="0000EE"/>
+            <w:u w:val="single"/>
+          </w:rPr>
+          <w:t>40:5</w:t>
+        </w:r>
+      </w:hyperlink>
+      <w:r>
+        <w:rPr>
+          <w:lang w:val="zh_TW" w:bidi="zh_TW"/>
+        </w:rPr>
+        <w:t>）。</w:t>
+      </w:r>
+    </w:p>
+    <w:p>
+      <w:pPr/>
+      <w:r>
+        <w:rPr>
+          <w:lang w:val="zh_TW" w:bidi="zh_TW"/>
+        </w:rPr>
+      </w:r>
+      <w:r>
+        <w:rPr>
+          <w:lang w:val="zh_TW" w:bidi="zh_TW"/>
+        </w:rPr>
+        <w:t>在</w:t>
+      </w:r>
+      <w:hyperlink r:id="rId34">
+        <w:r>
+          <w:rPr>
+            <w:lang w:val="zh_TW" w:bidi="zh_TW"/>
+          </w:rPr>
+          <w:rPr>
+            <w:color w:val="0000EE"/>
+            <w:u w:val="single"/>
+          </w:rPr>
+          <w:t>出埃及記二十章24至26節</w:t>
+        </w:r>
+      </w:hyperlink>
+      <w:r>
+        <w:rPr>
+          <w:lang w:val="zh_TW" w:bidi="zh_TW"/>
+        </w:rPr>
+        <w:t>中，神吩咐以色列人用土或未鑿成的石頭築壇，並在「</w:t>
+      </w:r>
+      <w:r>
+        <w:rPr>
+          <w:lang w:val="zh_TW" w:bidi="zh_TW"/>
+        </w:rPr>
+        <w:t>凡記下我名的地方</w:t>
+      </w:r>
+      <w:r>
+        <w:rPr>
+          <w:lang w:val="zh_TW" w:bidi="zh_TW"/>
+        </w:rPr>
+        <w:t>」獻上燔祭與平安祭。這也是舊約聖經中個人與群體屢次築壇的原因，例如：</w:t>
+      </w:r>
+    </w:p>
+    <w:p>
+      <w:pPr>
+        <w:pStyle w:val="ListBullet"/>
+        <w:spacing w:line="240" w:lineRule="auto"/>
+        <w:ind w:left="720"/>
+      </w:pPr>
+      <w:r>
+        <w:rPr>
+          <w:lang w:val="zh_TW" w:bidi="zh_TW"/>
+        </w:rPr>
+      </w:r>
+      <w:r>
+        <w:rPr>
+          <w:lang w:val="zh_TW" w:bidi="zh_TW"/>
+        </w:rPr>
+        <w:t>約書亞在以巴路山上築了一座壇（</w:t>
+      </w:r>
+      <w:hyperlink r:id="rId35">
+        <w:r>
+          <w:rPr>
+            <w:lang w:val="zh_TW" w:bidi="zh_TW"/>
+          </w:rPr>
+          <w:rPr>
+            <w:color w:val="0000EE"/>
+            <w:u w:val="single"/>
+          </w:rPr>
+          <w:t>書8:30–31</w:t>
+        </w:r>
+      </w:hyperlink>
+      <w:r>
+        <w:rPr>
+          <w:lang w:val="zh_TW" w:bidi="zh_TW"/>
+        </w:rPr>
+        <w:t>）。</w:t>
+      </w:r>
+    </w:p>
+    <w:p>
+      <w:pPr>
+        <w:pStyle w:val="ListBullet"/>
+        <w:spacing w:line="240" w:lineRule="auto"/>
+        <w:ind w:left="720"/>
+      </w:pPr>
+      <w:r>
+        <w:rPr>
+          <w:lang w:val="zh_TW" w:bidi="zh_TW"/>
+        </w:rPr>
+      </w:r>
+      <w:r>
+        <w:rPr>
+          <w:lang w:val="zh_TW" w:bidi="zh_TW"/>
+        </w:rPr>
+        <w:t>呂便人、迦得人和瑪拿西半支派在約旦河東岸築了一座壇（</w:t>
+      </w:r>
+      <w:hyperlink r:id="rId36">
+        <w:r>
+          <w:rPr>
+            <w:lang w:val="zh_TW" w:bidi="zh_TW"/>
+          </w:rPr>
+          <w:rPr>
+            <w:color w:val="0000EE"/>
+            <w:u w:val="single"/>
+          </w:rPr>
+          <w:t>書22:10–16</w:t>
+        </w:r>
+      </w:hyperlink>
+      <w:r>
+        <w:rPr>
+          <w:lang w:val="zh_TW" w:bidi="zh_TW"/>
+        </w:rPr>
+        <w:t>）。</w:t>
+      </w:r>
+    </w:p>
+    <w:p>
+      <w:pPr>
+        <w:pStyle w:val="ListBullet"/>
+        <w:spacing w:line="240" w:lineRule="auto"/>
+        <w:ind w:left="720"/>
+      </w:pPr>
+      <w:r>
+        <w:rPr>
+          <w:lang w:val="zh_TW" w:bidi="zh_TW"/>
+        </w:rPr>
+      </w:r>
+      <w:r>
+        <w:rPr>
+          <w:lang w:val="zh_TW" w:bidi="zh_TW"/>
+        </w:rPr>
+        <w:t>基甸在俄弗拉了一座壇（</w:t>
+      </w:r>
+      <w:hyperlink r:id="rId37">
+        <w:r>
+          <w:rPr>
+            <w:lang w:val="zh_TW" w:bidi="zh_TW"/>
+          </w:rPr>
+          <w:rPr>
+            <w:color w:val="0000EE"/>
+            <w:u w:val="single"/>
+          </w:rPr>
+          <w:t>士6:24</w:t>
+        </w:r>
+      </w:hyperlink>
+      <w:r>
+        <w:rPr>
+          <w:lang w:val="zh_TW" w:bidi="zh_TW"/>
+        </w:rPr>
+        <w:t>）。</w:t>
+      </w:r>
+    </w:p>
+    <w:p>
+      <w:pPr>
+        <w:pStyle w:val="ListBullet"/>
+        <w:spacing w:line="240" w:lineRule="auto"/>
+        <w:ind w:left="720"/>
+      </w:pPr>
+      <w:r>
+        <w:rPr>
+          <w:lang w:val="zh_TW" w:bidi="zh_TW"/>
+        </w:rPr>
+      </w:r>
+      <w:r>
+        <w:rPr>
+          <w:lang w:val="zh_TW" w:bidi="zh_TW"/>
+        </w:rPr>
+        <w:t>大衛的家族在伯利恆築了一座壇（</w:t>
+      </w:r>
+      <w:hyperlink r:id="rId38">
+        <w:r>
+          <w:rPr>
+            <w:lang w:val="zh_TW" w:bidi="zh_TW"/>
+          </w:rPr>
+          <w:rPr>
+            <w:color w:val="0000EE"/>
+            <w:u w:val="single"/>
+          </w:rPr>
+          <w:t>撒上20:6</w:t>
+        </w:r>
+      </w:hyperlink>
+      <w:r>
+        <w:rPr>
+          <w:lang w:val="zh_TW" w:bidi="zh_TW"/>
+        </w:rPr>
+        <w:t>、</w:t>
+      </w:r>
+      <w:hyperlink r:id="rId38">
+        <w:r>
+          <w:rPr>
+            <w:lang w:val="zh_TW" w:bidi="zh_TW"/>
+          </w:rPr>
+          <w:rPr>
+            <w:color w:val="0000EE"/>
+            <w:u w:val="single"/>
+          </w:rPr>
+          <w:t>29</w:t>
+        </w:r>
+      </w:hyperlink>
+      <w:r>
+        <w:rPr>
+          <w:lang w:val="zh_TW" w:bidi="zh_TW"/>
+        </w:rPr>
+        <w:t>）。</w:t>
+      </w:r>
+    </w:p>
+    <w:p>
+      <w:pPr>
+        <w:pStyle w:val="ListBullet"/>
+        <w:spacing w:line="240" w:lineRule="auto"/>
+        <w:ind w:left="720"/>
+      </w:pPr>
+      <w:r>
+        <w:rPr>
+          <w:lang w:val="zh_TW" w:bidi="zh_TW"/>
+        </w:rPr>
+      </w:r>
+      <w:r>
+        <w:rPr>
+          <w:lang w:val="zh_TW" w:bidi="zh_TW"/>
+        </w:rPr>
+        <w:t>大衛在亞勞拿的禾場上築了一座壇（</w:t>
+      </w:r>
+      <w:hyperlink r:id="rId39">
+        <w:r>
+          <w:rPr>
+            <w:lang w:val="zh_TW" w:bidi="zh_TW"/>
+          </w:rPr>
+          <w:rPr>
+            <w:color w:val="0000EE"/>
+            <w:u w:val="single"/>
+          </w:rPr>
+          <w:t>撒下24:25</w:t>
+        </w:r>
+      </w:hyperlink>
+      <w:r>
+        <w:rPr>
+          <w:lang w:val="zh_TW" w:bidi="zh_TW"/>
+        </w:rPr>
+        <w:t>）。禾場是一個平坦的地方，用來將穀物與莖分開。</w:t>
+      </w:r>
+    </w:p>
+    <w:p>
+      <w:pPr>
+        <w:pStyle w:val="ListBullet"/>
+        <w:spacing w:line="240" w:lineRule="auto"/>
+        <w:ind w:left="720"/>
+      </w:pPr>
+      <w:r>
+        <w:rPr>
+          <w:lang w:val="zh_TW" w:bidi="zh_TW"/>
+        </w:rPr>
+      </w:r>
+      <w:r>
+        <w:rPr>
+          <w:lang w:val="zh_TW" w:bidi="zh_TW"/>
+        </w:rPr>
+        <w:t>以利亞在迦密山上築了一座壇（</w:t>
+      </w:r>
+      <w:hyperlink r:id="rId40">
+        <w:r>
+          <w:rPr>
+            <w:lang w:val="zh_TW" w:bidi="zh_TW"/>
+          </w:rPr>
+          <w:rPr>
+            <w:color w:val="0000EE"/>
+            <w:u w:val="single"/>
+          </w:rPr>
+          <w:t>王上18:30</w:t>
+        </w:r>
+      </w:hyperlink>
+      <w:r>
+        <w:rPr>
+          <w:lang w:val="zh_TW" w:bidi="zh_TW"/>
+        </w:rPr>
+        <w:t>）。</w:t>
+      </w:r>
+    </w:p>
+    <w:p>
+      <w:pPr/>
+      <w:r>
+        <w:rPr>
+          <w:lang w:val="zh_TW" w:bidi="zh_TW"/>
+        </w:rPr>
+      </w:r>
+      <w:r>
+        <w:rPr>
+          <w:lang w:val="zh_TW" w:bidi="zh_TW"/>
+        </w:rPr>
+        <w:t>除了以利亞在迦密山上的祭壇外，人們在所羅門建成聖殿之前築了這些祭壇。</w:t>
+      </w:r>
+    </w:p>
+    <w:p>
+      <w:pPr/>
+      <w:r>
+        <w:rPr>
+          <w:lang w:val="zh_TW" w:bidi="zh_TW"/>
+        </w:rPr>
+      </w:r>
+      <w:r>
+        <w:rPr>
+          <w:lang w:val="zh_TW" w:bidi="zh_TW"/>
+        </w:rPr>
+        <w:t>如同會幕，所羅門的聖殿也有兩座祭壇。其中一座為銅製壇，長寬各20肘（約7.6公尺或25英尺），高10肘（約3.8公尺或12.5英尺），是聖殿敬拜的中心。亞哈斯王奉亞述王提革拉·毗列色之命，將銅壇從原來的位置移除（</w:t>
+      </w:r>
+      <w:hyperlink r:id="rId41">
+        <w:r>
+          <w:rPr>
+            <w:lang w:val="zh_TW" w:bidi="zh_TW"/>
+          </w:rPr>
+          <w:rPr>
+            <w:color w:val="0000EE"/>
+            <w:u w:val="single"/>
+          </w:rPr>
+          <w:t>王下16:14</w:t>
+        </w:r>
+      </w:hyperlink>
+      <w:r>
+        <w:rPr>
+          <w:lang w:val="zh_TW" w:bidi="zh_TW"/>
+        </w:rPr>
+        <w:t>）。後來希西家又把它復歸原處（</w:t>
+      </w:r>
+      <w:hyperlink r:id="rId42">
+        <w:r>
+          <w:rPr>
+            <w:lang w:val="zh_TW" w:bidi="zh_TW"/>
+          </w:rPr>
+          <w:rPr>
+            <w:color w:val="0000EE"/>
+            <w:u w:val="single"/>
+          </w:rPr>
+          <w:t>代下29:18</w:t>
+        </w:r>
+      </w:hyperlink>
+      <w:r>
+        <w:rPr>
+          <w:lang w:val="zh_TW" w:bidi="zh_TW"/>
+        </w:rPr>
+        <w:t>）。另一座為燒香的壇，以香柏木製成、包裹着金，立在幔子前（</w:t>
+      </w:r>
+      <w:hyperlink r:id="rId43">
+        <w:r>
+          <w:rPr>
+            <w:lang w:val="zh_TW" w:bidi="zh_TW"/>
+          </w:rPr>
+          <w:rPr>
+            <w:color w:val="0000EE"/>
+            <w:u w:val="single"/>
+          </w:rPr>
+          <w:t>王上6:20–22</w:t>
+        </w:r>
+      </w:hyperlink>
+      <w:r>
+        <w:rPr>
+          <w:lang w:val="zh_TW" w:bidi="zh_TW"/>
+        </w:rPr>
+        <w:t>）。</w:t>
+      </w:r>
+    </w:p>
+    <w:p>
+      <w:pPr/>
+      <w:r>
+        <w:rPr>
+          <w:lang w:val="zh_TW" w:bidi="zh_TW"/>
+        </w:rPr>
+      </w:r>
+      <w:r>
+        <w:rPr>
+          <w:lang w:val="zh_TW" w:bidi="zh_TW"/>
+        </w:rPr>
+        <w:t>所羅門聖殿被毀、猶太人被擄之後，先知以西結曾在異象中看見聖殿復興。異象中的燔祭壇分三層上升，高達10肘（約5.3公尺或17.5英尺），其底座約為20平方肘（約10.6公尺或35英尺）。這座尺寸特別巨大的祭壇，凸顯出以色列對贖罪的迫切需要（</w:t>
+      </w:r>
+      <w:hyperlink r:id="rId44">
+        <w:r>
+          <w:rPr>
+            <w:lang w:val="zh_TW" w:bidi="zh_TW"/>
+          </w:rPr>
+          <w:rPr>
+            <w:color w:val="0000EE"/>
+            <w:u w:val="single"/>
+          </w:rPr>
+          <w:t>結43:13–17</w:t>
+        </w:r>
+      </w:hyperlink>
+      <w:r>
+        <w:rPr>
+          <w:lang w:val="zh_TW" w:bidi="zh_TW"/>
+        </w:rPr>
+        <w:t>）。在該異象中並未提到燒香的壇。</w:t>
+      </w:r>
+    </w:p>
+    <w:p>
+      <w:pPr/>
+      <w:r>
+        <w:rPr>
+          <w:lang w:val="zh_TW" w:bidi="zh_TW"/>
+        </w:rPr>
+      </w:r>
+      <w:r>
+        <w:rPr>
+          <w:lang w:val="zh_TW" w:bidi="zh_TW"/>
+        </w:rPr>
+        <w:t>所羅巴伯曾築燔祭壇（</w:t>
+      </w:r>
+      <w:hyperlink r:id="rId45">
+        <w:r>
+          <w:rPr>
+            <w:lang w:val="zh_TW" w:bidi="zh_TW"/>
+          </w:rPr>
+          <w:rPr>
+            <w:color w:val="0000EE"/>
+            <w:u w:val="single"/>
+          </w:rPr>
+          <w:t>拉3:2</w:t>
+        </w:r>
+      </w:hyperlink>
+      <w:r>
+        <w:rPr>
+          <w:lang w:val="zh_TW" w:bidi="zh_TW"/>
+        </w:rPr>
+        <w:t>）。安提阿古·伊皮法尼則褻瀆此壇，使其不潔；他可能是在其上設立宙斯的像（</w:t>
+      </w:r>
+      <w:hyperlink r:id="rId46">
+        <w:r>
+          <w:rPr>
+            <w:lang w:val="zh_TW" w:bidi="zh_TW"/>
+          </w:rPr>
+          <w:rPr>
+            <w:color w:val="0000EE"/>
+            <w:u w:val="single"/>
+          </w:rPr>
+          <w:t>馬加比一書1:54</w:t>
+        </w:r>
+      </w:hyperlink>
+      <w:r>
+        <w:rPr>
+          <w:lang w:val="zh_TW" w:bidi="zh_TW"/>
+        </w:rPr>
+        <w:t>）。當時亦有香壇；安提阿古·伊皮法尼於公元前169年移走金香壇（</w:t>
+      </w:r>
+      <w:hyperlink r:id="rId46">
+        <w:r>
+          <w:rPr>
+            <w:lang w:val="zh_TW" w:bidi="zh_TW"/>
+          </w:rPr>
+          <w:rPr>
+            <w:color w:val="0000EE"/>
+            <w:u w:val="single"/>
+          </w:rPr>
+          <w:t>馬加比一書</w:t>
+        </w:r>
+      </w:hyperlink>
+      <w:hyperlink r:id="rId47">
+        <w:r>
+          <w:rPr>
+            <w:lang w:val="zh_TW" w:bidi="zh_TW"/>
+          </w:rPr>
+          <w:rPr>
+            <w:color w:val="0000EE"/>
+            <w:u w:val="single"/>
+          </w:rPr>
+          <w:t>1:21</w:t>
+        </w:r>
+      </w:hyperlink>
+      <w:r>
+        <w:rPr>
+          <w:lang w:val="zh_TW" w:bidi="zh_TW"/>
+        </w:rPr>
+        <w:t>）。這兩個壇後來都被猶大·馬加比修復（</w:t>
+      </w:r>
+      <w:hyperlink r:id="rId46">
+        <w:r>
+          <w:rPr>
+            <w:lang w:val="zh_TW" w:bidi="zh_TW"/>
+          </w:rPr>
+          <w:rPr>
+            <w:color w:val="0000EE"/>
+            <w:u w:val="single"/>
+          </w:rPr>
+          <w:t>馬加比一書</w:t>
+        </w:r>
+      </w:hyperlink>
+      <w:hyperlink r:id="rId48">
+        <w:r>
+          <w:rPr>
+            <w:lang w:val="zh_TW" w:bidi="zh_TW"/>
+          </w:rPr>
+          <w:rPr>
+            <w:color w:val="0000EE"/>
+            <w:u w:val="single"/>
+          </w:rPr>
+          <w:t>4:44–49</w:t>
+        </w:r>
+      </w:hyperlink>
+      <w:r>
+        <w:rPr>
+          <w:lang w:val="zh_TW" w:bidi="zh_TW"/>
+        </w:rPr>
+        <w:t>）。</w:t>
+      </w:r>
+    </w:p>
+    <w:p>
+      <w:pPr/>
+      <w:r>
+        <w:rPr>
+          <w:lang w:val="zh_TW" w:bidi="zh_TW"/>
+        </w:rPr>
+      </w:r>
+      <w:r>
+        <w:rPr>
+          <w:lang w:val="zh_TW" w:bidi="zh_TW"/>
+        </w:rPr>
+        <w:t>基督徒敬拜不再需要獻祭用的祭壇，因耶穌基督的死已成為最終的贖罪祭。聖經中經常提到燔祭壇和香壇（</w:t>
+      </w:r>
+      <w:hyperlink r:id="rId49">
+        <w:r>
+          <w:rPr>
+            <w:lang w:val="zh_TW" w:bidi="zh_TW"/>
+          </w:rPr>
+          <w:rPr>
+            <w:color w:val="0000EE"/>
+            <w:u w:val="single"/>
+          </w:rPr>
+          <w:t>太5:23–24</w:t>
+        </w:r>
+      </w:hyperlink>
+      <w:r>
+        <w:rPr>
+          <w:lang w:val="zh_TW" w:bidi="zh_TW"/>
+        </w:rPr>
+        <w:t>，</w:t>
+      </w:r>
+      <w:hyperlink r:id="rId50">
+        <w:r>
+          <w:rPr>
+            <w:lang w:val="zh_TW" w:bidi="zh_TW"/>
+          </w:rPr>
+          <w:rPr>
+            <w:color w:val="0000EE"/>
+            <w:u w:val="single"/>
+          </w:rPr>
+          <w:t>23:18–20</w:t>
+        </w:r>
+      </w:hyperlink>
+      <w:r>
+        <w:rPr>
+          <w:lang w:val="zh_TW" w:bidi="zh_TW"/>
+        </w:rPr>
+        <w:t>、</w:t>
+      </w:r>
+      <w:hyperlink r:id="rId50">
+        <w:r>
+          <w:rPr>
+            <w:lang w:val="zh_TW" w:bidi="zh_TW"/>
+          </w:rPr>
+          <w:rPr>
+            <w:color w:val="0000EE"/>
+            <w:u w:val="single"/>
+          </w:rPr>
+          <w:t>35</w:t>
+        </w:r>
+      </w:hyperlink>
+      <w:r>
+        <w:rPr>
+          <w:lang w:val="zh_TW" w:bidi="zh_TW"/>
+        </w:rPr>
+        <w:t>；</w:t>
+      </w:r>
+      <w:hyperlink r:id="rId51">
+        <w:r>
+          <w:rPr>
+            <w:lang w:val="zh_TW" w:bidi="zh_TW"/>
+          </w:rPr>
+          <w:rPr>
+            <w:color w:val="0000EE"/>
+            <w:u w:val="single"/>
+          </w:rPr>
+          <w:t>路11:51</w:t>
+        </w:r>
+      </w:hyperlink>
+      <w:r>
+        <w:rPr>
+          <w:lang w:val="zh_TW" w:bidi="zh_TW"/>
+        </w:rPr>
+        <w:t>；</w:t>
+      </w:r>
+      <w:hyperlink r:id="rId52">
+        <w:r>
+          <w:rPr>
+            <w:lang w:val="zh_TW" w:bidi="zh_TW"/>
+          </w:rPr>
+          <w:rPr>
+            <w:color w:val="0000EE"/>
+            <w:u w:val="single"/>
+          </w:rPr>
+          <w:t>林前9:13</w:t>
+        </w:r>
+      </w:hyperlink>
+      <w:r>
+        <w:rPr>
+          <w:lang w:val="zh_TW" w:bidi="zh_TW"/>
+        </w:rPr>
+        <w:t>，</w:t>
+      </w:r>
+      <w:hyperlink r:id="rId53">
+        <w:r>
+          <w:rPr>
+            <w:lang w:val="zh_TW" w:bidi="zh_TW"/>
+          </w:rPr>
+          <w:rPr>
+            <w:color w:val="0000EE"/>
+            <w:u w:val="single"/>
+          </w:rPr>
+          <w:t>10:18</w:t>
+        </w:r>
+      </w:hyperlink>
+      <w:r>
+        <w:rPr>
+          <w:lang w:val="zh_TW" w:bidi="zh_TW"/>
+        </w:rPr>
+        <w:t>；</w:t>
+      </w:r>
+      <w:hyperlink r:id="rId54">
+        <w:r>
+          <w:rPr>
+            <w:lang w:val="zh_TW" w:bidi="zh_TW"/>
+          </w:rPr>
+          <w:rPr>
+            <w:color w:val="0000EE"/>
+            <w:u w:val="single"/>
+          </w:rPr>
+          <w:t>來7:13</w:t>
+        </w:r>
+      </w:hyperlink>
+      <w:r>
+        <w:rPr>
+          <w:lang w:val="zh_TW" w:bidi="zh_TW"/>
+        </w:rPr>
+        <w:t>；</w:t>
+      </w:r>
+      <w:hyperlink r:id="rId55">
+        <w:r>
+          <w:rPr>
+            <w:lang w:val="zh_TW" w:bidi="zh_TW"/>
+          </w:rPr>
+          <w:rPr>
+            <w:color w:val="0000EE"/>
+            <w:u w:val="single"/>
+          </w:rPr>
+          <w:t>啟11:1</w:t>
+        </w:r>
+      </w:hyperlink>
+      <w:r>
+        <w:rPr>
+          <w:lang w:val="zh_TW" w:bidi="zh_TW"/>
+        </w:rPr>
+        <w:t>）。其中有些經文指的是地上的聖殿（</w:t>
+      </w:r>
+      <w:hyperlink r:id="rId56">
+        <w:r>
+          <w:rPr>
+            <w:lang w:val="zh_TW" w:bidi="zh_TW"/>
+          </w:rPr>
+          <w:rPr>
+            <w:color w:val="0000EE"/>
+            <w:u w:val="single"/>
+          </w:rPr>
+          <w:t>路1:11</w:t>
+        </w:r>
+      </w:hyperlink>
+      <w:r>
+        <w:rPr>
+          <w:lang w:val="zh_TW" w:bidi="zh_TW"/>
+        </w:rPr>
+        <w:t>）。其它經文則指的是天上的聖殿（</w:t>
+      </w:r>
+      <w:hyperlink r:id="rId57">
+        <w:r>
+          <w:rPr>
+            <w:lang w:val="zh_TW" w:bidi="zh_TW"/>
+          </w:rPr>
+          <w:rPr>
+            <w:color w:val="0000EE"/>
+            <w:u w:val="single"/>
+          </w:rPr>
+          <w:t>啟6:9</w:t>
+        </w:r>
+      </w:hyperlink>
+      <w:r>
+        <w:rPr>
+          <w:lang w:val="zh_TW" w:bidi="zh_TW"/>
+        </w:rPr>
+        <w:t>，</w:t>
+      </w:r>
+      <w:hyperlink r:id="rId58">
+        <w:r>
+          <w:rPr>
+            <w:lang w:val="zh_TW" w:bidi="zh_TW"/>
+          </w:rPr>
+          <w:rPr>
+            <w:color w:val="0000EE"/>
+            <w:u w:val="single"/>
+          </w:rPr>
+          <w:t>8:5</w:t>
+        </w:r>
+      </w:hyperlink>
+      <w:r>
+        <w:rPr>
+          <w:lang w:val="zh_TW" w:bidi="zh_TW"/>
+        </w:rPr>
+        <w:t>，</w:t>
+      </w:r>
+      <w:hyperlink r:id="rId59">
+        <w:r>
+          <w:rPr>
+            <w:lang w:val="zh_TW" w:bidi="zh_TW"/>
+          </w:rPr>
+          <w:rPr>
+            <w:color w:val="0000EE"/>
+            <w:u w:val="single"/>
+          </w:rPr>
+          <w:t>9:13</w:t>
+        </w:r>
+      </w:hyperlink>
+      <w:r>
+        <w:rPr>
+          <w:lang w:val="zh_TW" w:bidi="zh_TW"/>
+        </w:rPr>
+        <w:t>）。</w:t>
+      </w:r>
+    </w:p>
+    <w:p>
+      <w:pPr/>
+      <w:r>
+        <w:rPr>
+          <w:lang w:val="zh_TW" w:bidi="zh_TW"/>
+        </w:rPr>
+      </w:r>
+      <w:r>
+        <w:rPr>
+          <w:i/>
+          <w:lang w:val="zh_TW" w:bidi="zh_TW"/>
+        </w:rPr>
+        <w:t>另見</w:t>
+      </w:r>
+      <w:r>
+        <w:rPr>
+          <w:lang w:val="zh_TW" w:bidi="zh_TW"/>
+        </w:rPr>
+        <w:t>會幕</w:t>
+      </w:r>
+      <w:r>
+        <w:rPr>
+          <w:lang w:val="zh_TW" w:bidi="zh_TW"/>
+        </w:rPr>
+        <w:t>；</w:t>
+      </w:r>
+      <w:r>
+        <w:rPr>
+          <w:lang w:val="zh_TW" w:bidi="zh_TW"/>
+        </w:rPr>
+        <w:t>聖殿</w:t>
+      </w:r>
+      <w:r>
+        <w:rPr>
+          <w:lang w:val="zh_TW" w:bidi="zh_TW"/>
+        </w:rPr>
+        <w:t>。</w:t>
       </w:r>
       <w:r>
         <w:rPr>

--- a/zht/docx/152.content.docx
+++ b/zht/docx/152.content.docx
@@ -149,7 +149,7 @@
         <w:rPr>
           <w:lang w:val="zh_TW" w:bidi="zh_TW"/>
         </w:rPr>
-        <w:t>tan</w:t>
+        <w:t>shun</w:t>
       </w:r>
       <w:r>
         <w:rPr>
@@ -212,7 +212,7 @@
         <w:rPr>
           <w:lang w:val="zh_TW" w:bidi="zh_TW"/>
         </w:rPr>
-        <w:t>癱瘓、癱子、癱瘓的</w:t>
+        <w:t>順服</w:t>
       </w:r>
       <w:r>
         <w:rPr>
@@ -231,7 +231,7 @@
         <w:rPr>
           <w:lang w:val="zh_TW" w:bidi="zh_TW"/>
         </w:rPr>
-        <w:t>中樞神經系統器質性疾病引起的症狀，造成暫時或永久的知覺喪失和/或自主肌肉控制。這種退化性疾病通常無法根治。新約中提到了一些癱瘓（或稱麻痺）的病例，所有這些病例都與基督的醫治事工有關。</w:t>
+        <w:t>服從權威的約束或命令的行為或實例，這是對上級要求或請求的服從。希伯來文和希臘文中，表示順服的一般詞語都指聽從或聆聽上級權威的命令。另一個重要的希臘文詞彙包含了服從權威的意思，表示將自己安排在有指揮權的人之下。第三個希臘文詞彙則表明順服更多是出於說服力而非單純的服從。</w:t>
       </w:r>
     </w:p>
     <w:p>
@@ -245,7 +245,7 @@
         <w:rPr>
           <w:lang w:val="zh_TW" w:bidi="zh_TW"/>
         </w:rPr>
-        <w:t>在加利利尋求耶穌醫治的病人中就有癱子，如加利利地區的病人（</w:t>
+        <w:t>順服神和人的權柄是舊約和新約中強調的義務。亞伯拉罕在一次事件中因為聽從神的命令，把以撒獻在祭壇上，而得到更多的祝福（</w:t>
       </w:r>
       <w:hyperlink r:id="rId13">
         <w:r>
@@ -256,14 +256,14 @@
             <w:color w:val="0000EE"/>
             <w:u w:val="single"/>
           </w:rPr>
-          <w:t>太4:24</w:t>
+          <w:t>創22:18</w:t>
         </w:r>
       </w:hyperlink>
       <w:r>
         <w:rPr>
           <w:lang w:val="zh_TW" w:bidi="zh_TW"/>
         </w:rPr>
-        <w:t>）、耶路撒冷畢士大池邊的病人（</w:t>
+        <w:t>；參</w:t>
       </w:r>
       <w:hyperlink r:id="rId14">
         <w:r>
@@ -274,14 +274,14 @@
             <w:color w:val="0000EE"/>
             <w:u w:val="single"/>
           </w:rPr>
-          <w:t>約5:3</w:t>
+          <w:t>26:5</w:t>
         </w:r>
       </w:hyperlink>
       <w:r>
         <w:rPr>
           <w:lang w:val="zh_TW" w:bidi="zh_TW"/>
         </w:rPr>
-        <w:t>），以及在撒馬利亞由腓利所醫治的病人之中也有癱子（</w:t>
+        <w:t>）。神會繼續祝福以色列，因為在西奈山立了約，但這取決於他們是否聽從神的聲音並遵守神的約（</w:t>
       </w:r>
       <w:hyperlink r:id="rId15">
         <w:r>
@@ -292,14 +292,14 @@
             <w:color w:val="0000EE"/>
             <w:u w:val="single"/>
           </w:rPr>
-          <w:t>徒8:7</w:t>
+          <w:t>出19:5</w:t>
         </w:r>
       </w:hyperlink>
       <w:r>
         <w:rPr>
           <w:lang w:val="zh_TW" w:bidi="zh_TW"/>
         </w:rPr>
-        <w:t>）。百夫長的癱瘓僕人被路加描述為病得很重，幾乎要死（</w:t>
+        <w:t>）。當他們即將進入迦南時，摩西將祝福和詛咒擺在以色列人面前——若他們聽從並遵守耶和華的誡命，便得祝福；若不聽從，便遭詛咒（</w:t>
       </w:r>
       <w:hyperlink r:id="rId16">
         <w:r>
@@ -310,79 +310,7 @@
             <w:color w:val="0000EE"/>
             <w:u w:val="single"/>
           </w:rPr>
-          <w:t>路7:2</w:t>
-        </w:r>
-      </w:hyperlink>
-      <w:r>
-        <w:rPr>
-          <w:lang w:val="zh_TW" w:bidi="zh_TW"/>
-        </w:rPr>
-        <w:t>）。這人可能罹患了一種通常會致命的癱瘓症，起初從雙腿開始癱瘓，並迅速向上蔓延到全身。迦百農的癱子很可能是患有截癱，即下半身癱瘓的症狀（</w:t>
-      </w:r>
-      <w:hyperlink r:id="rId17">
-        <w:r>
-          <w:rPr>
-            <w:lang w:val="zh_TW" w:bidi="zh_TW"/>
-          </w:rPr>
-          <w:rPr>
-            <w:color w:val="0000EE"/>
-            <w:u w:val="single"/>
-          </w:rPr>
-          <w:t>太9:2、6</w:t>
-        </w:r>
-      </w:hyperlink>
-      <w:r>
-        <w:rPr>
-          <w:lang w:val="zh_TW" w:bidi="zh_TW"/>
-        </w:rPr>
-        <w:t>；</w:t>
-      </w:r>
-      <w:hyperlink r:id="rId18">
-        <w:r>
-          <w:rPr>
-            <w:lang w:val="zh_TW" w:bidi="zh_TW"/>
-          </w:rPr>
-          <w:rPr>
-            <w:color w:val="0000EE"/>
-            <w:u w:val="single"/>
-          </w:rPr>
-          <w:t>可2:3–10</w:t>
-        </w:r>
-      </w:hyperlink>
-      <w:r>
-        <w:rPr>
-          <w:lang w:val="zh_TW" w:bidi="zh_TW"/>
-        </w:rPr>
-        <w:t>；</w:t>
-      </w:r>
-      <w:hyperlink r:id="rId19">
-        <w:r>
-          <w:rPr>
-            <w:lang w:val="zh_TW" w:bidi="zh_TW"/>
-          </w:rPr>
-          <w:rPr>
-            <w:color w:val="0000EE"/>
-            <w:u w:val="single"/>
-          </w:rPr>
-          <w:t>路5:18、24</w:t>
-        </w:r>
-      </w:hyperlink>
-      <w:r>
-        <w:rPr>
-          <w:lang w:val="zh_TW" w:bidi="zh_TW"/>
-        </w:rPr>
-        <w:t>）。這種疾病可能是由於出生時受傷或脊髓損傷引起的。也許彼得在呂大的醫治事件中，癱子以尼雅也患有半身不遂的癱瘓（</w:t>
-      </w:r>
-      <w:hyperlink r:id="rId20">
-        <w:r>
-          <w:rPr>
-            <w:lang w:val="zh_TW" w:bidi="zh_TW"/>
-          </w:rPr>
-          <w:rPr>
-            <w:color w:val="0000EE"/>
-            <w:u w:val="single"/>
-          </w:rPr>
-          <w:t>徒9:33</w:t>
+          <w:t>申11:22–28</w:t>
         </w:r>
       </w:hyperlink>
       <w:r>
@@ -401,50 +329,27 @@
       </w:r>
       <w:r>
         <w:rPr>
-          <w:i/>
-          <w:lang w:val="zh_TW" w:bidi="zh_TW"/>
-        </w:rPr>
-        <w:t>另見</w:t>
-      </w:r>
-      <w:r>
-        <w:rPr>
-          <w:lang w:val="zh_TW" w:bidi="zh_TW"/>
-        </w:rPr>
-        <w:t xml:space="preserve"> </w:t>
-      </w:r>
-      <w:r>
-        <w:rPr>
-          <w:lang w:val="zh_TW" w:bidi="zh_TW"/>
-        </w:rPr>
-        <w:t>疾病</w:t>
-      </w:r>
-      <w:r>
-        <w:rPr>
-          <w:lang w:val="zh_TW" w:bidi="zh_TW"/>
-        </w:rPr>
-        <w:t>；</w:t>
-      </w:r>
-      <w:r>
-        <w:rPr>
-          <w:lang w:val="zh_TW" w:bidi="zh_TW"/>
-        </w:rPr>
-        <w:t>藥物和醫療實踐</w:t>
-      </w:r>
-      <w:r>
-        <w:rPr>
-          <w:lang w:val="zh_TW" w:bidi="zh_TW"/>
-        </w:rPr>
-        <w:t>。</w:t>
-      </w:r>
-      <w:r>
-        <w:rPr>
-          <w:lang w:val="zh_TW" w:bidi="zh_TW"/>
-        </w:rPr>
-      </w:r>
-      <w:r>
-        <w:rPr>
-          <w:lang w:val="zh_TW" w:bidi="zh_TW"/>
-        </w:rPr>
+          <w:lang w:val="zh_TW" w:bidi="zh_TW"/>
+        </w:rPr>
+        <w:t>申命記警告說，頑梗悖逆的兒子首先會受到懲罰，如果他們執意不聽，最終會被石頭打死（</w:t>
+      </w:r>
+      <w:hyperlink r:id="rId17">
+        <w:r>
+          <w:rPr>
+            <w:lang w:val="zh_TW" w:bidi="zh_TW"/>
+          </w:rPr>
+          <w:rPr>
+            <w:color w:val="0000EE"/>
+            <w:u w:val="single"/>
+          </w:rPr>
+          <w:t>申21:18–21</w:t>
+        </w:r>
+      </w:hyperlink>
+      <w:r>
+        <w:rPr>
+          <w:lang w:val="zh_TW" w:bidi="zh_TW"/>
+        </w:rPr>
+        <w:t>）。</w:t>
       </w:r>
     </w:p>
     <w:p>
@@ -454,21 +359,101 @@
           <w:lang w:val="zh_TW" w:bidi="zh_TW"/>
         </w:rPr>
       </w:r>
-    </w:p>
-    <w:p>
-      <w:pPr>
-        <w:pStyle w:val="Heading2"/>
-      </w:pPr>
-      <w:r>
-        <w:rPr>
-          <w:lang w:val="zh_TW" w:bidi="zh_TW"/>
-        </w:rPr>
-        <w:t>壇（祭壇）</w:t>
-      </w:r>
-      <w:r>
-        <w:rPr>
-          <w:lang w:val="zh_TW" w:bidi="zh_TW"/>
-        </w:rPr>
+      <w:r>
+        <w:rPr>
+          <w:lang w:val="zh_TW" w:bidi="zh_TW"/>
+        </w:rPr>
+        <w:t>一個人是否為神的兒女，其標誌之一是持續遵守神的誡命（</w:t>
+      </w:r>
+      <w:hyperlink r:id="rId18">
+        <w:r>
+          <w:rPr>
+            <w:lang w:val="zh_TW" w:bidi="zh_TW"/>
+          </w:rPr>
+          <w:rPr>
+            <w:color w:val="0000EE"/>
+            <w:u w:val="single"/>
+          </w:rPr>
+          <w:t>約一2:3–5</w:t>
+        </w:r>
+      </w:hyperlink>
+      <w:r>
+        <w:rPr>
+          <w:lang w:val="zh_TW" w:bidi="zh_TW"/>
+        </w:rPr>
+        <w:t>）。耶穌說，那些愛祂的人會遵守祂的命令（</w:t>
+      </w:r>
+      <w:hyperlink r:id="rId19">
+        <w:r>
+          <w:rPr>
+            <w:lang w:val="zh_TW" w:bidi="zh_TW"/>
+          </w:rPr>
+          <w:rPr>
+            <w:color w:val="0000EE"/>
+            <w:u w:val="single"/>
+          </w:rPr>
+          <w:t>約14:15</w:t>
+        </w:r>
+      </w:hyperlink>
+      <w:r>
+        <w:rPr>
+          <w:lang w:val="zh_TW" w:bidi="zh_TW"/>
+        </w:rPr>
+        <w:t>）。彼得在談到基督徒時，稱他們為「順命的兒女」（</w:t>
+      </w:r>
+      <w:hyperlink r:id="rId20">
+        <w:r>
+          <w:rPr>
+            <w:lang w:val="zh_TW" w:bidi="zh_TW"/>
+          </w:rPr>
+          <w:rPr>
+            <w:color w:val="0000EE"/>
+            <w:u w:val="single"/>
+          </w:rPr>
+          <w:t>彼前1:14</w:t>
+        </w:r>
+      </w:hyperlink>
+      <w:r>
+        <w:rPr>
+          <w:lang w:val="zh_TW" w:bidi="zh_TW"/>
+        </w:rPr>
+        <w:t>；見</w:t>
+      </w:r>
+      <w:hyperlink r:id="rId21">
+        <w:r>
+          <w:rPr>
+            <w:lang w:val="zh_TW" w:bidi="zh_TW"/>
+          </w:rPr>
+          <w:rPr>
+            <w:color w:val="0000EE"/>
+            <w:u w:val="single"/>
+          </w:rPr>
+          <w:t>來5:9</w:t>
+        </w:r>
+      </w:hyperlink>
+      <w:r>
+        <w:rPr>
+          <w:lang w:val="zh_TW" w:bidi="zh_TW"/>
+        </w:rPr>
+        <w:t>，</w:t>
+      </w:r>
+      <w:hyperlink r:id="rId22">
+        <w:r>
+          <w:rPr>
+            <w:lang w:val="zh_TW" w:bidi="zh_TW"/>
+          </w:rPr>
+          <w:rPr>
+            <w:color w:val="0000EE"/>
+            <w:u w:val="single"/>
+          </w:rPr>
+          <w:t>11:8</w:t>
+        </w:r>
+      </w:hyperlink>
+      <w:r>
+        <w:rPr>
+          <w:lang w:val="zh_TW" w:bidi="zh_TW"/>
+        </w:rPr>
+        <w:t>）。</w:t>
       </w:r>
     </w:p>
     <w:p>
@@ -482,9 +467,27 @@
         <w:rPr>
           <w:lang w:val="zh_TW" w:bidi="zh_TW"/>
         </w:rPr>
-        <w:t>祭壇是用來向神明獻上動物祭或燔祭的高臺。其它獻祭禮儀也包括燒香（</w:t>
-      </w:r>
-      <w:hyperlink r:id="rId21">
+        <w:t>基督徒應該順服多種人：</w:t>
+      </w:r>
+    </w:p>
+    <w:p>
+      <w:pPr>
+        <w:pStyle w:val="ListBullet"/>
+        <w:spacing w:line="240" w:lineRule="auto"/>
+        <w:ind w:left="720"/>
+      </w:pPr>
+      <w:r>
+        <w:rPr>
+          <w:lang w:val="zh_TW" w:bidi="zh_TW"/>
+        </w:rPr>
+      </w:r>
+      <w:r>
+        <w:rPr>
+          <w:lang w:val="zh_TW" w:bidi="zh_TW"/>
+        </w:rPr>
+        <w:t>信徒應該順服主（</w:t>
+      </w:r>
+      <w:hyperlink r:id="rId23">
         <w:r>
           <w:rPr>
             <w:lang w:val="zh_TW" w:bidi="zh_TW"/>
@@ -493,14 +496,338 @@
             <w:color w:val="0000EE"/>
             <w:u w:val="single"/>
           </w:rPr>
-          <w:t>出30:1–10</w:t>
+          <w:t>約14:21–24</w:t>
         </w:r>
       </w:hyperlink>
       <w:r>
         <w:rPr>
           <w:lang w:val="zh_TW" w:bidi="zh_TW"/>
         </w:rPr>
-        <w:t>）。在希伯來文中，「祭壇」一詞與動詞「宰殺」出自同一字根，兩者的含義都指向以禮儀方式宰殺牲畜獻給神，作為遮蓋罪的贖罪祭。古代近東許多族群都實行此類獻祭；以色列的鄰邦迦南人也有自己的祭壇與儀式。祭壇通常是一處隆起的高地或高臺。</w:t>
+        <w:t>，</w:t>
+      </w:r>
+      <w:hyperlink r:id="rId24">
+        <w:r>
+          <w:rPr>
+            <w:lang w:val="zh_TW" w:bidi="zh_TW"/>
+          </w:rPr>
+          <w:rPr>
+            <w:color w:val="0000EE"/>
+            <w:u w:val="single"/>
+          </w:rPr>
+          <w:t>15:10</w:t>
+        </w:r>
+      </w:hyperlink>
+      <w:r>
+        <w:rPr>
+          <w:lang w:val="zh_TW" w:bidi="zh_TW"/>
+        </w:rPr>
+        <w:t>）。</w:t>
+      </w:r>
+    </w:p>
+    <w:p>
+      <w:pPr>
+        <w:pStyle w:val="ListBullet"/>
+        <w:spacing w:line="240" w:lineRule="auto"/>
+        <w:ind w:left="720"/>
+      </w:pPr>
+      <w:r>
+        <w:rPr>
+          <w:lang w:val="zh_TW" w:bidi="zh_TW"/>
+        </w:rPr>
+      </w:r>
+      <w:r>
+        <w:rPr>
+          <w:lang w:val="zh_TW" w:bidi="zh_TW"/>
+        </w:rPr>
+        <w:t>妻子應該順服丈夫（</w:t>
+      </w:r>
+      <w:hyperlink r:id="rId25">
+        <w:r>
+          <w:rPr>
+            <w:lang w:val="zh_TW" w:bidi="zh_TW"/>
+          </w:rPr>
+          <w:rPr>
+            <w:color w:val="0000EE"/>
+            <w:u w:val="single"/>
+          </w:rPr>
+          <w:t>弗5:22–24</w:t>
+        </w:r>
+      </w:hyperlink>
+      <w:r>
+        <w:rPr>
+          <w:lang w:val="zh_TW" w:bidi="zh_TW"/>
+        </w:rPr>
+        <w:t>；</w:t>
+      </w:r>
+      <w:hyperlink r:id="rId26">
+        <w:r>
+          <w:rPr>
+            <w:lang w:val="zh_TW" w:bidi="zh_TW"/>
+          </w:rPr>
+          <w:rPr>
+            <w:color w:val="0000EE"/>
+            <w:u w:val="single"/>
+          </w:rPr>
+          <w:t>西3:18</w:t>
+        </w:r>
+      </w:hyperlink>
+      <w:r>
+        <w:rPr>
+          <w:lang w:val="zh_TW" w:bidi="zh_TW"/>
+        </w:rPr>
+        <w:t>；</w:t>
+      </w:r>
+      <w:hyperlink r:id="rId27">
+        <w:r>
+          <w:rPr>
+            <w:lang w:val="zh_TW" w:bidi="zh_TW"/>
+          </w:rPr>
+          <w:rPr>
+            <w:color w:val="0000EE"/>
+            <w:u w:val="single"/>
+          </w:rPr>
+          <w:t>多2:5</w:t>
+        </w:r>
+      </w:hyperlink>
+      <w:r>
+        <w:rPr>
+          <w:lang w:val="zh_TW" w:bidi="zh_TW"/>
+        </w:rPr>
+        <w:t>；</w:t>
+      </w:r>
+      <w:hyperlink r:id="rId28">
+        <w:r>
+          <w:rPr>
+            <w:lang w:val="zh_TW" w:bidi="zh_TW"/>
+          </w:rPr>
+          <w:rPr>
+            <w:color w:val="0000EE"/>
+            <w:u w:val="single"/>
+          </w:rPr>
+          <w:t>彼前3:1、5</w:t>
+        </w:r>
+      </w:hyperlink>
+      <w:r>
+        <w:rPr>
+          <w:lang w:val="zh_TW" w:bidi="zh_TW"/>
+        </w:rPr>
+        <w:t>）。</w:t>
+      </w:r>
+    </w:p>
+    <w:p>
+      <w:pPr>
+        <w:pStyle w:val="ListBullet"/>
+        <w:spacing w:line="240" w:lineRule="auto"/>
+        <w:ind w:left="720"/>
+      </w:pPr>
+      <w:r>
+        <w:rPr>
+          <w:lang w:val="zh_TW" w:bidi="zh_TW"/>
+        </w:rPr>
+      </w:r>
+      <w:r>
+        <w:rPr>
+          <w:lang w:val="zh_TW" w:bidi="zh_TW"/>
+        </w:rPr>
+        <w:t>兒女要聽從父母（</w:t>
+      </w:r>
+      <w:hyperlink r:id="rId29">
+        <w:r>
+          <w:rPr>
+            <w:lang w:val="zh_TW" w:bidi="zh_TW"/>
+          </w:rPr>
+          <w:rPr>
+            <w:color w:val="0000EE"/>
+            <w:u w:val="single"/>
+          </w:rPr>
+          <w:t>弗6:1</w:t>
+        </w:r>
+      </w:hyperlink>
+      <w:r>
+        <w:rPr>
+          <w:lang w:val="zh_TW" w:bidi="zh_TW"/>
+        </w:rPr>
+        <w:t>；</w:t>
+      </w:r>
+      <w:hyperlink r:id="rId30">
+        <w:r>
+          <w:rPr>
+            <w:lang w:val="zh_TW" w:bidi="zh_TW"/>
+          </w:rPr>
+          <w:rPr>
+            <w:color w:val="0000EE"/>
+            <w:u w:val="single"/>
+          </w:rPr>
+          <w:t>西3:20</w:t>
+        </w:r>
+      </w:hyperlink>
+      <w:r>
+        <w:rPr>
+          <w:lang w:val="zh_TW" w:bidi="zh_TW"/>
+        </w:rPr>
+        <w:t>）。</w:t>
+      </w:r>
+    </w:p>
+    <w:p>
+      <w:pPr>
+        <w:pStyle w:val="ListBullet"/>
+        <w:spacing w:line="240" w:lineRule="auto"/>
+        <w:ind w:left="720"/>
+      </w:pPr>
+      <w:r>
+        <w:rPr>
+          <w:lang w:val="zh_TW" w:bidi="zh_TW"/>
+        </w:rPr>
+      </w:r>
+      <w:r>
+        <w:rPr>
+          <w:lang w:val="zh_TW" w:bidi="zh_TW"/>
+        </w:rPr>
+        <w:t>公民應該順服政府官員（</w:t>
+      </w:r>
+      <w:hyperlink r:id="rId31">
+        <w:r>
+          <w:rPr>
+            <w:lang w:val="zh_TW" w:bidi="zh_TW"/>
+          </w:rPr>
+          <w:rPr>
+            <w:color w:val="0000EE"/>
+            <w:u w:val="single"/>
+          </w:rPr>
+          <w:t>羅13:1–7</w:t>
+        </w:r>
+      </w:hyperlink>
+      <w:r>
+        <w:rPr>
+          <w:lang w:val="zh_TW" w:bidi="zh_TW"/>
+        </w:rPr>
+        <w:t>；</w:t>
+      </w:r>
+      <w:hyperlink r:id="rId32">
+        <w:r>
+          <w:rPr>
+            <w:lang w:val="zh_TW" w:bidi="zh_TW"/>
+          </w:rPr>
+          <w:rPr>
+            <w:color w:val="0000EE"/>
+            <w:u w:val="single"/>
+          </w:rPr>
+          <w:t>多3:1</w:t>
+        </w:r>
+      </w:hyperlink>
+      <w:r>
+        <w:rPr>
+          <w:lang w:val="zh_TW" w:bidi="zh_TW"/>
+        </w:rPr>
+        <w:t>；</w:t>
+      </w:r>
+      <w:hyperlink r:id="rId33">
+        <w:r>
+          <w:rPr>
+            <w:lang w:val="zh_TW" w:bidi="zh_TW"/>
+          </w:rPr>
+          <w:rPr>
+            <w:color w:val="0000EE"/>
+            <w:u w:val="single"/>
+          </w:rPr>
+          <w:t>彼前2:13–14</w:t>
+        </w:r>
+      </w:hyperlink>
+      <w:r>
+        <w:rPr>
+          <w:lang w:val="zh_TW" w:bidi="zh_TW"/>
+        </w:rPr>
+        <w:t>）。</w:t>
+      </w:r>
+    </w:p>
+    <w:p>
+      <w:pPr>
+        <w:pStyle w:val="ListBullet"/>
+        <w:spacing w:line="240" w:lineRule="auto"/>
+        <w:ind w:left="720"/>
+      </w:pPr>
+      <w:r>
+        <w:rPr>
+          <w:lang w:val="zh_TW" w:bidi="zh_TW"/>
+        </w:rPr>
+      </w:r>
+      <w:r>
+        <w:rPr>
+          <w:lang w:val="zh_TW" w:bidi="zh_TW"/>
+        </w:rPr>
+        <w:t>僕人應該順服主人（</w:t>
+      </w:r>
+      <w:hyperlink r:id="rId34">
+        <w:r>
+          <w:rPr>
+            <w:lang w:val="zh_TW" w:bidi="zh_TW"/>
+          </w:rPr>
+          <w:rPr>
+            <w:color w:val="0000EE"/>
+            <w:u w:val="single"/>
+          </w:rPr>
+          <w:t>弗6:5</w:t>
+        </w:r>
+      </w:hyperlink>
+      <w:r>
+        <w:rPr>
+          <w:lang w:val="zh_TW" w:bidi="zh_TW"/>
+        </w:rPr>
+        <w:t>；</w:t>
+      </w:r>
+      <w:hyperlink r:id="rId35">
+        <w:r>
+          <w:rPr>
+            <w:lang w:val="zh_TW" w:bidi="zh_TW"/>
+          </w:rPr>
+          <w:rPr>
+            <w:color w:val="0000EE"/>
+            <w:u w:val="single"/>
+          </w:rPr>
+          <w:t>西3:22</w:t>
+        </w:r>
+      </w:hyperlink>
+      <w:r>
+        <w:rPr>
+          <w:lang w:val="zh_TW" w:bidi="zh_TW"/>
+        </w:rPr>
+        <w:t>；</w:t>
+      </w:r>
+      <w:hyperlink r:id="rId36">
+        <w:r>
+          <w:rPr>
+            <w:lang w:val="zh_TW" w:bidi="zh_TW"/>
+          </w:rPr>
+          <w:rPr>
+            <w:color w:val="0000EE"/>
+            <w:u w:val="single"/>
+          </w:rPr>
+          <w:t>多2:9</w:t>
+        </w:r>
+      </w:hyperlink>
+      <w:r>
+        <w:rPr>
+          <w:lang w:val="zh_TW" w:bidi="zh_TW"/>
+        </w:rPr>
+        <w:t>；</w:t>
+      </w:r>
+      <w:hyperlink r:id="rId37">
+        <w:r>
+          <w:rPr>
+            <w:lang w:val="zh_TW" w:bidi="zh_TW"/>
+          </w:rPr>
+          <w:rPr>
+            <w:color w:val="0000EE"/>
+            <w:u w:val="single"/>
+          </w:rPr>
+          <w:t>彼前2:18</w:t>
+        </w:r>
+      </w:hyperlink>
+      <w:r>
+        <w:rPr>
+          <w:lang w:val="zh_TW" w:bidi="zh_TW"/>
+        </w:rPr>
+        <w:t>）。</w:t>
       </w:r>
     </w:p>
     <w:p>
@@ -514,27 +841,59 @@
         <w:rPr>
           <w:lang w:val="zh_TW" w:bidi="zh_TW"/>
         </w:rPr>
-        <w:t>舊約聖經中提過幾個由人所築起的祭壇：</w:t>
+        <w:t>然而，儘管聖經非常強調順服，但這種順服從未成為在神面前稱義的基礎。保羅宣稱救恩是神的恩賜，會產生善行（</w:t>
+      </w:r>
+      <w:hyperlink r:id="rId38">
+        <w:r>
+          <w:rPr>
+            <w:lang w:val="zh_TW" w:bidi="zh_TW"/>
+          </w:rPr>
+          <w:rPr>
+            <w:color w:val="0000EE"/>
+            <w:u w:val="single"/>
+          </w:rPr>
+          <w:t>弗2:8–10</w:t>
+        </w:r>
+      </w:hyperlink>
+      <w:r>
+        <w:rPr>
+          <w:lang w:val="zh_TW" w:bidi="zh_TW"/>
+        </w:rPr>
+        <w:t>）。同樣，雅各也談到順服的行為是出於信心（</w:t>
+      </w:r>
+      <w:hyperlink r:id="rId39">
+        <w:r>
+          <w:rPr>
+            <w:lang w:val="zh_TW" w:bidi="zh_TW"/>
+          </w:rPr>
+          <w:rPr>
+            <w:color w:val="0000EE"/>
+            <w:u w:val="single"/>
+          </w:rPr>
+          <w:t>雅2:14–26</w:t>
+        </w:r>
+      </w:hyperlink>
+      <w:r>
+        <w:rPr>
+          <w:lang w:val="zh_TW" w:bidi="zh_TW"/>
+        </w:rPr>
+        <w:t>）。</w:t>
       </w:r>
     </w:p>
     <w:p>
-      <w:pPr>
-        <w:pStyle w:val="ListBullet"/>
-        <w:spacing w:line="240" w:lineRule="auto"/>
-        <w:ind w:left="720"/>
-      </w:pPr>
-      <w:r>
-        <w:rPr>
-          <w:lang w:val="zh_TW" w:bidi="zh_TW"/>
-        </w:rPr>
-      </w:r>
-      <w:r>
-        <w:rPr>
-          <w:lang w:val="zh_TW" w:bidi="zh_TW"/>
-        </w:rPr>
-        <w:t>挪亞獻上燔祭（</w:t>
-      </w:r>
-      <w:hyperlink r:id="rId22">
+      <w:pPr/>
+      <w:r>
+        <w:rPr>
+          <w:lang w:val="zh_TW" w:bidi="zh_TW"/>
+        </w:rPr>
+      </w:r>
+      <w:r>
+        <w:rPr>
+          <w:lang w:val="zh_TW" w:bidi="zh_TW"/>
+        </w:rPr>
+        <w:t>耶穌自己在被出賣的那夜，重複強調對祂的愛是以遵守祂的誡命來衡量的（</w:t>
+      </w:r>
+      <w:hyperlink r:id="rId19">
         <w:r>
           <w:rPr>
             <w:lang w:val="zh_TW" w:bidi="zh_TW"/>
@@ -543,34 +902,16 @@
             <w:color w:val="0000EE"/>
             <w:u w:val="single"/>
           </w:rPr>
-          <w:t>創8:20</w:t>
+          <w:t>約14:15、21、23–24</w:t>
         </w:r>
       </w:hyperlink>
       <w:r>
         <w:rPr>
           <w:lang w:val="zh_TW" w:bidi="zh_TW"/>
         </w:rPr>
-        <w:t>）。</w:t>
-      </w:r>
-    </w:p>
-    <w:p>
-      <w:pPr>
-        <w:pStyle w:val="ListBullet"/>
-        <w:spacing w:line="240" w:lineRule="auto"/>
-        <w:ind w:left="720"/>
-      </w:pPr>
-      <w:r>
-        <w:rPr>
-          <w:lang w:val="zh_TW" w:bidi="zh_TW"/>
-        </w:rPr>
-      </w:r>
-      <w:r>
-        <w:rPr>
-          <w:lang w:val="zh_TW" w:bidi="zh_TW"/>
-        </w:rPr>
-        <w:t>亞伯拉罕在示劍築了一座壇，在伯特利築了一座，並在摩利亞山築了一座（</w:t>
-      </w:r>
-      <w:hyperlink r:id="rId23">
+        <w:t>，</w:t>
+      </w:r>
+      <w:hyperlink r:id="rId24">
         <w:r>
           <w:rPr>
             <w:lang w:val="zh_TW" w:bidi="zh_TW"/>
@@ -579,16 +920,88 @@
             <w:color w:val="0000EE"/>
             <w:u w:val="single"/>
           </w:rPr>
-          <w:t>創12:7</w:t>
+          <w:t>15:10</w:t>
         </w:r>
       </w:hyperlink>
       <w:r>
         <w:rPr>
           <w:lang w:val="zh_TW" w:bidi="zh_TW"/>
         </w:rPr>
-        <w:t>、</w:t>
-      </w:r>
-      <w:hyperlink r:id="rId24">
+        <w:t>）。祂也強調，祂對神父的愛是通過遵守父神的命令來表現的（</w:t>
+      </w:r>
+      <w:hyperlink r:id="rId40">
+        <w:r>
+          <w:rPr>
+            <w:lang w:val="zh_TW" w:bidi="zh_TW"/>
+          </w:rPr>
+          <w:rPr>
+            <w:color w:val="0000EE"/>
+            <w:u w:val="single"/>
+          </w:rPr>
+          <w:t>14:31</w:t>
+        </w:r>
+      </w:hyperlink>
+      <w:r>
+        <w:rPr>
+          <w:lang w:val="zh_TW" w:bidi="zh_TW"/>
+        </w:rPr>
+        <w:t>）。聖經提到許多人的順服是出於他們對神的信心和愛（</w:t>
+      </w:r>
+      <w:hyperlink r:id="rId41">
+        <w:r>
+          <w:rPr>
+            <w:lang w:val="zh_TW" w:bidi="zh_TW"/>
+          </w:rPr>
+          <w:rPr>
+            <w:color w:val="0000EE"/>
+            <w:u w:val="single"/>
+          </w:rPr>
+          <w:t>來11章</w:t>
+        </w:r>
+      </w:hyperlink>
+      <w:r>
+        <w:rPr>
+          <w:lang w:val="zh_TW" w:bidi="zh_TW"/>
+        </w:rPr>
+        <w:t>）。例如，亞伯相信神並獻上更美的祭物（</w:t>
+      </w:r>
+      <w:hyperlink r:id="rId42">
+        <w:r>
+          <w:rPr>
+            <w:lang w:val="zh_TW" w:bidi="zh_TW"/>
+          </w:rPr>
+          <w:rPr>
+            <w:color w:val="0000EE"/>
+            <w:u w:val="single"/>
+          </w:rPr>
+          <w:t>4</w:t>
+        </w:r>
+      </w:hyperlink>
+      <w:r>
+        <w:rPr>
+          <w:lang w:val="zh_TW" w:bidi="zh_TW"/>
+        </w:rPr>
+        <w:t>節）。挪亞相信神的話而建造了一艘大船（或方舟；見</w:t>
+      </w:r>
+      <w:hyperlink r:id="rId43">
+        <w:r>
+          <w:rPr>
+            <w:lang w:val="zh_TW" w:bidi="zh_TW"/>
+          </w:rPr>
+          <w:rPr>
+            <w:color w:val="0000EE"/>
+            <w:u w:val="single"/>
+          </w:rPr>
+          <w:t>7</w:t>
+        </w:r>
+      </w:hyperlink>
+      <w:r>
+        <w:rPr>
+          <w:lang w:val="zh_TW" w:bidi="zh_TW"/>
+        </w:rPr>
+        <w:t>節）。亞伯拉罕憑著信心在神的指示下離開吾珥的家，那時他並不知道自己的目的地（</w:t>
+      </w:r>
+      <w:hyperlink r:id="rId22">
         <w:r>
           <w:rPr>
             <w:lang w:val="zh_TW" w:bidi="zh_TW"/>
@@ -604,9 +1017,9 @@
         <w:rPr>
           <w:lang w:val="zh_TW" w:bidi="zh_TW"/>
         </w:rPr>
-        <w:t>，</w:t>
-      </w:r>
-      <w:hyperlink r:id="rId25">
+        <w:t>節）。摩西因信神而拒絕了被稱為法老兒子的特權，寧願選擇與神的百姓以色列人同在（</w:t>
+      </w:r>
+      <w:hyperlink r:id="rId44">
         <w:r>
           <w:rPr>
             <w:lang w:val="zh_TW" w:bidi="zh_TW"/>
@@ -615,34 +1028,16 @@
             <w:color w:val="0000EE"/>
             <w:u w:val="single"/>
           </w:rPr>
-          <w:t>22:9</w:t>
+          <w:t>24–25</w:t>
         </w:r>
       </w:hyperlink>
       <w:r>
         <w:rPr>
           <w:lang w:val="zh_TW" w:bidi="zh_TW"/>
         </w:rPr>
-        <w:t>）。</w:t>
-      </w:r>
-    </w:p>
-    <w:p>
-      <w:pPr>
-        <w:pStyle w:val="ListBullet"/>
-        <w:spacing w:line="240" w:lineRule="auto"/>
-        <w:ind w:left="720"/>
-      </w:pPr>
-      <w:r>
-        <w:rPr>
-          <w:lang w:val="zh_TW" w:bidi="zh_TW"/>
-        </w:rPr>
-      </w:r>
-      <w:r>
-        <w:rPr>
-          <w:lang w:val="zh_TW" w:bidi="zh_TW"/>
-        </w:rPr>
-        <w:t>以撒在別是巴築了一座壇（</w:t>
-      </w:r>
-      <w:hyperlink r:id="rId26">
+        <w:t>節）。信而順服神的最大例子是耶穌基督自己。祂虛己，取了奴僕的形象，謙卑自己，順服至死，甚至死在十字架上（</w:t>
+      </w:r>
+      <w:hyperlink r:id="rId45">
         <w:r>
           <w:rPr>
             <w:lang w:val="zh_TW" w:bidi="zh_TW"/>
@@ -651,993 +1046,14 @@
             <w:color w:val="0000EE"/>
             <w:u w:val="single"/>
           </w:rPr>
-          <w:t>創26:25</w:t>
+          <w:t>腓2:7–8</w:t>
         </w:r>
       </w:hyperlink>
       <w:r>
         <w:rPr>
           <w:lang w:val="zh_TW" w:bidi="zh_TW"/>
         </w:rPr>
-        <w:t>），</w:t>
-      </w:r>
-    </w:p>
-    <w:p>
-      <w:pPr>
-        <w:pStyle w:val="ListBullet"/>
-        <w:spacing w:line="240" w:lineRule="auto"/>
-        <w:ind w:left="720"/>
-      </w:pPr>
-      <w:r>
-        <w:rPr>
-          <w:lang w:val="zh_TW" w:bidi="zh_TW"/>
-        </w:rPr>
-      </w:r>
-      <w:r>
-        <w:rPr>
-          <w:lang w:val="zh_TW" w:bidi="zh_TW"/>
-        </w:rPr>
-        <w:t>雅各在示劍和伯特利築了一座壇（</w:t>
-      </w:r>
-      <w:hyperlink r:id="rId27">
-        <w:r>
-          <w:rPr>
-            <w:lang w:val="zh_TW" w:bidi="zh_TW"/>
-          </w:rPr>
-          <w:rPr>
-            <w:color w:val="0000EE"/>
-            <w:u w:val="single"/>
-          </w:rPr>
-          <w:t>創33:20</w:t>
-        </w:r>
-      </w:hyperlink>
-      <w:r>
-        <w:rPr>
-          <w:lang w:val="zh_TW" w:bidi="zh_TW"/>
-        </w:rPr>
-        <w:t>，</w:t>
-      </w:r>
-      <w:hyperlink r:id="rId28">
-        <w:r>
-          <w:rPr>
-            <w:lang w:val="zh_TW" w:bidi="zh_TW"/>
-          </w:rPr>
-          <w:rPr>
-            <w:color w:val="0000EE"/>
-            <w:u w:val="single"/>
-          </w:rPr>
-          <w:t>35:7</w:t>
-        </w:r>
-      </w:hyperlink>
-      <w:r>
-        <w:rPr>
-          <w:lang w:val="zh_TW" w:bidi="zh_TW"/>
-        </w:rPr>
         <w:t>）。</w:t>
-      </w:r>
-    </w:p>
-    <w:p>
-      <w:pPr>
-        <w:pStyle w:val="ListBullet"/>
-        <w:spacing w:line="240" w:lineRule="auto"/>
-        <w:ind w:left="720"/>
-      </w:pPr>
-      <w:r>
-        <w:rPr>
-          <w:lang w:val="zh_TW" w:bidi="zh_TW"/>
-        </w:rPr>
-      </w:r>
-      <w:r>
-        <w:rPr>
-          <w:lang w:val="zh_TW" w:bidi="zh_TW"/>
-        </w:rPr>
-        <w:t>摩西在利非訂築了一個，並在何烈山築了另一個（</w:t>
-      </w:r>
-      <w:hyperlink r:id="rId29">
-        <w:r>
-          <w:rPr>
-            <w:lang w:val="zh_TW" w:bidi="zh_TW"/>
-          </w:rPr>
-          <w:rPr>
-            <w:color w:val="0000EE"/>
-            <w:u w:val="single"/>
-          </w:rPr>
-          <w:t>出17:15</w:t>
-        </w:r>
-      </w:hyperlink>
-      <w:r>
-        <w:rPr>
-          <w:lang w:val="zh_TW" w:bidi="zh_TW"/>
-        </w:rPr>
-        <w:t>，</w:t>
-      </w:r>
-      <w:hyperlink r:id="rId30">
-        <w:r>
-          <w:rPr>
-            <w:lang w:val="zh_TW" w:bidi="zh_TW"/>
-          </w:rPr>
-          <w:rPr>
-            <w:color w:val="0000EE"/>
-            <w:u w:val="single"/>
-          </w:rPr>
-          <w:t>24:4</w:t>
-        </w:r>
-      </w:hyperlink>
-      <w:r>
-        <w:rPr>
-          <w:lang w:val="zh_TW" w:bidi="zh_TW"/>
-        </w:rPr>
-        <w:t>）。</w:t>
-      </w:r>
-    </w:p>
-    <w:p>
-      <w:pPr/>
-      <w:r>
-        <w:rPr>
-          <w:lang w:val="zh_TW" w:bidi="zh_TW"/>
-        </w:rPr>
-      </w:r>
-      <w:r>
-        <w:rPr>
-          <w:lang w:val="zh_TW" w:bidi="zh_TW"/>
-        </w:rPr>
-        <w:t>上述每一次築壇，都是為了紀念神所賜的幫助與拯救。</w:t>
-      </w:r>
-    </w:p>
-    <w:p>
-      <w:pPr/>
-      <w:r>
-        <w:rPr>
-          <w:lang w:val="zh_TW" w:bidi="zh_TW"/>
-        </w:rPr>
-      </w:r>
-      <w:r>
-        <w:rPr>
-          <w:lang w:val="zh_TW" w:bidi="zh_TW"/>
-        </w:rPr>
-        <w:t>出埃及記第25至27章中，提到其中有兩座祭壇。較大的燔祭壇以皂莢木製成，外包裹着銅，尺寸為長寬各5肘、高3肘（約2.3×2.3×1.4公尺，或7.5×7.5×4.5英尺），用於獻燔祭（</w:t>
-      </w:r>
-      <w:hyperlink r:id="rId31">
-        <w:r>
-          <w:rPr>
-            <w:lang w:val="zh_TW" w:bidi="zh_TW"/>
-          </w:rPr>
-          <w:rPr>
-            <w:color w:val="0000EE"/>
-            <w:u w:val="single"/>
-          </w:rPr>
-          <w:t>出27:1–8</w:t>
-        </w:r>
-      </w:hyperlink>
-      <w:r>
-        <w:rPr>
-          <w:lang w:val="zh_TW" w:bidi="zh_TW"/>
-        </w:rPr>
-        <w:t>，</w:t>
-      </w:r>
-      <w:hyperlink r:id="rId32">
-        <w:r>
-          <w:rPr>
-            <w:lang w:val="zh_TW" w:bidi="zh_TW"/>
-          </w:rPr>
-          <w:rPr>
-            <w:color w:val="0000EE"/>
-            <w:u w:val="single"/>
-          </w:rPr>
-          <w:t>38:1–7</w:t>
-        </w:r>
-      </w:hyperlink>
-      <w:r>
-        <w:rPr>
-          <w:lang w:val="zh_TW" w:bidi="zh_TW"/>
-        </w:rPr>
-        <w:t>）。較小的金香壇用於燒香，約為45 公分（18 英吋）見方、高90公分（3 英尺）（</w:t>
-      </w:r>
-      <w:hyperlink r:id="rId21">
-        <w:r>
-          <w:rPr>
-            <w:lang w:val="zh_TW" w:bidi="zh_TW"/>
-          </w:rPr>
-          <w:rPr>
-            <w:color w:val="0000EE"/>
-            <w:u w:val="single"/>
-          </w:rPr>
-          <w:t>出30:1–10</w:t>
-        </w:r>
-      </w:hyperlink>
-      <w:r>
-        <w:rPr>
-          <w:lang w:val="zh_TW" w:bidi="zh_TW"/>
-        </w:rPr>
-        <w:t>，</w:t>
-      </w:r>
-      <w:hyperlink r:id="rId33">
-        <w:r>
-          <w:rPr>
-            <w:lang w:val="zh_TW" w:bidi="zh_TW"/>
-          </w:rPr>
-          <w:rPr>
-            <w:color w:val="0000EE"/>
-            <w:u w:val="single"/>
-          </w:rPr>
-          <w:t>40:5</w:t>
-        </w:r>
-      </w:hyperlink>
-      <w:r>
-        <w:rPr>
-          <w:lang w:val="zh_TW" w:bidi="zh_TW"/>
-        </w:rPr>
-        <w:t>）。</w:t>
-      </w:r>
-    </w:p>
-    <w:p>
-      <w:pPr/>
-      <w:r>
-        <w:rPr>
-          <w:lang w:val="zh_TW" w:bidi="zh_TW"/>
-        </w:rPr>
-      </w:r>
-      <w:r>
-        <w:rPr>
-          <w:lang w:val="zh_TW" w:bidi="zh_TW"/>
-        </w:rPr>
-        <w:t>在</w:t>
-      </w:r>
-      <w:hyperlink r:id="rId34">
-        <w:r>
-          <w:rPr>
-            <w:lang w:val="zh_TW" w:bidi="zh_TW"/>
-          </w:rPr>
-          <w:rPr>
-            <w:color w:val="0000EE"/>
-            <w:u w:val="single"/>
-          </w:rPr>
-          <w:t>出埃及記二十章24至26節</w:t>
-        </w:r>
-      </w:hyperlink>
-      <w:r>
-        <w:rPr>
-          <w:lang w:val="zh_TW" w:bidi="zh_TW"/>
-        </w:rPr>
-        <w:t>中，神吩咐以色列人用土或未鑿成的石頭築壇，並在「</w:t>
-      </w:r>
-      <w:r>
-        <w:rPr>
-          <w:lang w:val="zh_TW" w:bidi="zh_TW"/>
-        </w:rPr>
-        <w:t>凡記下我名的地方</w:t>
-      </w:r>
-      <w:r>
-        <w:rPr>
-          <w:lang w:val="zh_TW" w:bidi="zh_TW"/>
-        </w:rPr>
-        <w:t>」獻上燔祭與平安祭。這也是舊約聖經中個人與群體屢次築壇的原因，例如：</w:t>
-      </w:r>
-    </w:p>
-    <w:p>
-      <w:pPr>
-        <w:pStyle w:val="ListBullet"/>
-        <w:spacing w:line="240" w:lineRule="auto"/>
-        <w:ind w:left="720"/>
-      </w:pPr>
-      <w:r>
-        <w:rPr>
-          <w:lang w:val="zh_TW" w:bidi="zh_TW"/>
-        </w:rPr>
-      </w:r>
-      <w:r>
-        <w:rPr>
-          <w:lang w:val="zh_TW" w:bidi="zh_TW"/>
-        </w:rPr>
-        <w:t>約書亞在以巴路山上築了一座壇（</w:t>
-      </w:r>
-      <w:hyperlink r:id="rId35">
-        <w:r>
-          <w:rPr>
-            <w:lang w:val="zh_TW" w:bidi="zh_TW"/>
-          </w:rPr>
-          <w:rPr>
-            <w:color w:val="0000EE"/>
-            <w:u w:val="single"/>
-          </w:rPr>
-          <w:t>書8:30–31</w:t>
-        </w:r>
-      </w:hyperlink>
-      <w:r>
-        <w:rPr>
-          <w:lang w:val="zh_TW" w:bidi="zh_TW"/>
-        </w:rPr>
-        <w:t>）。</w:t>
-      </w:r>
-    </w:p>
-    <w:p>
-      <w:pPr>
-        <w:pStyle w:val="ListBullet"/>
-        <w:spacing w:line="240" w:lineRule="auto"/>
-        <w:ind w:left="720"/>
-      </w:pPr>
-      <w:r>
-        <w:rPr>
-          <w:lang w:val="zh_TW" w:bidi="zh_TW"/>
-        </w:rPr>
-      </w:r>
-      <w:r>
-        <w:rPr>
-          <w:lang w:val="zh_TW" w:bidi="zh_TW"/>
-        </w:rPr>
-        <w:t>呂便人、迦得人和瑪拿西半支派在約旦河東岸築了一座壇（</w:t>
-      </w:r>
-      <w:hyperlink r:id="rId36">
-        <w:r>
-          <w:rPr>
-            <w:lang w:val="zh_TW" w:bidi="zh_TW"/>
-          </w:rPr>
-          <w:rPr>
-            <w:color w:val="0000EE"/>
-            <w:u w:val="single"/>
-          </w:rPr>
-          <w:t>書22:10–16</w:t>
-        </w:r>
-      </w:hyperlink>
-      <w:r>
-        <w:rPr>
-          <w:lang w:val="zh_TW" w:bidi="zh_TW"/>
-        </w:rPr>
-        <w:t>）。</w:t>
-      </w:r>
-    </w:p>
-    <w:p>
-      <w:pPr>
-        <w:pStyle w:val="ListBullet"/>
-        <w:spacing w:line="240" w:lineRule="auto"/>
-        <w:ind w:left="720"/>
-      </w:pPr>
-      <w:r>
-        <w:rPr>
-          <w:lang w:val="zh_TW" w:bidi="zh_TW"/>
-        </w:rPr>
-      </w:r>
-      <w:r>
-        <w:rPr>
-          <w:lang w:val="zh_TW" w:bidi="zh_TW"/>
-        </w:rPr>
-        <w:t>基甸在俄弗拉了一座壇（</w:t>
-      </w:r>
-      <w:hyperlink r:id="rId37">
-        <w:r>
-          <w:rPr>
-            <w:lang w:val="zh_TW" w:bidi="zh_TW"/>
-          </w:rPr>
-          <w:rPr>
-            <w:color w:val="0000EE"/>
-            <w:u w:val="single"/>
-          </w:rPr>
-          <w:t>士6:24</w:t>
-        </w:r>
-      </w:hyperlink>
-      <w:r>
-        <w:rPr>
-          <w:lang w:val="zh_TW" w:bidi="zh_TW"/>
-        </w:rPr>
-        <w:t>）。</w:t>
-      </w:r>
-    </w:p>
-    <w:p>
-      <w:pPr>
-        <w:pStyle w:val="ListBullet"/>
-        <w:spacing w:line="240" w:lineRule="auto"/>
-        <w:ind w:left="720"/>
-      </w:pPr>
-      <w:r>
-        <w:rPr>
-          <w:lang w:val="zh_TW" w:bidi="zh_TW"/>
-        </w:rPr>
-      </w:r>
-      <w:r>
-        <w:rPr>
-          <w:lang w:val="zh_TW" w:bidi="zh_TW"/>
-        </w:rPr>
-        <w:t>大衛的家族在伯利恆築了一座壇（</w:t>
-      </w:r>
-      <w:hyperlink r:id="rId38">
-        <w:r>
-          <w:rPr>
-            <w:lang w:val="zh_TW" w:bidi="zh_TW"/>
-          </w:rPr>
-          <w:rPr>
-            <w:color w:val="0000EE"/>
-            <w:u w:val="single"/>
-          </w:rPr>
-          <w:t>撒上20:6</w:t>
-        </w:r>
-      </w:hyperlink>
-      <w:r>
-        <w:rPr>
-          <w:lang w:val="zh_TW" w:bidi="zh_TW"/>
-        </w:rPr>
-        <w:t>、</w:t>
-      </w:r>
-      <w:hyperlink r:id="rId38">
-        <w:r>
-          <w:rPr>
-            <w:lang w:val="zh_TW" w:bidi="zh_TW"/>
-          </w:rPr>
-          <w:rPr>
-            <w:color w:val="0000EE"/>
-            <w:u w:val="single"/>
-          </w:rPr>
-          <w:t>29</w:t>
-        </w:r>
-      </w:hyperlink>
-      <w:r>
-        <w:rPr>
-          <w:lang w:val="zh_TW" w:bidi="zh_TW"/>
-        </w:rPr>
-        <w:t>）。</w:t>
-      </w:r>
-    </w:p>
-    <w:p>
-      <w:pPr>
-        <w:pStyle w:val="ListBullet"/>
-        <w:spacing w:line="240" w:lineRule="auto"/>
-        <w:ind w:left="720"/>
-      </w:pPr>
-      <w:r>
-        <w:rPr>
-          <w:lang w:val="zh_TW" w:bidi="zh_TW"/>
-        </w:rPr>
-      </w:r>
-      <w:r>
-        <w:rPr>
-          <w:lang w:val="zh_TW" w:bidi="zh_TW"/>
-        </w:rPr>
-        <w:t>大衛在亞勞拿的禾場上築了一座壇（</w:t>
-      </w:r>
-      <w:hyperlink r:id="rId39">
-        <w:r>
-          <w:rPr>
-            <w:lang w:val="zh_TW" w:bidi="zh_TW"/>
-          </w:rPr>
-          <w:rPr>
-            <w:color w:val="0000EE"/>
-            <w:u w:val="single"/>
-          </w:rPr>
-          <w:t>撒下24:25</w:t>
-        </w:r>
-      </w:hyperlink>
-      <w:r>
-        <w:rPr>
-          <w:lang w:val="zh_TW" w:bidi="zh_TW"/>
-        </w:rPr>
-        <w:t>）。禾場是一個平坦的地方，用來將穀物與莖分開。</w:t>
-      </w:r>
-    </w:p>
-    <w:p>
-      <w:pPr>
-        <w:pStyle w:val="ListBullet"/>
-        <w:spacing w:line="240" w:lineRule="auto"/>
-        <w:ind w:left="720"/>
-      </w:pPr>
-      <w:r>
-        <w:rPr>
-          <w:lang w:val="zh_TW" w:bidi="zh_TW"/>
-        </w:rPr>
-      </w:r>
-      <w:r>
-        <w:rPr>
-          <w:lang w:val="zh_TW" w:bidi="zh_TW"/>
-        </w:rPr>
-        <w:t>以利亞在迦密山上築了一座壇（</w:t>
-      </w:r>
-      <w:hyperlink r:id="rId40">
-        <w:r>
-          <w:rPr>
-            <w:lang w:val="zh_TW" w:bidi="zh_TW"/>
-          </w:rPr>
-          <w:rPr>
-            <w:color w:val="0000EE"/>
-            <w:u w:val="single"/>
-          </w:rPr>
-          <w:t>王上18:30</w:t>
-        </w:r>
-      </w:hyperlink>
-      <w:r>
-        <w:rPr>
-          <w:lang w:val="zh_TW" w:bidi="zh_TW"/>
-        </w:rPr>
-        <w:t>）。</w:t>
-      </w:r>
-    </w:p>
-    <w:p>
-      <w:pPr/>
-      <w:r>
-        <w:rPr>
-          <w:lang w:val="zh_TW" w:bidi="zh_TW"/>
-        </w:rPr>
-      </w:r>
-      <w:r>
-        <w:rPr>
-          <w:lang w:val="zh_TW" w:bidi="zh_TW"/>
-        </w:rPr>
-        <w:t>除了以利亞在迦密山上的祭壇外，人們在所羅門建成聖殿之前築了這些祭壇。</w:t>
-      </w:r>
-    </w:p>
-    <w:p>
-      <w:pPr/>
-      <w:r>
-        <w:rPr>
-          <w:lang w:val="zh_TW" w:bidi="zh_TW"/>
-        </w:rPr>
-      </w:r>
-      <w:r>
-        <w:rPr>
-          <w:lang w:val="zh_TW" w:bidi="zh_TW"/>
-        </w:rPr>
-        <w:t>如同會幕，所羅門的聖殿也有兩座祭壇。其中一座為銅製壇，長寬各20肘（約7.6公尺或25英尺），高10肘（約3.8公尺或12.5英尺），是聖殿敬拜的中心。亞哈斯王奉亞述王提革拉·毗列色之命，將銅壇從原來的位置移除（</w:t>
-      </w:r>
-      <w:hyperlink r:id="rId41">
-        <w:r>
-          <w:rPr>
-            <w:lang w:val="zh_TW" w:bidi="zh_TW"/>
-          </w:rPr>
-          <w:rPr>
-            <w:color w:val="0000EE"/>
-            <w:u w:val="single"/>
-          </w:rPr>
-          <w:t>王下16:14</w:t>
-        </w:r>
-      </w:hyperlink>
-      <w:r>
-        <w:rPr>
-          <w:lang w:val="zh_TW" w:bidi="zh_TW"/>
-        </w:rPr>
-        <w:t>）。後來希西家又把它復歸原處（</w:t>
-      </w:r>
-      <w:hyperlink r:id="rId42">
-        <w:r>
-          <w:rPr>
-            <w:lang w:val="zh_TW" w:bidi="zh_TW"/>
-          </w:rPr>
-          <w:rPr>
-            <w:color w:val="0000EE"/>
-            <w:u w:val="single"/>
-          </w:rPr>
-          <w:t>代下29:18</w:t>
-        </w:r>
-      </w:hyperlink>
-      <w:r>
-        <w:rPr>
-          <w:lang w:val="zh_TW" w:bidi="zh_TW"/>
-        </w:rPr>
-        <w:t>）。另一座為燒香的壇，以香柏木製成、包裹着金，立在幔子前（</w:t>
-      </w:r>
-      <w:hyperlink r:id="rId43">
-        <w:r>
-          <w:rPr>
-            <w:lang w:val="zh_TW" w:bidi="zh_TW"/>
-          </w:rPr>
-          <w:rPr>
-            <w:color w:val="0000EE"/>
-            <w:u w:val="single"/>
-          </w:rPr>
-          <w:t>王上6:20–22</w:t>
-        </w:r>
-      </w:hyperlink>
-      <w:r>
-        <w:rPr>
-          <w:lang w:val="zh_TW" w:bidi="zh_TW"/>
-        </w:rPr>
-        <w:t>）。</w:t>
-      </w:r>
-    </w:p>
-    <w:p>
-      <w:pPr/>
-      <w:r>
-        <w:rPr>
-          <w:lang w:val="zh_TW" w:bidi="zh_TW"/>
-        </w:rPr>
-      </w:r>
-      <w:r>
-        <w:rPr>
-          <w:lang w:val="zh_TW" w:bidi="zh_TW"/>
-        </w:rPr>
-        <w:t>所羅門聖殿被毀、猶太人被擄之後，先知以西結曾在異象中看見聖殿復興。異象中的燔祭壇分三層上升，高達10肘（約5.3公尺或17.5英尺），其底座約為20平方肘（約10.6公尺或35英尺）。這座尺寸特別巨大的祭壇，凸顯出以色列對贖罪的迫切需要（</w:t>
-      </w:r>
-      <w:hyperlink r:id="rId44">
-        <w:r>
-          <w:rPr>
-            <w:lang w:val="zh_TW" w:bidi="zh_TW"/>
-          </w:rPr>
-          <w:rPr>
-            <w:color w:val="0000EE"/>
-            <w:u w:val="single"/>
-          </w:rPr>
-          <w:t>結43:13–17</w:t>
-        </w:r>
-      </w:hyperlink>
-      <w:r>
-        <w:rPr>
-          <w:lang w:val="zh_TW" w:bidi="zh_TW"/>
-        </w:rPr>
-        <w:t>）。在該異象中並未提到燒香的壇。</w:t>
-      </w:r>
-    </w:p>
-    <w:p>
-      <w:pPr/>
-      <w:r>
-        <w:rPr>
-          <w:lang w:val="zh_TW" w:bidi="zh_TW"/>
-        </w:rPr>
-      </w:r>
-      <w:r>
-        <w:rPr>
-          <w:lang w:val="zh_TW" w:bidi="zh_TW"/>
-        </w:rPr>
-        <w:t>所羅巴伯曾築燔祭壇（</w:t>
-      </w:r>
-      <w:hyperlink r:id="rId45">
-        <w:r>
-          <w:rPr>
-            <w:lang w:val="zh_TW" w:bidi="zh_TW"/>
-          </w:rPr>
-          <w:rPr>
-            <w:color w:val="0000EE"/>
-            <w:u w:val="single"/>
-          </w:rPr>
-          <w:t>拉3:2</w:t>
-        </w:r>
-      </w:hyperlink>
-      <w:r>
-        <w:rPr>
-          <w:lang w:val="zh_TW" w:bidi="zh_TW"/>
-        </w:rPr>
-        <w:t>）。安提阿古·伊皮法尼則褻瀆此壇，使其不潔；他可能是在其上設立宙斯的像（</w:t>
-      </w:r>
-      <w:hyperlink r:id="rId46">
-        <w:r>
-          <w:rPr>
-            <w:lang w:val="zh_TW" w:bidi="zh_TW"/>
-          </w:rPr>
-          <w:rPr>
-            <w:color w:val="0000EE"/>
-            <w:u w:val="single"/>
-          </w:rPr>
-          <w:t>馬加比一書1:54</w:t>
-        </w:r>
-      </w:hyperlink>
-      <w:r>
-        <w:rPr>
-          <w:lang w:val="zh_TW" w:bidi="zh_TW"/>
-        </w:rPr>
-        <w:t>）。當時亦有香壇；安提阿古·伊皮法尼於公元前169年移走金香壇（</w:t>
-      </w:r>
-      <w:hyperlink r:id="rId46">
-        <w:r>
-          <w:rPr>
-            <w:lang w:val="zh_TW" w:bidi="zh_TW"/>
-          </w:rPr>
-          <w:rPr>
-            <w:color w:val="0000EE"/>
-            <w:u w:val="single"/>
-          </w:rPr>
-          <w:t>馬加比一書</w:t>
-        </w:r>
-      </w:hyperlink>
-      <w:hyperlink r:id="rId47">
-        <w:r>
-          <w:rPr>
-            <w:lang w:val="zh_TW" w:bidi="zh_TW"/>
-          </w:rPr>
-          <w:rPr>
-            <w:color w:val="0000EE"/>
-            <w:u w:val="single"/>
-          </w:rPr>
-          <w:t>1:21</w:t>
-        </w:r>
-      </w:hyperlink>
-      <w:r>
-        <w:rPr>
-          <w:lang w:val="zh_TW" w:bidi="zh_TW"/>
-        </w:rPr>
-        <w:t>）。這兩個壇後來都被猶大·馬加比修復（</w:t>
-      </w:r>
-      <w:hyperlink r:id="rId46">
-        <w:r>
-          <w:rPr>
-            <w:lang w:val="zh_TW" w:bidi="zh_TW"/>
-          </w:rPr>
-          <w:rPr>
-            <w:color w:val="0000EE"/>
-            <w:u w:val="single"/>
-          </w:rPr>
-          <w:t>馬加比一書</w:t>
-        </w:r>
-      </w:hyperlink>
-      <w:hyperlink r:id="rId48">
-        <w:r>
-          <w:rPr>
-            <w:lang w:val="zh_TW" w:bidi="zh_TW"/>
-          </w:rPr>
-          <w:rPr>
-            <w:color w:val="0000EE"/>
-            <w:u w:val="single"/>
-          </w:rPr>
-          <w:t>4:44–49</w:t>
-        </w:r>
-      </w:hyperlink>
-      <w:r>
-        <w:rPr>
-          <w:lang w:val="zh_TW" w:bidi="zh_TW"/>
-        </w:rPr>
-        <w:t>）。</w:t>
-      </w:r>
-    </w:p>
-    <w:p>
-      <w:pPr/>
-      <w:r>
-        <w:rPr>
-          <w:lang w:val="zh_TW" w:bidi="zh_TW"/>
-        </w:rPr>
-      </w:r>
-      <w:r>
-        <w:rPr>
-          <w:lang w:val="zh_TW" w:bidi="zh_TW"/>
-        </w:rPr>
-        <w:t>基督徒敬拜不再需要獻祭用的祭壇，因耶穌基督的死已成為最終的贖罪祭。聖經中經常提到燔祭壇和香壇（</w:t>
-      </w:r>
-      <w:hyperlink r:id="rId49">
-        <w:r>
-          <w:rPr>
-            <w:lang w:val="zh_TW" w:bidi="zh_TW"/>
-          </w:rPr>
-          <w:rPr>
-            <w:color w:val="0000EE"/>
-            <w:u w:val="single"/>
-          </w:rPr>
-          <w:t>太5:23–24</w:t>
-        </w:r>
-      </w:hyperlink>
-      <w:r>
-        <w:rPr>
-          <w:lang w:val="zh_TW" w:bidi="zh_TW"/>
-        </w:rPr>
-        <w:t>，</w:t>
-      </w:r>
-      <w:hyperlink r:id="rId50">
-        <w:r>
-          <w:rPr>
-            <w:lang w:val="zh_TW" w:bidi="zh_TW"/>
-          </w:rPr>
-          <w:rPr>
-            <w:color w:val="0000EE"/>
-            <w:u w:val="single"/>
-          </w:rPr>
-          <w:t>23:18–20</w:t>
-        </w:r>
-      </w:hyperlink>
-      <w:r>
-        <w:rPr>
-          <w:lang w:val="zh_TW" w:bidi="zh_TW"/>
-        </w:rPr>
-        <w:t>、</w:t>
-      </w:r>
-      <w:hyperlink r:id="rId50">
-        <w:r>
-          <w:rPr>
-            <w:lang w:val="zh_TW" w:bidi="zh_TW"/>
-          </w:rPr>
-          <w:rPr>
-            <w:color w:val="0000EE"/>
-            <w:u w:val="single"/>
-          </w:rPr>
-          <w:t>35</w:t>
-        </w:r>
-      </w:hyperlink>
-      <w:r>
-        <w:rPr>
-          <w:lang w:val="zh_TW" w:bidi="zh_TW"/>
-        </w:rPr>
-        <w:t>；</w:t>
-      </w:r>
-      <w:hyperlink r:id="rId51">
-        <w:r>
-          <w:rPr>
-            <w:lang w:val="zh_TW" w:bidi="zh_TW"/>
-          </w:rPr>
-          <w:rPr>
-            <w:color w:val="0000EE"/>
-            <w:u w:val="single"/>
-          </w:rPr>
-          <w:t>路11:51</w:t>
-        </w:r>
-      </w:hyperlink>
-      <w:r>
-        <w:rPr>
-          <w:lang w:val="zh_TW" w:bidi="zh_TW"/>
-        </w:rPr>
-        <w:t>；</w:t>
-      </w:r>
-      <w:hyperlink r:id="rId52">
-        <w:r>
-          <w:rPr>
-            <w:lang w:val="zh_TW" w:bidi="zh_TW"/>
-          </w:rPr>
-          <w:rPr>
-            <w:color w:val="0000EE"/>
-            <w:u w:val="single"/>
-          </w:rPr>
-          <w:t>林前9:13</w:t>
-        </w:r>
-      </w:hyperlink>
-      <w:r>
-        <w:rPr>
-          <w:lang w:val="zh_TW" w:bidi="zh_TW"/>
-        </w:rPr>
-        <w:t>，</w:t>
-      </w:r>
-      <w:hyperlink r:id="rId53">
-        <w:r>
-          <w:rPr>
-            <w:lang w:val="zh_TW" w:bidi="zh_TW"/>
-          </w:rPr>
-          <w:rPr>
-            <w:color w:val="0000EE"/>
-            <w:u w:val="single"/>
-          </w:rPr>
-          <w:t>10:18</w:t>
-        </w:r>
-      </w:hyperlink>
-      <w:r>
-        <w:rPr>
-          <w:lang w:val="zh_TW" w:bidi="zh_TW"/>
-        </w:rPr>
-        <w:t>；</w:t>
-      </w:r>
-      <w:hyperlink r:id="rId54">
-        <w:r>
-          <w:rPr>
-            <w:lang w:val="zh_TW" w:bidi="zh_TW"/>
-          </w:rPr>
-          <w:rPr>
-            <w:color w:val="0000EE"/>
-            <w:u w:val="single"/>
-          </w:rPr>
-          <w:t>來7:13</w:t>
-        </w:r>
-      </w:hyperlink>
-      <w:r>
-        <w:rPr>
-          <w:lang w:val="zh_TW" w:bidi="zh_TW"/>
-        </w:rPr>
-        <w:t>；</w:t>
-      </w:r>
-      <w:hyperlink r:id="rId55">
-        <w:r>
-          <w:rPr>
-            <w:lang w:val="zh_TW" w:bidi="zh_TW"/>
-          </w:rPr>
-          <w:rPr>
-            <w:color w:val="0000EE"/>
-            <w:u w:val="single"/>
-          </w:rPr>
-          <w:t>啟11:1</w:t>
-        </w:r>
-      </w:hyperlink>
-      <w:r>
-        <w:rPr>
-          <w:lang w:val="zh_TW" w:bidi="zh_TW"/>
-        </w:rPr>
-        <w:t>）。其中有些經文指的是地上的聖殿（</w:t>
-      </w:r>
-      <w:hyperlink r:id="rId56">
-        <w:r>
-          <w:rPr>
-            <w:lang w:val="zh_TW" w:bidi="zh_TW"/>
-          </w:rPr>
-          <w:rPr>
-            <w:color w:val="0000EE"/>
-            <w:u w:val="single"/>
-          </w:rPr>
-          <w:t>路1:11</w:t>
-        </w:r>
-      </w:hyperlink>
-      <w:r>
-        <w:rPr>
-          <w:lang w:val="zh_TW" w:bidi="zh_TW"/>
-        </w:rPr>
-        <w:t>）。其它經文則指的是天上的聖殿（</w:t>
-      </w:r>
-      <w:hyperlink r:id="rId57">
-        <w:r>
-          <w:rPr>
-            <w:lang w:val="zh_TW" w:bidi="zh_TW"/>
-          </w:rPr>
-          <w:rPr>
-            <w:color w:val="0000EE"/>
-            <w:u w:val="single"/>
-          </w:rPr>
-          <w:t>啟6:9</w:t>
-        </w:r>
-      </w:hyperlink>
-      <w:r>
-        <w:rPr>
-          <w:lang w:val="zh_TW" w:bidi="zh_TW"/>
-        </w:rPr>
-        <w:t>，</w:t>
-      </w:r>
-      <w:hyperlink r:id="rId58">
-        <w:r>
-          <w:rPr>
-            <w:lang w:val="zh_TW" w:bidi="zh_TW"/>
-          </w:rPr>
-          <w:rPr>
-            <w:color w:val="0000EE"/>
-            <w:u w:val="single"/>
-          </w:rPr>
-          <w:t>8:5</w:t>
-        </w:r>
-      </w:hyperlink>
-      <w:r>
-        <w:rPr>
-          <w:lang w:val="zh_TW" w:bidi="zh_TW"/>
-        </w:rPr>
-        <w:t>，</w:t>
-      </w:r>
-      <w:hyperlink r:id="rId59">
-        <w:r>
-          <w:rPr>
-            <w:lang w:val="zh_TW" w:bidi="zh_TW"/>
-          </w:rPr>
-          <w:rPr>
-            <w:color w:val="0000EE"/>
-            <w:u w:val="single"/>
-          </w:rPr>
-          <w:t>9:13</w:t>
-        </w:r>
-      </w:hyperlink>
-      <w:r>
-        <w:rPr>
-          <w:lang w:val="zh_TW" w:bidi="zh_TW"/>
-        </w:rPr>
-        <w:t>）。</w:t>
-      </w:r>
-    </w:p>
-    <w:p>
-      <w:pPr/>
-      <w:r>
-        <w:rPr>
-          <w:lang w:val="zh_TW" w:bidi="zh_TW"/>
-        </w:rPr>
-      </w:r>
-      <w:r>
-        <w:rPr>
-          <w:i/>
-          <w:lang w:val="zh_TW" w:bidi="zh_TW"/>
-        </w:rPr>
-        <w:t>另見</w:t>
-      </w:r>
-      <w:r>
-        <w:rPr>
-          <w:lang w:val="zh_TW" w:bidi="zh_TW"/>
-        </w:rPr>
-        <w:t>會幕</w:t>
-      </w:r>
-      <w:r>
-        <w:rPr>
-          <w:lang w:val="zh_TW" w:bidi="zh_TW"/>
-        </w:rPr>
-        <w:t>；</w:t>
-      </w:r>
-      <w:r>
-        <w:rPr>
-          <w:lang w:val="zh_TW" w:bidi="zh_TW"/>
-        </w:rPr>
-        <w:t>聖殿</w:t>
-      </w:r>
-      <w:r>
-        <w:rPr>
-          <w:lang w:val="zh_TW" w:bidi="zh_TW"/>
-        </w:rPr>
-        <w:t>。</w:t>
       </w:r>
       <w:r>
         <w:rPr>

--- a/zht/docx/152.content.docx
+++ b/zht/docx/152.content.docx
@@ -233,90 +233,60 @@
         </w:rPr>
         <w:t>蛇或海怪。聖經中使用不同的詞語來描述蛇或蛇類。蛇或蛇類是爬行動物，是以牠們能夠咬人並注射毒液而為人熟知。聖經提及的特定蛇類包括虺蛇（</w:t>
       </w:r>
-      <w:hyperlink r:id="rId13">
-        <w:r>
-          <w:rPr>
-            <w:lang w:val="zh_TW" w:bidi="zh_TW"/>
-          </w:rPr>
-          <w:rPr>
-            <w:color w:val="0000EE"/>
-            <w:u w:val="single"/>
-          </w:rPr>
-          <w:t>賽11:8</w:t>
-        </w:r>
-      </w:hyperlink>
+      <w:r>
+        <w:rPr>
+          <w:lang w:val="zh_TW" w:bidi="zh_TW"/>
+        </w:rPr>
+        <w:t>賽11:8</w:t>
+      </w:r>
       <w:r>
         <w:rPr>
           <w:lang w:val="zh_TW" w:bidi="zh_TW"/>
         </w:rPr>
         <w:t>）和毒蛇（</w:t>
       </w:r>
-      <w:hyperlink r:id="rId14">
-        <w:r>
-          <w:rPr>
-            <w:lang w:val="zh_TW" w:bidi="zh_TW"/>
-          </w:rPr>
-          <w:rPr>
-            <w:color w:val="0000EE"/>
-            <w:u w:val="single"/>
-          </w:rPr>
-          <w:t>徒28:3</w:t>
-        </w:r>
-      </w:hyperlink>
+      <w:r>
+        <w:rPr>
+          <w:lang w:val="zh_TW" w:bidi="zh_TW"/>
+        </w:rPr>
+        <w:t>徒28:3</w:t>
+      </w:r>
       <w:r>
         <w:rPr>
           <w:lang w:val="zh_TW" w:bidi="zh_TW"/>
         </w:rPr>
         <w:t>）。「蛇」這個術語也可以用來描述在</w:t>
       </w:r>
-      <w:hyperlink r:id="rId15">
-        <w:r>
-          <w:rPr>
-            <w:lang w:val="zh_TW" w:bidi="zh_TW"/>
-          </w:rPr>
-          <w:rPr>
-            <w:color w:val="0000EE"/>
-            <w:u w:val="single"/>
-          </w:rPr>
-          <w:t>約伯記二十六章13節</w:t>
-        </w:r>
-      </w:hyperlink>
+      <w:r>
+        <w:rPr>
+          <w:lang w:val="zh_TW" w:bidi="zh_TW"/>
+        </w:rPr>
+        <w:t>約伯記二十六章13節</w:t>
+      </w:r>
       <w:r>
         <w:rPr>
           <w:lang w:val="zh_TW" w:bidi="zh_TW"/>
         </w:rPr>
         <w:t>、</w:t>
       </w:r>
-      <w:hyperlink r:id="rId16">
-        <w:r>
-          <w:rPr>
-            <w:lang w:val="zh_TW" w:bidi="zh_TW"/>
-          </w:rPr>
-          <w:rPr>
-            <w:color w:val="0000EE"/>
-            <w:u w:val="single"/>
-          </w:rPr>
-          <w:t>以賽亞書二十七章1節</w:t>
-        </w:r>
-      </w:hyperlink>
+      <w:r>
+        <w:rPr>
+          <w:lang w:val="zh_TW" w:bidi="zh_TW"/>
+        </w:rPr>
+        <w:t>以賽亞書二十七章1節</w:t>
+      </w:r>
       <w:r>
         <w:rPr>
           <w:lang w:val="zh_TW" w:bidi="zh_TW"/>
         </w:rPr>
         <w:t>和</w:t>
       </w:r>
-      <w:hyperlink r:id="rId17">
-        <w:r>
-          <w:rPr>
-            <w:lang w:val="zh_TW" w:bidi="zh_TW"/>
-          </w:rPr>
-          <w:rPr>
-            <w:color w:val="0000EE"/>
-            <w:u w:val="single"/>
-          </w:rPr>
-          <w:t>阿摩司書九章3節</w:t>
-        </w:r>
-      </w:hyperlink>
+      <w:r>
+        <w:rPr>
+          <w:lang w:val="zh_TW" w:bidi="zh_TW"/>
+        </w:rPr>
+        <w:t>阿摩司書九章3節</w:t>
+      </w:r>
       <w:r>
         <w:rPr>
           <w:lang w:val="zh_TW" w:bidi="zh_TW"/>
@@ -337,108 +307,72 @@
         </w:rPr>
         <w:t>在</w:t>
       </w:r>
-      <w:hyperlink r:id="rId18">
-        <w:r>
-          <w:rPr>
-            <w:lang w:val="zh_TW" w:bidi="zh_TW"/>
-          </w:rPr>
-          <w:rPr>
-            <w:color w:val="0000EE"/>
-            <w:u w:val="single"/>
-          </w:rPr>
-          <w:t>創世記三章1節</w:t>
-        </w:r>
-      </w:hyperlink>
+      <w:r>
+        <w:rPr>
+          <w:lang w:val="zh_TW" w:bidi="zh_TW"/>
+        </w:rPr>
+        <w:t>創世記三章1節</w:t>
+      </w:r>
       <w:r>
         <w:rPr>
           <w:lang w:val="zh_TW" w:bidi="zh_TW"/>
         </w:rPr>
         <w:t>，蛇引誘亞當和夏娃。牠是「耶和華神所造的，惟有蛇比田野一切的活物更狡猾」，因此，蛇被詛咒：「你必用肚子行走， 終身吃土」（</w:t>
       </w:r>
-      <w:hyperlink r:id="rId19">
-        <w:r>
-          <w:rPr>
-            <w:lang w:val="zh_TW" w:bidi="zh_TW"/>
-          </w:rPr>
-          <w:rPr>
-            <w:color w:val="0000EE"/>
-            <w:u w:val="single"/>
-          </w:rPr>
-          <w:t>創3:14</w:t>
-        </w:r>
-      </w:hyperlink>
+      <w:r>
+        <w:rPr>
+          <w:lang w:val="zh_TW" w:bidi="zh_TW"/>
+        </w:rPr>
+        <w:t>創3:14</w:t>
+      </w:r>
       <w:r>
         <w:rPr>
           <w:lang w:val="zh_TW" w:bidi="zh_TW"/>
         </w:rPr>
         <w:t>）。</w:t>
       </w:r>
-      <w:hyperlink r:id="rId20">
-        <w:r>
-          <w:rPr>
-            <w:lang w:val="zh_TW" w:bidi="zh_TW"/>
-          </w:rPr>
-          <w:rPr>
-            <w:color w:val="0000EE"/>
-            <w:u w:val="single"/>
-          </w:rPr>
-          <w:t>哥林多後書十一章3節</w:t>
-        </w:r>
-      </w:hyperlink>
+      <w:r>
+        <w:rPr>
+          <w:lang w:val="zh_TW" w:bidi="zh_TW"/>
+        </w:rPr>
+        <w:t>哥林多後書十一章3節</w:t>
+      </w:r>
       <w:r>
         <w:rPr>
           <w:lang w:val="zh_TW" w:bidi="zh_TW"/>
         </w:rPr>
         <w:t>說蛇用詭詐欺騙了夏娃。</w:t>
       </w:r>
-      <w:hyperlink r:id="rId21">
-        <w:r>
-          <w:rPr>
-            <w:lang w:val="zh_TW" w:bidi="zh_TW"/>
-          </w:rPr>
-          <w:rPr>
-            <w:color w:val="0000EE"/>
-            <w:u w:val="single"/>
-          </w:rPr>
-          <w:t>啟示錄十二章9節</w:t>
-        </w:r>
-      </w:hyperlink>
+      <w:r>
+        <w:rPr>
+          <w:lang w:val="zh_TW" w:bidi="zh_TW"/>
+        </w:rPr>
+        <w:t>啟示錄十二章9節</w:t>
+      </w:r>
       <w:r>
         <w:rPr>
           <w:lang w:val="zh_TW" w:bidi="zh_TW"/>
         </w:rPr>
         <w:t>稱蛇為：「名叫魔鬼，又叫撒但，是迷惑普天下的」（另見</w:t>
       </w:r>
-      <w:hyperlink r:id="rId22">
-        <w:r>
-          <w:rPr>
-            <w:lang w:val="zh_TW" w:bidi="zh_TW"/>
-          </w:rPr>
-          <w:rPr>
-            <w:color w:val="0000EE"/>
-            <w:u w:val="single"/>
-          </w:rPr>
-          <w:t>啟12:14–15</w:t>
-        </w:r>
-      </w:hyperlink>
+      <w:r>
+        <w:rPr>
+          <w:lang w:val="zh_TW" w:bidi="zh_TW"/>
+        </w:rPr>
+        <w:t>啟12:14–15</w:t>
+      </w:r>
       <w:r>
         <w:rPr>
           <w:lang w:val="zh_TW" w:bidi="zh_TW"/>
         </w:rPr>
         <w:t>，</w:t>
       </w:r>
-      <w:hyperlink r:id="rId23">
-        <w:r>
-          <w:rPr>
-            <w:lang w:val="zh_TW" w:bidi="zh_TW"/>
-          </w:rPr>
-          <w:rPr>
-            <w:color w:val="0000EE"/>
-            <w:u w:val="single"/>
-          </w:rPr>
-          <w:t>20:2</w:t>
-        </w:r>
-      </w:hyperlink>
+      <w:r>
+        <w:rPr>
+          <w:lang w:val="zh_TW" w:bidi="zh_TW"/>
+        </w:rPr>
+        <w:t>20:2</w:t>
+      </w:r>
       <w:r>
         <w:rPr>
           <w:lang w:val="zh_TW" w:bidi="zh_TW"/>
@@ -459,180 +393,120 @@
         </w:rPr>
         <w:t>聖經中對蛇的描述通常是比喻性的。牠們代表能以毒害人的能力（例如，</w:t>
       </w:r>
-      <w:hyperlink r:id="rId24">
-        <w:r>
-          <w:rPr>
-            <w:lang w:val="zh_TW" w:bidi="zh_TW"/>
-          </w:rPr>
-          <w:rPr>
-            <w:color w:val="0000EE"/>
-            <w:u w:val="single"/>
-          </w:rPr>
-          <w:t>創49:17</w:t>
-        </w:r>
-      </w:hyperlink>
+      <w:r>
+        <w:rPr>
+          <w:lang w:val="zh_TW" w:bidi="zh_TW"/>
+        </w:rPr>
+        <w:t>創49:17</w:t>
+      </w:r>
       <w:r>
         <w:rPr>
           <w:lang w:val="zh_TW" w:bidi="zh_TW"/>
         </w:rPr>
         <w:t>；</w:t>
       </w:r>
-      <w:hyperlink r:id="rId25">
-        <w:r>
-          <w:rPr>
-            <w:lang w:val="zh_TW" w:bidi="zh_TW"/>
-          </w:rPr>
-          <w:rPr>
-            <w:color w:val="0000EE"/>
-            <w:u w:val="single"/>
-          </w:rPr>
-          <w:t>傳10:8</w:t>
-        </w:r>
-      </w:hyperlink>
+      <w:r>
+        <w:rPr>
+          <w:lang w:val="zh_TW" w:bidi="zh_TW"/>
+        </w:rPr>
+        <w:t>傳10:8</w:t>
+      </w:r>
       <w:r>
         <w:rPr>
           <w:lang w:val="zh_TW" w:bidi="zh_TW"/>
         </w:rPr>
         <w:t>、</w:t>
       </w:r>
-      <w:hyperlink r:id="rId25">
-        <w:r>
-          <w:rPr>
-            <w:lang w:val="zh_TW" w:bidi="zh_TW"/>
-          </w:rPr>
-          <w:rPr>
-            <w:color w:val="0000EE"/>
-            <w:u w:val="single"/>
-          </w:rPr>
-          <w:t>11</w:t>
-        </w:r>
-      </w:hyperlink>
+      <w:r>
+        <w:rPr>
+          <w:lang w:val="zh_TW" w:bidi="zh_TW"/>
+        </w:rPr>
+        <w:t>11</w:t>
+      </w:r>
       <w:r>
         <w:rPr>
           <w:lang w:val="zh_TW" w:bidi="zh_TW"/>
         </w:rPr>
         <w:t>；</w:t>
       </w:r>
-      <w:hyperlink r:id="rId26">
-        <w:r>
-          <w:rPr>
-            <w:lang w:val="zh_TW" w:bidi="zh_TW"/>
-          </w:rPr>
-          <w:rPr>
-            <w:color w:val="0000EE"/>
-            <w:u w:val="single"/>
-          </w:rPr>
-          <w:t>賽14:29</w:t>
-        </w:r>
-      </w:hyperlink>
+      <w:r>
+        <w:rPr>
+          <w:lang w:val="zh_TW" w:bidi="zh_TW"/>
+        </w:rPr>
+        <w:t>賽14:29</w:t>
+      </w:r>
       <w:r>
         <w:rPr>
           <w:lang w:val="zh_TW" w:bidi="zh_TW"/>
         </w:rPr>
         <w:t>；</w:t>
       </w:r>
-      <w:hyperlink r:id="rId27">
-        <w:r>
-          <w:rPr>
-            <w:lang w:val="zh_TW" w:bidi="zh_TW"/>
-          </w:rPr>
-          <w:rPr>
-            <w:color w:val="0000EE"/>
-            <w:u w:val="single"/>
-          </w:rPr>
-          <w:t>摩5:19</w:t>
-        </w:r>
-      </w:hyperlink>
+      <w:r>
+        <w:rPr>
+          <w:lang w:val="zh_TW" w:bidi="zh_TW"/>
+        </w:rPr>
+        <w:t>摩5:19</w:t>
+      </w:r>
       <w:r>
         <w:rPr>
           <w:lang w:val="zh_TW" w:bidi="zh_TW"/>
         </w:rPr>
         <w:t>；</w:t>
       </w:r>
-      <w:hyperlink r:id="rId28">
-        <w:r>
-          <w:rPr>
-            <w:lang w:val="zh_TW" w:bidi="zh_TW"/>
-          </w:rPr>
-          <w:rPr>
-            <w:color w:val="0000EE"/>
-            <w:u w:val="single"/>
-          </w:rPr>
-          <w:t>啟9:19</w:t>
-        </w:r>
-      </w:hyperlink>
+      <w:r>
+        <w:rPr>
+          <w:lang w:val="zh_TW" w:bidi="zh_TW"/>
+        </w:rPr>
+        <w:t>啟9:19</w:t>
+      </w:r>
       <w:r>
         <w:rPr>
           <w:lang w:val="zh_TW" w:bidi="zh_TW"/>
         </w:rPr>
         <w:t>）。在</w:t>
       </w:r>
-      <w:hyperlink r:id="rId29">
-        <w:r>
-          <w:rPr>
-            <w:lang w:val="zh_TW" w:bidi="zh_TW"/>
-          </w:rPr>
-          <w:rPr>
-            <w:color w:val="0000EE"/>
-            <w:u w:val="single"/>
-          </w:rPr>
-          <w:t>詩篇五十八篇4至5節</w:t>
-        </w:r>
-      </w:hyperlink>
+      <w:r>
+        <w:rPr>
+          <w:lang w:val="zh_TW" w:bidi="zh_TW"/>
+        </w:rPr>
+        <w:t>詩篇五十八篇4至5節</w:t>
+      </w:r>
       <w:r>
         <w:rPr>
           <w:lang w:val="zh_TW" w:bidi="zh_TW"/>
         </w:rPr>
         <w:t>中，惡人被比作蛇。</w:t>
       </w:r>
-      <w:hyperlink r:id="rId30">
-        <w:r>
-          <w:rPr>
-            <w:lang w:val="zh_TW" w:bidi="zh_TW"/>
-          </w:rPr>
-          <w:rPr>
-            <w:color w:val="0000EE"/>
-            <w:u w:val="single"/>
-          </w:rPr>
-          <w:t>詩篇一四〇篇3節</w:t>
-        </w:r>
-      </w:hyperlink>
+      <w:r>
+        <w:rPr>
+          <w:lang w:val="zh_TW" w:bidi="zh_TW"/>
+        </w:rPr>
+        <w:t>詩篇一四〇篇3節</w:t>
+      </w:r>
       <w:r>
         <w:rPr>
           <w:lang w:val="zh_TW" w:bidi="zh_TW"/>
         </w:rPr>
         <w:t>描述人們的舌頭像蛇一樣尖利，他們的嘴唇有虺蛇的毒氣。</w:t>
       </w:r>
-      <w:hyperlink r:id="rId31">
-        <w:r>
-          <w:rPr>
-            <w:lang w:val="zh_TW" w:bidi="zh_TW"/>
-          </w:rPr>
-          <w:rPr>
-            <w:color w:val="0000EE"/>
-            <w:u w:val="single"/>
-          </w:rPr>
-          <w:t>箴言二十三章32節</w:t>
-        </w:r>
-      </w:hyperlink>
+      <w:r>
+        <w:rPr>
+          <w:lang w:val="zh_TW" w:bidi="zh_TW"/>
+        </w:rPr>
+        <w:t>箴言二十三章32節</w:t>
+      </w:r>
       <w:r>
         <w:rPr>
           <w:lang w:val="zh_TW" w:bidi="zh_TW"/>
         </w:rPr>
         <w:t>將烈酒比作蛇的咬傷，說它「咬你如蛇，刺你如毒蛇」。</w:t>
       </w:r>
-      <w:hyperlink r:id="rId32">
-        <w:r>
-          <w:rPr>
-            <w:lang w:val="zh_TW" w:bidi="zh_TW"/>
-          </w:rPr>
-          <w:rPr>
-            <w:color w:val="0000EE"/>
-            <w:u w:val="single"/>
-          </w:rPr>
-          <w:t>耶利米書八章17節</w:t>
-        </w:r>
-      </w:hyperlink>
+      <w:r>
+        <w:rPr>
+          <w:lang w:val="zh_TW" w:bidi="zh_TW"/>
+        </w:rPr>
+        <w:t>耶利米書八章17節</w:t>
+      </w:r>
       <w:r>
         <w:rPr>
           <w:lang w:val="zh_TW" w:bidi="zh_TW"/>
@@ -653,54 +527,36 @@
         </w:rPr>
         <w:t>正面來說，蛇以其智慧著稱。耶穌勸告祂的門徒：「靈巧像蛇，馴良像鴿子」（</w:t>
       </w:r>
-      <w:hyperlink r:id="rId33">
-        <w:r>
-          <w:rPr>
-            <w:lang w:val="zh_TW" w:bidi="zh_TW"/>
-          </w:rPr>
-          <w:rPr>
-            <w:color w:val="0000EE"/>
-            <w:u w:val="single"/>
-          </w:rPr>
-          <w:t>太10:16</w:t>
-        </w:r>
-      </w:hyperlink>
+      <w:r>
+        <w:rPr>
+          <w:lang w:val="zh_TW" w:bidi="zh_TW"/>
+        </w:rPr>
+        <w:t>太10:16</w:t>
+      </w:r>
       <w:r>
         <w:rPr>
           <w:lang w:val="zh_TW" w:bidi="zh_TW"/>
         </w:rPr>
         <w:t>）。然而，蛇的主要意象是負面的。它象徵欺騙。耶穌稱文士和法利賽人為：「蛇類、毒蛇之種」（</w:t>
       </w:r>
-      <w:hyperlink r:id="rId34">
-        <w:r>
-          <w:rPr>
-            <w:lang w:val="zh_TW" w:bidi="zh_TW"/>
-          </w:rPr>
-          <w:rPr>
-            <w:color w:val="0000EE"/>
-            <w:u w:val="single"/>
-          </w:rPr>
-          <w:t>太23:33</w:t>
-        </w:r>
-      </w:hyperlink>
+      <w:r>
+        <w:rPr>
+          <w:lang w:val="zh_TW" w:bidi="zh_TW"/>
+        </w:rPr>
+        <w:t>太23:33</w:t>
+      </w:r>
       <w:r>
         <w:rPr>
           <w:lang w:val="zh_TW" w:bidi="zh_TW"/>
         </w:rPr>
         <w:t>）。施洗約翰也稱法利賽人和撒都該人為「毒蛇的種類」（</w:t>
       </w:r>
-      <w:hyperlink r:id="rId35">
-        <w:r>
-          <w:rPr>
-            <w:lang w:val="zh_TW" w:bidi="zh_TW"/>
-          </w:rPr>
-          <w:rPr>
-            <w:color w:val="0000EE"/>
-            <w:u w:val="single"/>
-          </w:rPr>
-          <w:t>太3:7</w:t>
-        </w:r>
-      </w:hyperlink>
+      <w:r>
+        <w:rPr>
+          <w:lang w:val="zh_TW" w:bidi="zh_TW"/>
+        </w:rPr>
+        <w:t>太3:7</w:t>
+      </w:r>
       <w:r>
         <w:rPr>
           <w:lang w:val="zh_TW" w:bidi="zh_TW"/>
@@ -864,216 +720,144 @@
         </w:rPr>
         <w:t>」這個詞本身並沒有在聖經中出現，但這個概念源於舊約聖經中許多描述神住在祂子民中間的地方（</w:t>
       </w:r>
-      <w:hyperlink r:id="rId36">
-        <w:r>
-          <w:rPr>
-            <w:lang w:val="zh_TW" w:bidi="zh_TW"/>
-          </w:rPr>
-          <w:rPr>
-            <w:color w:val="0000EE"/>
-            <w:u w:val="single"/>
-          </w:rPr>
-          <w:t>創9:27</w:t>
-        </w:r>
-      </w:hyperlink>
+      <w:r>
+        <w:rPr>
+          <w:lang w:val="zh_TW" w:bidi="zh_TW"/>
+        </w:rPr>
+        <w:t>創9:27</w:t>
+      </w:r>
       <w:r>
         <w:rPr>
           <w:lang w:val="zh_TW" w:bidi="zh_TW"/>
         </w:rPr>
         <w:t>；</w:t>
       </w:r>
-      <w:hyperlink r:id="rId37">
-        <w:r>
-          <w:rPr>
-            <w:lang w:val="zh_TW" w:bidi="zh_TW"/>
-          </w:rPr>
-          <w:rPr>
-            <w:color w:val="0000EE"/>
-            <w:u w:val="single"/>
-          </w:rPr>
-          <w:t>出25:8</w:t>
-        </w:r>
-      </w:hyperlink>
+      <w:r>
+        <w:rPr>
+          <w:lang w:val="zh_TW" w:bidi="zh_TW"/>
+        </w:rPr>
+        <w:t>出25:8</w:t>
+      </w:r>
       <w:r>
         <w:rPr>
           <w:lang w:val="zh_TW" w:bidi="zh_TW"/>
         </w:rPr>
         <w:t>，</w:t>
       </w:r>
-      <w:hyperlink r:id="rId38">
-        <w:r>
-          <w:rPr>
-            <w:lang w:val="zh_TW" w:bidi="zh_TW"/>
-          </w:rPr>
-          <w:rPr>
-            <w:color w:val="0000EE"/>
-            <w:u w:val="single"/>
-          </w:rPr>
-          <w:t>29:45–46</w:t>
-        </w:r>
-      </w:hyperlink>
+      <w:r>
+        <w:rPr>
+          <w:lang w:val="zh_TW" w:bidi="zh_TW"/>
+        </w:rPr>
+        <w:t>29:45–46</w:t>
+      </w:r>
       <w:r>
         <w:rPr>
           <w:lang w:val="zh_TW" w:bidi="zh_TW"/>
         </w:rPr>
         <w:t>；</w:t>
       </w:r>
-      <w:hyperlink r:id="rId39">
-        <w:r>
-          <w:rPr>
-            <w:lang w:val="zh_TW" w:bidi="zh_TW"/>
-          </w:rPr>
-          <w:rPr>
-            <w:color w:val="0000EE"/>
-            <w:u w:val="single"/>
-          </w:rPr>
-          <w:t>民5:3</w:t>
-        </w:r>
-      </w:hyperlink>
+      <w:r>
+        <w:rPr>
+          <w:lang w:val="zh_TW" w:bidi="zh_TW"/>
+        </w:rPr>
+        <w:t>民5:3</w:t>
+      </w:r>
       <w:r>
         <w:rPr>
           <w:lang w:val="zh_TW" w:bidi="zh_TW"/>
         </w:rPr>
         <w:t>；</w:t>
       </w:r>
-      <w:hyperlink r:id="rId40">
-        <w:r>
-          <w:rPr>
-            <w:lang w:val="zh_TW" w:bidi="zh_TW"/>
-          </w:rPr>
-          <w:rPr>
-            <w:color w:val="0000EE"/>
-            <w:u w:val="single"/>
-          </w:rPr>
-          <w:t>王上6:13</w:t>
-        </w:r>
-      </w:hyperlink>
+      <w:r>
+        <w:rPr>
+          <w:lang w:val="zh_TW" w:bidi="zh_TW"/>
+        </w:rPr>
+        <w:t>王上6:13</w:t>
+      </w:r>
       <w:r>
         <w:rPr>
           <w:lang w:val="zh_TW" w:bidi="zh_TW"/>
         </w:rPr>
         <w:t>；</w:t>
       </w:r>
-      <w:hyperlink r:id="rId41">
-        <w:r>
-          <w:rPr>
-            <w:lang w:val="zh_TW" w:bidi="zh_TW"/>
-          </w:rPr>
-          <w:rPr>
-            <w:color w:val="0000EE"/>
-            <w:u w:val="single"/>
-          </w:rPr>
-          <w:t>詩68:16–18</w:t>
-        </w:r>
-      </w:hyperlink>
+      <w:r>
+        <w:rPr>
+          <w:lang w:val="zh_TW" w:bidi="zh_TW"/>
+        </w:rPr>
+        <w:t>詩68:16–18</w:t>
+      </w:r>
       <w:r>
         <w:rPr>
           <w:lang w:val="zh_TW" w:bidi="zh_TW"/>
         </w:rPr>
         <w:t>，</w:t>
       </w:r>
-      <w:hyperlink r:id="rId42">
-        <w:r>
-          <w:rPr>
-            <w:lang w:val="zh_TW" w:bidi="zh_TW"/>
-          </w:rPr>
-          <w:rPr>
-            <w:color w:val="0000EE"/>
-            <w:u w:val="single"/>
-          </w:rPr>
-          <w:t>74:2</w:t>
-        </w:r>
-      </w:hyperlink>
+      <w:r>
+        <w:rPr>
+          <w:lang w:val="zh_TW" w:bidi="zh_TW"/>
+        </w:rPr>
+        <w:t>74:2</w:t>
+      </w:r>
       <w:r>
         <w:rPr>
           <w:lang w:val="zh_TW" w:bidi="zh_TW"/>
         </w:rPr>
         <w:t>；</w:t>
       </w:r>
-      <w:hyperlink r:id="rId43">
-        <w:r>
-          <w:rPr>
-            <w:lang w:val="zh_TW" w:bidi="zh_TW"/>
-          </w:rPr>
-          <w:rPr>
-            <w:color w:val="0000EE"/>
-            <w:u w:val="single"/>
-          </w:rPr>
-          <w:t>賽8:18</w:t>
-        </w:r>
-      </w:hyperlink>
+      <w:r>
+        <w:rPr>
+          <w:lang w:val="zh_TW" w:bidi="zh_TW"/>
+        </w:rPr>
+        <w:t>賽8:18</w:t>
+      </w:r>
       <w:r>
         <w:rPr>
           <w:lang w:val="zh_TW" w:bidi="zh_TW"/>
         </w:rPr>
         <w:t>；</w:t>
       </w:r>
-      <w:hyperlink r:id="rId44">
-        <w:r>
-          <w:rPr>
-            <w:lang w:val="zh_TW" w:bidi="zh_TW"/>
-          </w:rPr>
-          <w:rPr>
-            <w:color w:val="0000EE"/>
-            <w:u w:val="single"/>
-          </w:rPr>
-          <w:t>結43:7–9</w:t>
-        </w:r>
-      </w:hyperlink>
+      <w:r>
+        <w:rPr>
+          <w:lang w:val="zh_TW" w:bidi="zh_TW"/>
+        </w:rPr>
+        <w:t>結43:7–9</w:t>
+      </w:r>
       <w:r>
         <w:rPr>
           <w:lang w:val="zh_TW" w:bidi="zh_TW"/>
         </w:rPr>
         <w:t>；</w:t>
       </w:r>
-      <w:hyperlink r:id="rId45">
-        <w:r>
-          <w:rPr>
-            <w:lang w:val="zh_TW" w:bidi="zh_TW"/>
-          </w:rPr>
-          <w:rPr>
-            <w:color w:val="0000EE"/>
-            <w:u w:val="single"/>
-          </w:rPr>
-          <w:t>珥3:17</w:t>
-        </w:r>
-      </w:hyperlink>
+      <w:r>
+        <w:rPr>
+          <w:lang w:val="zh_TW" w:bidi="zh_TW"/>
+        </w:rPr>
+        <w:t>珥3:17</w:t>
+      </w:r>
       <w:r>
         <w:rPr>
           <w:lang w:val="zh_TW" w:bidi="zh_TW"/>
         </w:rPr>
         <w:t>、</w:t>
       </w:r>
-      <w:hyperlink r:id="rId45">
-        <w:r>
-          <w:rPr>
-            <w:lang w:val="zh_TW" w:bidi="zh_TW"/>
-          </w:rPr>
-          <w:rPr>
-            <w:color w:val="0000EE"/>
-            <w:u w:val="single"/>
-          </w:rPr>
-          <w:t>21</w:t>
-        </w:r>
-      </w:hyperlink>
+      <w:r>
+        <w:rPr>
+          <w:lang w:val="zh_TW" w:bidi="zh_TW"/>
+        </w:rPr>
+        <w:t>21</w:t>
+      </w:r>
       <w:r>
         <w:rPr>
           <w:lang w:val="zh_TW" w:bidi="zh_TW"/>
         </w:rPr>
         <w:t>；</w:t>
       </w:r>
-      <w:hyperlink r:id="rId46">
-        <w:r>
-          <w:rPr>
-            <w:lang w:val="zh_TW" w:bidi="zh_TW"/>
-          </w:rPr>
-          <w:rPr>
-            <w:color w:val="0000EE"/>
-            <w:u w:val="single"/>
-          </w:rPr>
-          <w:t>亞2:10–11</w:t>
-        </w:r>
-      </w:hyperlink>
+      <w:r>
+        <w:rPr>
+          <w:lang w:val="zh_TW" w:bidi="zh_TW"/>
+        </w:rPr>
+        <w:t>亞2:10–11</w:t>
+      </w:r>
       <w:r>
         <w:rPr>
           <w:lang w:val="zh_TW" w:bidi="zh_TW"/>
@@ -1162,18 +946,12 @@
         </w:rPr>
         <w:t>在西奈山（</w:t>
       </w:r>
-      <w:hyperlink r:id="rId47">
-        <w:r>
-          <w:rPr>
-            <w:lang w:val="zh_TW" w:bidi="zh_TW"/>
-          </w:rPr>
-          <w:rPr>
-            <w:color w:val="0000EE"/>
-            <w:u w:val="single"/>
-          </w:rPr>
-          <w:t>出19:16–18</w:t>
-        </w:r>
-      </w:hyperlink>
+      <w:r>
+        <w:rPr>
+          <w:lang w:val="zh_TW" w:bidi="zh_TW"/>
+        </w:rPr>
+        <w:t>出19:16–18</w:t>
+      </w:r>
       <w:r>
         <w:rPr>
           <w:lang w:val="zh_TW" w:bidi="zh_TW"/>
@@ -1198,18 +976,12 @@
         </w:rPr>
         <w:t>在曠野（</w:t>
       </w:r>
-      <w:hyperlink r:id="rId48">
-        <w:r>
-          <w:rPr>
-            <w:lang w:val="zh_TW" w:bidi="zh_TW"/>
-          </w:rPr>
-          <w:rPr>
-            <w:color w:val="0000EE"/>
-            <w:u w:val="single"/>
-          </w:rPr>
-          <w:t>出40:34–38</w:t>
-        </w:r>
-      </w:hyperlink>
+      <w:r>
+        <w:rPr>
+          <w:lang w:val="zh_TW" w:bidi="zh_TW"/>
+        </w:rPr>
+        <w:t>出40:34–38</w:t>
+      </w:r>
       <w:r>
         <w:rPr>
           <w:lang w:val="zh_TW" w:bidi="zh_TW"/>
@@ -1234,54 +1006,36 @@
         </w:rPr>
         <w:t>在聖殿中（</w:t>
       </w:r>
-      <w:hyperlink r:id="rId40">
-        <w:r>
-          <w:rPr>
-            <w:lang w:val="zh_TW" w:bidi="zh_TW"/>
-          </w:rPr>
-          <w:rPr>
-            <w:color w:val="0000EE"/>
-            <w:u w:val="single"/>
-          </w:rPr>
-          <w:t>王上6:13</w:t>
-        </w:r>
-      </w:hyperlink>
+      <w:r>
+        <w:rPr>
+          <w:lang w:val="zh_TW" w:bidi="zh_TW"/>
+        </w:rPr>
+        <w:t>王上6:13</w:t>
+      </w:r>
       <w:r>
         <w:rPr>
           <w:lang w:val="zh_TW" w:bidi="zh_TW"/>
         </w:rPr>
         <w:t>，</w:t>
       </w:r>
-      <w:hyperlink r:id="rId49">
-        <w:r>
-          <w:rPr>
-            <w:lang w:val="zh_TW" w:bidi="zh_TW"/>
-          </w:rPr>
-          <w:rPr>
-            <w:color w:val="0000EE"/>
-            <w:u w:val="single"/>
-          </w:rPr>
-          <w:t>8:10–13</w:t>
-        </w:r>
-      </w:hyperlink>
+      <w:r>
+        <w:rPr>
+          <w:lang w:val="zh_TW" w:bidi="zh_TW"/>
+        </w:rPr>
+        <w:t>8:10–13</w:t>
+      </w:r>
       <w:r>
         <w:rPr>
           <w:lang w:val="zh_TW" w:bidi="zh_TW"/>
         </w:rPr>
         <w:t>；</w:t>
       </w:r>
-      <w:hyperlink r:id="rId50">
-        <w:r>
-          <w:rPr>
-            <w:lang w:val="zh_TW" w:bidi="zh_TW"/>
-          </w:rPr>
-          <w:rPr>
-            <w:color w:val="0000EE"/>
-            <w:u w:val="single"/>
-          </w:rPr>
-          <w:t>代下6:1–2</w:t>
-        </w:r>
-      </w:hyperlink>
+      <w:r>
+        <w:rPr>
+          <w:lang w:val="zh_TW" w:bidi="zh_TW"/>
+        </w:rPr>
+        <w:t>代下6:1–2</w:t>
+      </w:r>
       <w:r>
         <w:rPr>
           <w:lang w:val="zh_TW" w:bidi="zh_TW"/>
@@ -1326,108 +1080,72 @@
         </w:rPr>
         <w:t>這個詞，但它有提到神在人們中間的同在。在新約聖經中，當神同在時，通常會伴隨著光與榮耀（</w:t>
       </w:r>
-      <w:hyperlink r:id="rId51">
-        <w:r>
-          <w:rPr>
-            <w:lang w:val="zh_TW" w:bidi="zh_TW"/>
-          </w:rPr>
-          <w:rPr>
-            <w:color w:val="0000EE"/>
-            <w:u w:val="single"/>
-          </w:rPr>
-          <w:t>路2:9</w:t>
-        </w:r>
-      </w:hyperlink>
+      <w:r>
+        <w:rPr>
+          <w:lang w:val="zh_TW" w:bidi="zh_TW"/>
+        </w:rPr>
+        <w:t>路2:9</w:t>
+      </w:r>
       <w:r>
         <w:rPr>
           <w:lang w:val="zh_TW" w:bidi="zh_TW"/>
         </w:rPr>
         <w:t>，</w:t>
       </w:r>
-      <w:hyperlink r:id="rId52">
-        <w:r>
-          <w:rPr>
-            <w:lang w:val="zh_TW" w:bidi="zh_TW"/>
-          </w:rPr>
-          <w:rPr>
-            <w:color w:val="0000EE"/>
-            <w:u w:val="single"/>
-          </w:rPr>
-          <w:t>9:29</w:t>
-        </w:r>
-      </w:hyperlink>
+      <w:r>
+        <w:rPr>
+          <w:lang w:val="zh_TW" w:bidi="zh_TW"/>
+        </w:rPr>
+        <w:t>9:29</w:t>
+      </w:r>
       <w:r>
         <w:rPr>
           <w:lang w:val="zh_TW" w:bidi="zh_TW"/>
         </w:rPr>
         <w:t>；</w:t>
       </w:r>
-      <w:hyperlink r:id="rId53">
-        <w:r>
-          <w:rPr>
-            <w:lang w:val="zh_TW" w:bidi="zh_TW"/>
-          </w:rPr>
-          <w:rPr>
-            <w:color w:val="0000EE"/>
-            <w:u w:val="single"/>
-          </w:rPr>
-          <w:t>徒9:3–6</w:t>
-        </w:r>
-      </w:hyperlink>
+      <w:r>
+        <w:rPr>
+          <w:lang w:val="zh_TW" w:bidi="zh_TW"/>
+        </w:rPr>
+        <w:t>徒9:3–6</w:t>
+      </w:r>
       <w:r>
         <w:rPr>
           <w:lang w:val="zh_TW" w:bidi="zh_TW"/>
         </w:rPr>
         <w:t>，</w:t>
       </w:r>
-      <w:hyperlink r:id="rId54">
-        <w:r>
-          <w:rPr>
-            <w:lang w:val="zh_TW" w:bidi="zh_TW"/>
-          </w:rPr>
-          <w:rPr>
-            <w:color w:val="0000EE"/>
-            <w:u w:val="single"/>
-          </w:rPr>
-          <w:t>22:6–11</w:t>
-        </w:r>
-      </w:hyperlink>
+      <w:r>
+        <w:rPr>
+          <w:lang w:val="zh_TW" w:bidi="zh_TW"/>
+        </w:rPr>
+        <w:t>22:6–11</w:t>
+      </w:r>
       <w:r>
         <w:rPr>
           <w:lang w:val="zh_TW" w:bidi="zh_TW"/>
         </w:rPr>
         <w:t>，</w:t>
       </w:r>
-      <w:hyperlink r:id="rId55">
-        <w:r>
-          <w:rPr>
-            <w:lang w:val="zh_TW" w:bidi="zh_TW"/>
-          </w:rPr>
-          <w:rPr>
-            <w:color w:val="0000EE"/>
-            <w:u w:val="single"/>
-          </w:rPr>
-          <w:t>26:12–16</w:t>
-        </w:r>
-      </w:hyperlink>
+      <w:r>
+        <w:rPr>
+          <w:lang w:val="zh_TW" w:bidi="zh_TW"/>
+        </w:rPr>
+        <w:t>26:12–16</w:t>
+      </w:r>
       <w:r>
         <w:rPr>
           <w:lang w:val="zh_TW" w:bidi="zh_TW"/>
         </w:rPr>
         <w:t>；</w:t>
       </w:r>
-      <w:hyperlink r:id="rId56">
-        <w:r>
-          <w:rPr>
-            <w:lang w:val="zh_TW" w:bidi="zh_TW"/>
-          </w:rPr>
-          <w:rPr>
-            <w:color w:val="0000EE"/>
-            <w:u w:val="single"/>
-          </w:rPr>
-          <w:t>彼後1:16–18</w:t>
-        </w:r>
-      </w:hyperlink>
+      <w:r>
+        <w:rPr>
+          <w:lang w:val="zh_TW" w:bidi="zh_TW"/>
+        </w:rPr>
+        <w:t>彼後1:16–18</w:t>
+      </w:r>
       <w:r>
         <w:rPr>
           <w:lang w:val="zh_TW" w:bidi="zh_TW"/>
@@ -1448,216 +1166,144 @@
         </w:rPr>
         <w:t>約翰福音特別強調榮耀以及神與人同住。經文告訴我們，當耶穌（稱為「道」）成為人時，祂住在看見祂榮耀的人中間（</w:t>
       </w:r>
-      <w:hyperlink r:id="rId57">
-        <w:r>
-          <w:rPr>
-            <w:lang w:val="zh_TW" w:bidi="zh_TW"/>
-          </w:rPr>
-          <w:rPr>
-            <w:color w:val="0000EE"/>
-            <w:u w:val="single"/>
-          </w:rPr>
-          <w:t>約1:14</w:t>
-        </w:r>
-      </w:hyperlink>
+      <w:r>
+        <w:rPr>
+          <w:lang w:val="zh_TW" w:bidi="zh_TW"/>
+        </w:rPr>
+        <w:t>約1:14</w:t>
+      </w:r>
       <w:r>
         <w:rPr>
           <w:lang w:val="zh_TW" w:bidi="zh_TW"/>
         </w:rPr>
         <w:t>）。神的靈在祂身上（</w:t>
       </w:r>
-      <w:hyperlink r:id="rId58">
-        <w:r>
-          <w:rPr>
-            <w:lang w:val="zh_TW" w:bidi="zh_TW"/>
-          </w:rPr>
-          <w:rPr>
-            <w:color w:val="0000EE"/>
-            <w:u w:val="single"/>
-          </w:rPr>
-          <w:t>約1:32</w:t>
-        </w:r>
-      </w:hyperlink>
+      <w:r>
+        <w:rPr>
+          <w:lang w:val="zh_TW" w:bidi="zh_TW"/>
+        </w:rPr>
+        <w:t>約1:32</w:t>
+      </w:r>
       <w:r>
         <w:rPr>
           <w:lang w:val="zh_TW" w:bidi="zh_TW"/>
         </w:rPr>
         <w:t>），並且會永遠與跟隨祂的人同在（</w:t>
       </w:r>
-      <w:hyperlink r:id="rId59">
-        <w:r>
-          <w:rPr>
-            <w:lang w:val="zh_TW" w:bidi="zh_TW"/>
-          </w:rPr>
-          <w:rPr>
-            <w:color w:val="0000EE"/>
-            <w:u w:val="single"/>
-          </w:rPr>
-          <w:t>約14:16</w:t>
-        </w:r>
-      </w:hyperlink>
+      <w:r>
+        <w:rPr>
+          <w:lang w:val="zh_TW" w:bidi="zh_TW"/>
+        </w:rPr>
+        <w:t>約14:16</w:t>
+      </w:r>
       <w:r>
         <w:rPr>
           <w:lang w:val="zh_TW" w:bidi="zh_TW"/>
         </w:rPr>
         <w:t>）。祂會住在那些住在耶穌裡面的人裡面（</w:t>
       </w:r>
-      <w:hyperlink r:id="rId60">
-        <w:r>
-          <w:rPr>
-            <w:lang w:val="zh_TW" w:bidi="zh_TW"/>
-          </w:rPr>
-          <w:rPr>
-            <w:color w:val="0000EE"/>
-            <w:u w:val="single"/>
-          </w:rPr>
-          <w:t>約15:4–10</w:t>
-        </w:r>
-      </w:hyperlink>
+      <w:r>
+        <w:rPr>
+          <w:lang w:val="zh_TW" w:bidi="zh_TW"/>
+        </w:rPr>
+        <w:t>約15:4–10</w:t>
+      </w:r>
       <w:r>
         <w:rPr>
           <w:lang w:val="zh_TW" w:bidi="zh_TW"/>
         </w:rPr>
         <w:t>）。約翰在他的書信中也有提及這些概念：他經常談論信徒如何住在基督裡，以及基督如何住在他們裡面（</w:t>
       </w:r>
-      <w:hyperlink r:id="rId61">
-        <w:r>
-          <w:rPr>
-            <w:lang w:val="zh_TW" w:bidi="zh_TW"/>
-          </w:rPr>
-          <w:rPr>
-            <w:color w:val="0000EE"/>
-            <w:u w:val="single"/>
-          </w:rPr>
-          <w:t>約一2:6</w:t>
-        </w:r>
-      </w:hyperlink>
+      <w:r>
+        <w:rPr>
+          <w:lang w:val="zh_TW" w:bidi="zh_TW"/>
+        </w:rPr>
+        <w:t>約一2:6</w:t>
+      </w:r>
       <w:r>
         <w:rPr>
           <w:lang w:val="zh_TW" w:bidi="zh_TW"/>
         </w:rPr>
         <w:t>、</w:t>
       </w:r>
-      <w:hyperlink r:id="rId61">
-        <w:r>
-          <w:rPr>
-            <w:lang w:val="zh_TW" w:bidi="zh_TW"/>
-          </w:rPr>
-          <w:rPr>
-            <w:color w:val="0000EE"/>
-            <w:u w:val="single"/>
-          </w:rPr>
-          <w:t>14</w:t>
-        </w:r>
-      </w:hyperlink>
+      <w:r>
+        <w:rPr>
+          <w:lang w:val="zh_TW" w:bidi="zh_TW"/>
+        </w:rPr>
+        <w:t>14</w:t>
+      </w:r>
       <w:r>
         <w:rPr>
           <w:lang w:val="zh_TW" w:bidi="zh_TW"/>
         </w:rPr>
         <w:t>、</w:t>
       </w:r>
-      <w:hyperlink r:id="rId61">
-        <w:r>
-          <w:rPr>
-            <w:lang w:val="zh_TW" w:bidi="zh_TW"/>
-          </w:rPr>
-          <w:rPr>
-            <w:color w:val="0000EE"/>
-            <w:u w:val="single"/>
-          </w:rPr>
-          <w:t>24</w:t>
-        </w:r>
-      </w:hyperlink>
+      <w:r>
+        <w:rPr>
+          <w:lang w:val="zh_TW" w:bidi="zh_TW"/>
+        </w:rPr>
+        <w:t>24</w:t>
+      </w:r>
       <w:r>
         <w:rPr>
           <w:lang w:val="zh_TW" w:bidi="zh_TW"/>
         </w:rPr>
         <w:t>、</w:t>
       </w:r>
-      <w:hyperlink r:id="rId61">
-        <w:r>
-          <w:rPr>
-            <w:lang w:val="zh_TW" w:bidi="zh_TW"/>
-          </w:rPr>
-          <w:rPr>
-            <w:color w:val="0000EE"/>
-            <w:u w:val="single"/>
-          </w:rPr>
-          <w:t>27–28</w:t>
-        </w:r>
-      </w:hyperlink>
+      <w:r>
+        <w:rPr>
+          <w:lang w:val="zh_TW" w:bidi="zh_TW"/>
+        </w:rPr>
+        <w:t>27–28</w:t>
+      </w:r>
       <w:r>
         <w:rPr>
           <w:lang w:val="zh_TW" w:bidi="zh_TW"/>
         </w:rPr>
         <w:t>，</w:t>
       </w:r>
-      <w:hyperlink r:id="rId62">
-        <w:r>
-          <w:rPr>
-            <w:lang w:val="zh_TW" w:bidi="zh_TW"/>
-          </w:rPr>
-          <w:rPr>
-            <w:color w:val="0000EE"/>
-            <w:u w:val="single"/>
-          </w:rPr>
-          <w:t>3:6</w:t>
-        </w:r>
-      </w:hyperlink>
+      <w:r>
+        <w:rPr>
+          <w:lang w:val="zh_TW" w:bidi="zh_TW"/>
+        </w:rPr>
+        <w:t>3:6</w:t>
+      </w:r>
       <w:r>
         <w:rPr>
           <w:lang w:val="zh_TW" w:bidi="zh_TW"/>
         </w:rPr>
         <w:t>、</w:t>
       </w:r>
-      <w:hyperlink r:id="rId62">
-        <w:r>
-          <w:rPr>
-            <w:lang w:val="zh_TW" w:bidi="zh_TW"/>
-          </w:rPr>
-          <w:rPr>
-            <w:color w:val="0000EE"/>
-            <w:u w:val="single"/>
-          </w:rPr>
-          <w:t>14–15</w:t>
-        </w:r>
-      </w:hyperlink>
+      <w:r>
+        <w:rPr>
+          <w:lang w:val="zh_TW" w:bidi="zh_TW"/>
+        </w:rPr>
+        <w:t>14–15</w:t>
+      </w:r>
       <w:r>
         <w:rPr>
           <w:lang w:val="zh_TW" w:bidi="zh_TW"/>
         </w:rPr>
         <w:t>、</w:t>
       </w:r>
-      <w:hyperlink r:id="rId62">
-        <w:r>
-          <w:rPr>
-            <w:lang w:val="zh_TW" w:bidi="zh_TW"/>
-          </w:rPr>
-          <w:rPr>
-            <w:color w:val="0000EE"/>
-            <w:u w:val="single"/>
-          </w:rPr>
-          <w:t>24</w:t>
-        </w:r>
-      </w:hyperlink>
+      <w:r>
+        <w:rPr>
+          <w:lang w:val="zh_TW" w:bidi="zh_TW"/>
+        </w:rPr>
+        <w:t>24</w:t>
+      </w:r>
       <w:r>
         <w:rPr>
           <w:lang w:val="zh_TW" w:bidi="zh_TW"/>
         </w:rPr>
         <w:t>；</w:t>
       </w:r>
-      <w:hyperlink r:id="rId63">
-        <w:r>
-          <w:rPr>
-            <w:lang w:val="zh_TW" w:bidi="zh_TW"/>
-          </w:rPr>
-          <w:rPr>
-            <w:color w:val="0000EE"/>
-            <w:u w:val="single"/>
-          </w:rPr>
-          <w:t>約二1:9</w:t>
-        </w:r>
-      </w:hyperlink>
+      <w:r>
+        <w:rPr>
+          <w:lang w:val="zh_TW" w:bidi="zh_TW"/>
+        </w:rPr>
+        <w:t>約二1:9</w:t>
+      </w:r>
       <w:r>
         <w:rPr>
           <w:lang w:val="zh_TW" w:bidi="zh_TW"/>
@@ -1691,54 +1337,36 @@
         </w:rPr>
         <w:t>。神所有的本質和屬性都以肉身的形式完整地居住在耶穌裡面（</w:t>
       </w:r>
-      <w:hyperlink r:id="rId64">
-        <w:r>
-          <w:rPr>
-            <w:lang w:val="zh_TW" w:bidi="zh_TW"/>
-          </w:rPr>
-          <w:rPr>
-            <w:color w:val="0000EE"/>
-            <w:u w:val="single"/>
-          </w:rPr>
-          <w:t>西1:19</w:t>
-        </w:r>
-      </w:hyperlink>
+      <w:r>
+        <w:rPr>
+          <w:lang w:val="zh_TW" w:bidi="zh_TW"/>
+        </w:rPr>
+        <w:t>西1:19</w:t>
+      </w:r>
       <w:r>
         <w:rPr>
           <w:lang w:val="zh_TW" w:bidi="zh_TW"/>
         </w:rPr>
         <w:t>，</w:t>
       </w:r>
-      <w:hyperlink r:id="rId65">
-        <w:r>
-          <w:rPr>
-            <w:lang w:val="zh_TW" w:bidi="zh_TW"/>
-          </w:rPr>
-          <w:rPr>
-            <w:color w:val="0000EE"/>
-            <w:u w:val="single"/>
-          </w:rPr>
-          <w:t>2:9</w:t>
-        </w:r>
-      </w:hyperlink>
+      <w:r>
+        <w:rPr>
+          <w:lang w:val="zh_TW" w:bidi="zh_TW"/>
+        </w:rPr>
+        <w:t>2:9</w:t>
+      </w:r>
       <w:r>
         <w:rPr>
           <w:lang w:val="zh_TW" w:bidi="zh_TW"/>
         </w:rPr>
         <w:t>）。當基督住在祂的教會中，這使跟隨祂的人成為神的子民（</w:t>
       </w:r>
-      <w:hyperlink r:id="rId66">
-        <w:r>
-          <w:rPr>
-            <w:lang w:val="zh_TW" w:bidi="zh_TW"/>
-          </w:rPr>
-          <w:rPr>
-            <w:color w:val="0000EE"/>
-            <w:u w:val="single"/>
-          </w:rPr>
-          <w:t>西1:15–23</w:t>
-        </w:r>
-      </w:hyperlink>
+      <w:r>
+        <w:rPr>
+          <w:lang w:val="zh_TW" w:bidi="zh_TW"/>
+        </w:rPr>
+        <w:t>西1:15–23</w:t>
+      </w:r>
       <w:r>
         <w:rPr>
           <w:lang w:val="zh_TW" w:bidi="zh_TW"/>
@@ -1757,18 +1385,12 @@
         </w:rPr>
         <w:t>」（</w:t>
       </w:r>
-      <w:hyperlink r:id="rId67">
-        <w:r>
-          <w:rPr>
-            <w:lang w:val="zh_TW" w:bidi="zh_TW"/>
-          </w:rPr>
-          <w:rPr>
-            <w:color w:val="0000EE"/>
-            <w:u w:val="single"/>
-          </w:rPr>
-          <w:t>林後4:4–6</w:t>
-        </w:r>
-      </w:hyperlink>
+      <w:r>
+        <w:rPr>
+          <w:lang w:val="zh_TW" w:bidi="zh_TW"/>
+        </w:rPr>
+        <w:t>林後4:4–6</w:t>
+      </w:r>
       <w:r>
         <w:rPr>
           <w:lang w:val="zh_TW" w:bidi="zh_TW"/>
@@ -1801,18 +1423,12 @@
         </w:rPr>
         <w:t>」（</w:t>
       </w:r>
-      <w:hyperlink r:id="rId68">
-        <w:r>
-          <w:rPr>
-            <w:lang w:val="zh_TW" w:bidi="zh_TW"/>
-          </w:rPr>
-          <w:rPr>
-            <w:color w:val="0000EE"/>
-            <w:u w:val="single"/>
-          </w:rPr>
-          <w:t>來1:3</w:t>
-        </w:r>
-      </w:hyperlink>
+      <w:r>
+        <w:rPr>
+          <w:lang w:val="zh_TW" w:bidi="zh_TW"/>
+        </w:rPr>
+        <w:t>來1:3</w:t>
+      </w:r>
       <w:r>
         <w:rPr>
           <w:lang w:val="zh_TW" w:bidi="zh_TW"/>
@@ -1918,228 +1534,150 @@
         </w:rPr>
         <w:t>此短語在一些英譯本中與「罪得赦免（forgiveness of sins）」同義。新約中使用多種詞語來表達同一個真理。對於罪得赦免的概念，有多種表達方式（「寬容（passing over）」，</w:t>
       </w:r>
-      <w:hyperlink r:id="rId69">
-        <w:r>
-          <w:rPr>
-            <w:lang w:val="zh_TW" w:bidi="zh_TW"/>
-          </w:rPr>
-          <w:rPr>
-            <w:color w:val="0000EE"/>
-            <w:u w:val="single"/>
-          </w:rPr>
-          <w:t>羅3:25</w:t>
-        </w:r>
-      </w:hyperlink>
+      <w:r>
+        <w:rPr>
+          <w:lang w:val="zh_TW" w:bidi="zh_TW"/>
+        </w:rPr>
+        <w:t>羅3:25</w:t>
+      </w:r>
       <w:r>
         <w:rPr>
           <w:lang w:val="zh_TW" w:bidi="zh_TW"/>
         </w:rPr>
         <w:t>；「遮蓋」，</w:t>
       </w:r>
-      <w:hyperlink r:id="rId70">
-        <w:r>
-          <w:rPr>
-            <w:lang w:val="zh_TW" w:bidi="zh_TW"/>
-          </w:rPr>
-          <w:rPr>
-            <w:color w:val="0000EE"/>
-            <w:u w:val="single"/>
-          </w:rPr>
-          <w:t>羅4:7</w:t>
-        </w:r>
-      </w:hyperlink>
+      <w:r>
+        <w:rPr>
+          <w:lang w:val="zh_TW" w:bidi="zh_TW"/>
+        </w:rPr>
+        <w:t>羅4:7</w:t>
+      </w:r>
       <w:r>
         <w:rPr>
           <w:lang w:val="zh_TW" w:bidi="zh_TW"/>
         </w:rPr>
         <w:t>；「不算為有罪」，</w:t>
       </w:r>
-      <w:hyperlink r:id="rId71">
-        <w:r>
-          <w:rPr>
-            <w:lang w:val="zh_TW" w:bidi="zh_TW"/>
-          </w:rPr>
-          <w:rPr>
-            <w:color w:val="0000EE"/>
-            <w:u w:val="single"/>
-          </w:rPr>
-          <w:t>羅4:8</w:t>
-        </w:r>
-      </w:hyperlink>
+      <w:r>
+        <w:rPr>
+          <w:lang w:val="zh_TW" w:bidi="zh_TW"/>
+        </w:rPr>
+        <w:t>羅4:8</w:t>
+      </w:r>
       <w:r>
         <w:rPr>
           <w:lang w:val="zh_TW" w:bidi="zh_TW"/>
         </w:rPr>
         <w:t>；「不再記念」，</w:t>
       </w:r>
-      <w:hyperlink r:id="rId72">
-        <w:r>
-          <w:rPr>
-            <w:lang w:val="zh_TW" w:bidi="zh_TW"/>
-          </w:rPr>
-          <w:rPr>
-            <w:color w:val="0000EE"/>
-            <w:u w:val="single"/>
-          </w:rPr>
-          <w:t>來10:17</w:t>
-        </w:r>
-      </w:hyperlink>
+      <w:r>
+        <w:rPr>
+          <w:lang w:val="zh_TW" w:bidi="zh_TW"/>
+        </w:rPr>
+        <w:t>來10:17</w:t>
+      </w:r>
       <w:r>
         <w:rPr>
           <w:lang w:val="zh_TW" w:bidi="zh_TW"/>
         </w:rPr>
         <w:t>）。其中一個最重要的是譯為「赦免（remission）」的詞（</w:t>
       </w:r>
-      <w:hyperlink r:id="rId73">
-        <w:r>
-          <w:rPr>
-            <w:lang w:val="zh_TW" w:bidi="zh_TW"/>
-          </w:rPr>
-          <w:rPr>
-            <w:color w:val="0000EE"/>
-            <w:u w:val="single"/>
-          </w:rPr>
-          <w:t>太26:28</w:t>
-        </w:r>
-      </w:hyperlink>
+      <w:r>
+        <w:rPr>
+          <w:lang w:val="zh_TW" w:bidi="zh_TW"/>
+        </w:rPr>
+        <w:t>太26:28</w:t>
+      </w:r>
       <w:r>
         <w:rPr>
           <w:lang w:val="zh_TW" w:bidi="zh_TW"/>
         </w:rPr>
         <w:t>；</w:t>
       </w:r>
-      <w:hyperlink r:id="rId74">
-        <w:r>
-          <w:rPr>
-            <w:lang w:val="zh_TW" w:bidi="zh_TW"/>
-          </w:rPr>
-          <w:rPr>
-            <w:color w:val="0000EE"/>
-            <w:u w:val="single"/>
-          </w:rPr>
-          <w:t>可1:4</w:t>
-        </w:r>
-      </w:hyperlink>
+      <w:r>
+        <w:rPr>
+          <w:lang w:val="zh_TW" w:bidi="zh_TW"/>
+        </w:rPr>
+        <w:t>可1:4</w:t>
+      </w:r>
       <w:r>
         <w:rPr>
           <w:lang w:val="zh_TW" w:bidi="zh_TW"/>
         </w:rPr>
         <w:t>；</w:t>
       </w:r>
-      <w:hyperlink r:id="rId75">
-        <w:r>
-          <w:rPr>
-            <w:lang w:val="zh_TW" w:bidi="zh_TW"/>
-          </w:rPr>
-          <w:rPr>
-            <w:color w:val="0000EE"/>
-            <w:u w:val="single"/>
-          </w:rPr>
-          <w:t>路1:77</w:t>
-        </w:r>
-      </w:hyperlink>
+      <w:r>
+        <w:rPr>
+          <w:lang w:val="zh_TW" w:bidi="zh_TW"/>
+        </w:rPr>
+        <w:t>路1:77</w:t>
+      </w:r>
       <w:r>
         <w:rPr>
           <w:lang w:val="zh_TW" w:bidi="zh_TW"/>
         </w:rPr>
         <w:t>，</w:t>
       </w:r>
-      <w:hyperlink r:id="rId76">
-        <w:r>
-          <w:rPr>
-            <w:lang w:val="zh_TW" w:bidi="zh_TW"/>
-          </w:rPr>
-          <w:rPr>
-            <w:color w:val="0000EE"/>
-            <w:u w:val="single"/>
-          </w:rPr>
-          <w:t>3:3</w:t>
-        </w:r>
-      </w:hyperlink>
+      <w:r>
+        <w:rPr>
+          <w:lang w:val="zh_TW" w:bidi="zh_TW"/>
+        </w:rPr>
+        <w:t>3:3</w:t>
+      </w:r>
       <w:r>
         <w:rPr>
           <w:lang w:val="zh_TW" w:bidi="zh_TW"/>
         </w:rPr>
         <w:t>，</w:t>
       </w:r>
-      <w:hyperlink r:id="rId77">
-        <w:r>
-          <w:rPr>
-            <w:lang w:val="zh_TW" w:bidi="zh_TW"/>
-          </w:rPr>
-          <w:rPr>
-            <w:color w:val="0000EE"/>
-            <w:u w:val="single"/>
-          </w:rPr>
-          <w:t>24:47</w:t>
-        </w:r>
-      </w:hyperlink>
+      <w:r>
+        <w:rPr>
+          <w:lang w:val="zh_TW" w:bidi="zh_TW"/>
+        </w:rPr>
+        <w:t>24:47</w:t>
+      </w:r>
       <w:r>
         <w:rPr>
           <w:lang w:val="zh_TW" w:bidi="zh_TW"/>
         </w:rPr>
         <w:t>；</w:t>
       </w:r>
-      <w:hyperlink r:id="rId78">
-        <w:r>
-          <w:rPr>
-            <w:lang w:val="zh_TW" w:bidi="zh_TW"/>
-          </w:rPr>
-          <w:rPr>
-            <w:color w:val="0000EE"/>
-            <w:u w:val="single"/>
-          </w:rPr>
-          <w:t>徒2:38，</w:t>
-        </w:r>
-      </w:hyperlink>
-      <w:hyperlink r:id="rId79">
-        <w:r>
-          <w:rPr>
-            <w:lang w:val="zh_TW" w:bidi="zh_TW"/>
-          </w:rPr>
-          <w:rPr>
-            <w:color w:val="0000EE"/>
-            <w:u w:val="single"/>
-          </w:rPr>
-          <w:t>10:43</w:t>
-        </w:r>
-      </w:hyperlink>
+      <w:r>
+        <w:rPr>
+          <w:lang w:val="zh_TW" w:bidi="zh_TW"/>
+        </w:rPr>
+        <w:t>徒2:38，</w:t>
+      </w:r>
+      <w:r>
+        <w:rPr>
+          <w:lang w:val="zh_TW" w:bidi="zh_TW"/>
+        </w:rPr>
+        <w:t>10:43</w:t>
+      </w:r>
       <w:r>
         <w:rPr>
           <w:lang w:val="zh_TW" w:bidi="zh_TW"/>
         </w:rPr>
         <w:t>；</w:t>
       </w:r>
-      <w:hyperlink r:id="rId80">
-        <w:r>
-          <w:rPr>
-            <w:lang w:val="zh_TW" w:bidi="zh_TW"/>
-          </w:rPr>
-          <w:rPr>
-            <w:color w:val="0000EE"/>
-            <w:u w:val="single"/>
-          </w:rPr>
-          <w:t>來9:22</w:t>
-        </w:r>
-      </w:hyperlink>
+      <w:r>
+        <w:rPr>
+          <w:lang w:val="zh_TW" w:bidi="zh_TW"/>
+        </w:rPr>
+        <w:t>來9:22</w:t>
+      </w:r>
       <w:r>
         <w:rPr>
           <w:lang w:val="zh_TW" w:bidi="zh_TW"/>
         </w:rPr>
         <w:t>，</w:t>
       </w:r>
-      <w:hyperlink r:id="rId81">
-        <w:r>
-          <w:rPr>
-            <w:lang w:val="zh_TW" w:bidi="zh_TW"/>
-          </w:rPr>
-          <w:rPr>
-            <w:color w:val="0000EE"/>
-            <w:u w:val="single"/>
-          </w:rPr>
-          <w:t>10:18</w:t>
-        </w:r>
-      </w:hyperlink>
+      <w:r>
+        <w:rPr>
+          <w:lang w:val="zh_TW" w:bidi="zh_TW"/>
+        </w:rPr>
+        <w:t>10:18</w:t>
+      </w:r>
       <w:r>
         <w:rPr>
           <w:lang w:val="zh_TW" w:bidi="zh_TW"/>
@@ -2160,126 +1698,84 @@
         </w:rPr>
         <w:t>這個詞在希臘文中有一個有趣的傳統。在法律上，它被用來表示解除職務、免除責任、豁免債務或懲罰。後來，它也指特赦或免稅。在新約的用法中，該動詞意為「釋放」、「留下」或「送走」。因此，這個名詞可以（而且經常）被翻譯為「饒恕」以及「赦免」（</w:t>
       </w:r>
-      <w:hyperlink r:id="rId82">
-        <w:r>
-          <w:rPr>
-            <w:lang w:val="zh_TW" w:bidi="zh_TW"/>
-          </w:rPr>
-          <w:rPr>
-            <w:color w:val="0000EE"/>
-            <w:u w:val="single"/>
-          </w:rPr>
-          <w:t>徒5:31</w:t>
-        </w:r>
-      </w:hyperlink>
+      <w:r>
+        <w:rPr>
+          <w:lang w:val="zh_TW" w:bidi="zh_TW"/>
+        </w:rPr>
+        <w:t>徒5:31</w:t>
+      </w:r>
       <w:r>
         <w:rPr>
           <w:lang w:val="zh_TW" w:bidi="zh_TW"/>
         </w:rPr>
         <w:t>，</w:t>
       </w:r>
-      <w:hyperlink r:id="rId83">
-        <w:r>
-          <w:rPr>
-            <w:lang w:val="zh_TW" w:bidi="zh_TW"/>
-          </w:rPr>
-          <w:rPr>
-            <w:color w:val="0000EE"/>
-            <w:u w:val="single"/>
-          </w:rPr>
-          <w:t>13:38</w:t>
-        </w:r>
-      </w:hyperlink>
+      <w:r>
+        <w:rPr>
+          <w:lang w:val="zh_TW" w:bidi="zh_TW"/>
+        </w:rPr>
+        <w:t>13:38</w:t>
+      </w:r>
       <w:r>
         <w:rPr>
           <w:lang w:val="zh_TW" w:bidi="zh_TW"/>
         </w:rPr>
         <w:t>，</w:t>
       </w:r>
-      <w:hyperlink r:id="rId84">
-        <w:r>
-          <w:rPr>
-            <w:lang w:val="zh_TW" w:bidi="zh_TW"/>
-          </w:rPr>
-          <w:rPr>
-            <w:color w:val="0000EE"/>
-            <w:u w:val="single"/>
-          </w:rPr>
-          <w:t>26:18</w:t>
-        </w:r>
-      </w:hyperlink>
+      <w:r>
+        <w:rPr>
+          <w:lang w:val="zh_TW" w:bidi="zh_TW"/>
+        </w:rPr>
+        <w:t>26:18</w:t>
+      </w:r>
       <w:r>
         <w:rPr>
           <w:lang w:val="zh_TW" w:bidi="zh_TW"/>
         </w:rPr>
         <w:t>；</w:t>
       </w:r>
-      <w:hyperlink r:id="rId85">
-        <w:r>
-          <w:rPr>
-            <w:lang w:val="zh_TW" w:bidi="zh_TW"/>
-          </w:rPr>
-          <w:rPr>
-            <w:color w:val="0000EE"/>
-            <w:u w:val="single"/>
-          </w:rPr>
-          <w:t>弗1:7</w:t>
-        </w:r>
-      </w:hyperlink>
+      <w:r>
+        <w:rPr>
+          <w:lang w:val="zh_TW" w:bidi="zh_TW"/>
+        </w:rPr>
+        <w:t>弗1:7</w:t>
+      </w:r>
       <w:r>
         <w:rPr>
           <w:lang w:val="zh_TW" w:bidi="zh_TW"/>
         </w:rPr>
         <w:t>；</w:t>
       </w:r>
-      <w:hyperlink r:id="rId86">
-        <w:r>
-          <w:rPr>
-            <w:lang w:val="zh_TW" w:bidi="zh_TW"/>
-          </w:rPr>
-          <w:rPr>
-            <w:color w:val="0000EE"/>
-            <w:u w:val="single"/>
-          </w:rPr>
-          <w:t>西1:14</w:t>
-        </w:r>
-      </w:hyperlink>
+      <w:r>
+        <w:rPr>
+          <w:lang w:val="zh_TW" w:bidi="zh_TW"/>
+        </w:rPr>
+        <w:t>西1:14</w:t>
+      </w:r>
       <w:r>
         <w:rPr>
           <w:lang w:val="zh_TW" w:bidi="zh_TW"/>
         </w:rPr>
         <w:t>）。雖然饒恕可以在人與人之間以及神與人之間發生，但「赦免」這個詞所指的饒恕幾乎總是指神的赦免（</w:t>
       </w:r>
-      <w:hyperlink r:id="rId73">
-        <w:r>
-          <w:rPr>
-            <w:lang w:val="zh_TW" w:bidi="zh_TW"/>
-          </w:rPr>
-          <w:rPr>
-            <w:color w:val="0000EE"/>
-            <w:u w:val="single"/>
-          </w:rPr>
-          <w:t>太26:28</w:t>
-        </w:r>
-      </w:hyperlink>
+      <w:r>
+        <w:rPr>
+          <w:lang w:val="zh_TW" w:bidi="zh_TW"/>
+        </w:rPr>
+        <w:t>太26:28</w:t>
+      </w:r>
       <w:r>
         <w:rPr>
           <w:lang w:val="zh_TW" w:bidi="zh_TW"/>
         </w:rPr>
         <w:t>；</w:t>
       </w:r>
-      <w:hyperlink r:id="rId79">
-        <w:r>
-          <w:rPr>
-            <w:lang w:val="zh_TW" w:bidi="zh_TW"/>
-          </w:rPr>
-          <w:rPr>
-            <w:color w:val="0000EE"/>
-            <w:u w:val="single"/>
-          </w:rPr>
-          <w:t>徒10:43</w:t>
-        </w:r>
-      </w:hyperlink>
+      <w:r>
+        <w:rPr>
+          <w:lang w:val="zh_TW" w:bidi="zh_TW"/>
+        </w:rPr>
+        <w:t>徒10:43</w:t>
+      </w:r>
       <w:r>
         <w:rPr>
           <w:lang w:val="zh_TW" w:bidi="zh_TW"/>
@@ -2702,36 +2198,24 @@
         </w:rPr>
         <w:t>亞伯拉罕在信心上的考驗是一個經典例子。神吩咐他將兒子獻上為祭——但那是他不能失去的禮物。亞伯拉罕十分掙扎去做這個決定，他不想失去兒子，也不想失去與神的情誼。當以撒問到獻祭的羊羔在哪裡時，亞伯拉罕回答說：「我兒，神必自己預備作燔祭的羊羔。」（</w:t>
       </w:r>
-      <w:hyperlink r:id="rId87">
-        <w:r>
-          <w:rPr>
-            <w:lang w:val="zh_TW" w:bidi="zh_TW"/>
-          </w:rPr>
-          <w:rPr>
-            <w:color w:val="0000EE"/>
-            <w:u w:val="single"/>
-          </w:rPr>
-          <w:t>創22:8</w:t>
-        </w:r>
-      </w:hyperlink>
+      <w:r>
+        <w:rPr>
+          <w:lang w:val="zh_TW" w:bidi="zh_TW"/>
+        </w:rPr>
+        <w:t>創22:8</w:t>
+      </w:r>
       <w:r>
         <w:rPr>
           <w:lang w:val="zh_TW" w:bidi="zh_TW"/>
         </w:rPr>
         <w:t>）。神果然預備了合宜的祭物，就是「兩角扣在稠密的小樹中」的一隻公羊（</w:t>
       </w:r>
-      <w:hyperlink r:id="rId88">
-        <w:r>
-          <w:rPr>
-            <w:lang w:val="zh_TW" w:bidi="zh_TW"/>
-          </w:rPr>
-          <w:rPr>
-            <w:color w:val="0000EE"/>
-            <w:u w:val="single"/>
-          </w:rPr>
-          <w:t>創22:13</w:t>
-        </w:r>
-      </w:hyperlink>
+      <w:r>
+        <w:rPr>
+          <w:lang w:val="zh_TW" w:bidi="zh_TW"/>
+        </w:rPr>
+        <w:t>創22:13</w:t>
+      </w:r>
       <w:r>
         <w:rPr>
           <w:lang w:val="zh_TW" w:bidi="zh_TW"/>
@@ -2766,18 +2250,12 @@
         </w:rPr>
         <w:t>在新約聖經裡，保羅稱讚腓立比信徒支持他的宣教工作。他深信神的攝理也必扶助他們：「我的神必照他榮耀的豐富，在基督耶穌裡，使你們一切所需用的都充足。」（</w:t>
       </w:r>
-      <w:hyperlink r:id="rId89">
-        <w:r>
-          <w:rPr>
-            <w:lang w:val="zh_TW" w:bidi="zh_TW"/>
-          </w:rPr>
-          <w:rPr>
-            <w:color w:val="0000EE"/>
-            <w:u w:val="single"/>
-          </w:rPr>
-          <w:t>腓4:19</w:t>
-        </w:r>
-      </w:hyperlink>
+      <w:r>
+        <w:rPr>
+          <w:lang w:val="zh_TW" w:bidi="zh_TW"/>
+        </w:rPr>
+        <w:t>腓4:19</w:t>
+      </w:r>
       <w:r>
         <w:rPr>
           <w:lang w:val="zh_TW" w:bidi="zh_TW"/>
@@ -2809,36 +2287,24 @@
         </w:rPr>
         <w:t>保羅對腓立比信徒說完那句話之後（「我的神必照他榮耀的豐富」——</w:t>
       </w:r>
-      <w:hyperlink r:id="rId89">
-        <w:r>
-          <w:rPr>
-            <w:lang w:val="zh_TW" w:bidi="zh_TW"/>
-          </w:rPr>
-          <w:rPr>
-            <w:color w:val="0000EE"/>
-            <w:u w:val="single"/>
-          </w:rPr>
-          <w:t>腓4:19</w:t>
-        </w:r>
-      </w:hyperlink>
+      <w:r>
+        <w:rPr>
+          <w:lang w:val="zh_TW" w:bidi="zh_TW"/>
+        </w:rPr>
+        <w:t>腓4:19</w:t>
+      </w:r>
       <w:r>
         <w:rPr>
           <w:lang w:val="zh_TW" w:bidi="zh_TW"/>
         </w:rPr>
         <w:t>），他就向「我們的父神」獻上頌讚（</w:t>
       </w:r>
-      <w:hyperlink r:id="rId90">
-        <w:r>
-          <w:rPr>
-            <w:lang w:val="zh_TW" w:bidi="zh_TW"/>
-          </w:rPr>
-          <w:rPr>
-            <w:color w:val="0000EE"/>
-            <w:u w:val="single"/>
-          </w:rPr>
-          <w:t>20</w:t>
-        </w:r>
-      </w:hyperlink>
+      <w:r>
+        <w:rPr>
+          <w:lang w:val="zh_TW" w:bidi="zh_TW"/>
+        </w:rPr>
+        <w:t>20</w:t>
+      </w:r>
       <w:r>
         <w:rPr>
           <w:lang w:val="zh_TW" w:bidi="zh_TW"/>
